--- a/Final_phase_Article/Writing/Revisions_april_13/2026_03_31_Revised_ESA_RCT_Manuscript.docx
+++ b/Final_phase_Article/Writing/Revisions_april_13/2026_03_31_Revised_ESA_RCT_Manuscript.docx
@@ -4252,20 +4252,72 @@
           <w:highlight w:val="yellow"/>
           <w:lang w:eastAsia="de-DE"/>
         </w:rPr>
-        <w:t>, we did not perform a systematic selection of all RCTs</w:t>
-      </w:r>
-      <w:r>
-        <w:rPr>
-          <w:rFonts w:eastAsia="Times New Roman" w:cs="Calibri"/>
-          <w:b/>
-          <w:bCs/>
-          <w:i/>
-          <w:iCs/>
-          <w:color w:val="000000" w:themeColor="text1"/>
-          <w:highlight w:val="yellow"/>
-          <w:lang w:eastAsia="de-DE"/>
-        </w:rPr>
-        <w:t>. Alternatively, we performed a survey of surgical RCTs</w:t>
+        <w:t xml:space="preserve">, we did not perform a systematic selection of all </w:t>
+      </w:r>
+      <w:r>
+        <w:rPr>
+          <w:rFonts w:eastAsia="Times New Roman" w:cs="Calibri"/>
+          <w:b/>
+          <w:bCs/>
+          <w:i/>
+          <w:iCs/>
+          <w:color w:val="000000" w:themeColor="text1"/>
+          <w:highlight w:val="yellow"/>
+          <w:lang w:eastAsia="de-DE"/>
+        </w:rPr>
+        <w:t xml:space="preserve">surgical </w:t>
+      </w:r>
+      <w:r>
+        <w:rPr>
+          <w:rFonts w:eastAsia="Times New Roman" w:cs="Calibri"/>
+          <w:b/>
+          <w:bCs/>
+          <w:i/>
+          <w:iCs/>
+          <w:color w:val="000000" w:themeColor="text1"/>
+          <w:highlight w:val="yellow"/>
+          <w:lang w:eastAsia="de-DE"/>
+        </w:rPr>
+        <w:t>RCTs</w:t>
+      </w:r>
+      <w:r>
+        <w:rPr>
+          <w:rFonts w:eastAsia="Times New Roman" w:cs="Calibri"/>
+          <w:b/>
+          <w:bCs/>
+          <w:i/>
+          <w:iCs/>
+          <w:color w:val="000000" w:themeColor="text1"/>
+          <w:highlight w:val="yellow"/>
+          <w:lang w:eastAsia="de-DE"/>
+        </w:rPr>
+        <w:t xml:space="preserve"> identified</w:t>
+      </w:r>
+      <w:r>
+        <w:rPr>
+          <w:rFonts w:eastAsia="Times New Roman" w:cs="Calibri"/>
+          <w:b/>
+          <w:bCs/>
+          <w:i/>
+          <w:iCs/>
+          <w:color w:val="000000" w:themeColor="text1"/>
+          <w:highlight w:val="yellow"/>
+          <w:lang w:eastAsia="de-DE"/>
+        </w:rPr>
+        <w:t xml:space="preserve">. Alternatively, we performed a survey of </w:t>
+      </w:r>
+      <w:r>
+        <w:rPr>
+          <w:rFonts w:eastAsia="Times New Roman" w:cs="Calibri"/>
+          <w:b/>
+          <w:bCs/>
+          <w:i/>
+          <w:iCs/>
+          <w:color w:val="000000" w:themeColor="text1"/>
+          <w:highlight w:val="yellow"/>
+          <w:lang w:eastAsia="de-DE"/>
+        </w:rPr>
+        <w:t>them</w:t>
       </w:r>
       <w:r>
         <w:rPr>
@@ -4520,6 +4572,45 @@
           <w:highlight w:val="yellow"/>
           <w:lang w:eastAsia="de-DE"/>
         </w:rPr>
+        <w:t xml:space="preserve"> in </w:t>
+      </w:r>
+      <w:r>
+        <w:rPr>
+          <w:rFonts w:eastAsia="Times New Roman" w:cs="Calibri"/>
+          <w:b/>
+          <w:bCs/>
+          <w:i/>
+          <w:iCs/>
+          <w:color w:val="000000" w:themeColor="text1"/>
+          <w:highlight w:val="yellow"/>
+          <w:lang w:eastAsia="de-DE"/>
+        </w:rPr>
+        <w:t xml:space="preserve">the default </w:t>
+      </w:r>
+      <w:r>
+        <w:rPr>
+          <w:rFonts w:eastAsia="Times New Roman" w:cs="Calibri"/>
+          <w:b/>
+          <w:bCs/>
+          <w:i/>
+          <w:iCs/>
+          <w:color w:val="000000" w:themeColor="text1"/>
+          <w:highlight w:val="yellow"/>
+          <w:lang w:eastAsia="de-DE"/>
+        </w:rPr>
+        <w:t>randomly generated order</w:t>
+      </w:r>
+      <w:r>
+        <w:rPr>
+          <w:rFonts w:eastAsia="Times New Roman" w:cs="Calibri"/>
+          <w:b/>
+          <w:bCs/>
+          <w:i/>
+          <w:iCs/>
+          <w:color w:val="000000" w:themeColor="text1"/>
+          <w:highlight w:val="yellow"/>
+          <w:lang w:eastAsia="de-DE"/>
+        </w:rPr>
         <w:t xml:space="preserve"> </w:t>
       </w:r>
       <w:r>
@@ -4533,7 +4624,20 @@
           <w:highlight w:val="yellow"/>
           <w:lang w:eastAsia="de-DE"/>
         </w:rPr>
-        <w:t>in a randomly generated order</w:t>
+        <w:t>(no sorting or prioritization applied),</w:t>
+      </w:r>
+      <w:r>
+        <w:rPr>
+          <w:rFonts w:eastAsia="Times New Roman" w:cs="Calibri"/>
+          <w:b/>
+          <w:bCs/>
+          <w:i/>
+          <w:iCs/>
+          <w:color w:val="000000" w:themeColor="text1"/>
+          <w:highlight w:val="yellow"/>
+          <w:lang w:eastAsia="de-DE"/>
+        </w:rPr>
+        <w:t xml:space="preserve"> which was</w:t>
       </w:r>
       <w:r>
         <w:rPr>
@@ -4559,32 +4663,6 @@
           <w:highlight w:val="yellow"/>
           <w:lang w:eastAsia="de-DE"/>
         </w:rPr>
-        <w:t>(no sorting or prioritization applied)</w:t>
-      </w:r>
-      <w:r>
-        <w:rPr>
-          <w:rFonts w:eastAsia="Times New Roman" w:cs="Calibri"/>
-          <w:b/>
-          <w:bCs/>
-          <w:i/>
-          <w:iCs/>
-          <w:color w:val="000000" w:themeColor="text1"/>
-          <w:highlight w:val="yellow"/>
-          <w:lang w:eastAsia="de-DE"/>
-        </w:rPr>
-        <w:t xml:space="preserve">, </w:t>
-      </w:r>
-      <w:r>
-        <w:rPr>
-          <w:rFonts w:eastAsia="Times New Roman" w:cs="Calibri"/>
-          <w:b/>
-          <w:bCs/>
-          <w:i/>
-          <w:iCs/>
-          <w:color w:val="000000" w:themeColor="text1"/>
-          <w:highlight w:val="yellow"/>
-          <w:lang w:eastAsia="de-DE"/>
-        </w:rPr>
         <w:t>identical</w:t>
       </w:r>
       <w:r>
@@ -4624,7 +4702,59 @@
           <w:highlight w:val="yellow"/>
           <w:lang w:eastAsia="de-DE"/>
         </w:rPr>
-        <w:t xml:space="preserve"> both reviewers</w:t>
+        <w:t xml:space="preserve"> both reviewers.</w:t>
+      </w:r>
+      <w:r>
+        <w:rPr>
+          <w:rFonts w:eastAsia="Times New Roman" w:cs="Calibri"/>
+          <w:b/>
+          <w:bCs/>
+          <w:i/>
+          <w:iCs/>
+          <w:color w:val="000000" w:themeColor="text1"/>
+          <w:highlight w:val="yellow"/>
+          <w:lang w:eastAsia="de-DE"/>
+        </w:rPr>
+        <w:t xml:space="preserve"> Abstract screening was continued until the number of </w:t>
+      </w:r>
+      <w:r>
+        <w:rPr>
+          <w:rFonts w:eastAsia="Times New Roman" w:cs="Calibri"/>
+          <w:b/>
+          <w:bCs/>
+          <w:i/>
+          <w:iCs/>
+          <w:color w:val="000000" w:themeColor="text1"/>
+          <w:highlight w:val="yellow"/>
+          <w:lang w:eastAsia="de-DE"/>
+        </w:rPr>
+        <w:t xml:space="preserve">potentially eligible records </w:t>
+      </w:r>
+      <w:r>
+        <w:rPr>
+          <w:rFonts w:eastAsia="Times New Roman" w:cs="Calibri"/>
+          <w:b/>
+          <w:bCs/>
+          <w:i/>
+          <w:iCs/>
+          <w:color w:val="000000" w:themeColor="text1"/>
+          <w:highlight w:val="yellow"/>
+          <w:lang w:eastAsia="de-DE"/>
+        </w:rPr>
+        <w:t>approached the predefined target</w:t>
+      </w:r>
+      <w:r>
+        <w:rPr>
+          <w:rFonts w:eastAsia="Times New Roman" w:cs="Calibri"/>
+          <w:b/>
+          <w:bCs/>
+          <w:i/>
+          <w:iCs/>
+          <w:color w:val="000000" w:themeColor="text1"/>
+          <w:highlight w:val="yellow"/>
+          <w:lang w:eastAsia="de-DE"/>
+        </w:rPr>
+        <w:t xml:space="preserve"> sample size</w:t>
       </w:r>
       <w:r>
         <w:rPr>
@@ -4647,84 +4777,6 @@
           <w:i/>
           <w:iCs/>
           <w:color w:val="000000" w:themeColor="text1"/>
-          <w:highlight w:val="yellow"/>
-          <w:lang w:eastAsia="de-DE"/>
-        </w:rPr>
-        <w:t xml:space="preserve"> Abstract</w:t>
-      </w:r>
-      <w:r>
-        <w:rPr>
-          <w:rFonts w:eastAsia="Times New Roman" w:cs="Calibri"/>
-          <w:b/>
-          <w:bCs/>
-          <w:i/>
-          <w:iCs/>
-          <w:color w:val="000000" w:themeColor="text1"/>
-          <w:highlight w:val="yellow"/>
-          <w:lang w:eastAsia="de-DE"/>
-        </w:rPr>
-        <w:t xml:space="preserve"> screening was continued until the number of </w:t>
-      </w:r>
-      <w:r>
-        <w:rPr>
-          <w:rFonts w:eastAsia="Times New Roman" w:cs="Calibri"/>
-          <w:b/>
-          <w:bCs/>
-          <w:i/>
-          <w:iCs/>
-          <w:color w:val="000000" w:themeColor="text1"/>
-          <w:highlight w:val="yellow"/>
-          <w:lang w:eastAsia="de-DE"/>
-        </w:rPr>
-        <w:t xml:space="preserve">potentially eligible records </w:t>
-      </w:r>
-      <w:r>
-        <w:rPr>
-          <w:rFonts w:eastAsia="Times New Roman" w:cs="Calibri"/>
-          <w:b/>
-          <w:bCs/>
-          <w:i/>
-          <w:iCs/>
-          <w:color w:val="000000" w:themeColor="text1"/>
-          <w:highlight w:val="yellow"/>
-          <w:lang w:eastAsia="de-DE"/>
-        </w:rPr>
-        <w:t>approached the predefined target</w:t>
-      </w:r>
-      <w:r>
-        <w:rPr>
-          <w:rFonts w:eastAsia="Times New Roman" w:cs="Calibri"/>
-          <w:b/>
-          <w:bCs/>
-          <w:i/>
-          <w:iCs/>
-          <w:color w:val="000000" w:themeColor="text1"/>
-          <w:highlight w:val="yellow"/>
-          <w:lang w:eastAsia="de-DE"/>
-        </w:rPr>
-        <w:t xml:space="preserve"> sample size</w:t>
-      </w:r>
-      <w:r>
-        <w:rPr>
-          <w:rFonts w:eastAsia="Times New Roman" w:cs="Calibri"/>
-          <w:b/>
-          <w:bCs/>
-          <w:i/>
-          <w:iCs/>
-          <w:color w:val="000000" w:themeColor="text1"/>
-          <w:highlight w:val="yellow"/>
-          <w:lang w:eastAsia="de-DE"/>
-        </w:rPr>
-        <w:t>.</w:t>
-      </w:r>
-      <w:r>
-        <w:rPr>
-          <w:rFonts w:eastAsia="Times New Roman" w:cs="Calibri"/>
-          <w:b/>
-          <w:bCs/>
-          <w:i/>
-          <w:iCs/>
-          <w:color w:val="000000" w:themeColor="text1"/>
           <w:lang w:eastAsia="de-DE"/>
         </w:rPr>
         <w:t xml:space="preserve"> </w:t>
@@ -4740,85 +4792,7 @@
           <w:highlight w:val="yellow"/>
           <w:lang w:eastAsia="de-DE"/>
         </w:rPr>
-        <w:t xml:space="preserve">Full-text </w:t>
-      </w:r>
-      <w:r>
-        <w:rPr>
-          <w:rFonts w:eastAsia="Times New Roman" w:cs="Calibri"/>
-          <w:b/>
-          <w:bCs/>
-          <w:i/>
-          <w:iCs/>
-          <w:color w:val="000000" w:themeColor="text1"/>
-          <w:highlight w:val="yellow"/>
-          <w:lang w:eastAsia="de-DE"/>
-        </w:rPr>
-        <w:t>selection</w:t>
-      </w:r>
-      <w:r>
-        <w:rPr>
-          <w:rFonts w:eastAsia="Times New Roman" w:cs="Calibri"/>
-          <w:b/>
-          <w:bCs/>
-          <w:i/>
-          <w:iCs/>
-          <w:color w:val="000000" w:themeColor="text1"/>
-          <w:highlight w:val="yellow"/>
-          <w:lang w:eastAsia="de-DE"/>
-        </w:rPr>
-        <w:t xml:space="preserve"> was then performed, result</w:t>
-      </w:r>
-      <w:r>
-        <w:rPr>
-          <w:rFonts w:eastAsia="Times New Roman" w:cs="Calibri"/>
-          <w:b/>
-          <w:bCs/>
-          <w:i/>
-          <w:iCs/>
-          <w:color w:val="000000" w:themeColor="text1"/>
-          <w:highlight w:val="yellow"/>
-          <w:lang w:eastAsia="de-DE"/>
-        </w:rPr>
-        <w:t>ing</w:t>
-      </w:r>
-      <w:r>
-        <w:rPr>
-          <w:rFonts w:eastAsia="Times New Roman" w:cs="Calibri"/>
-          <w:b/>
-          <w:bCs/>
-          <w:i/>
-          <w:iCs/>
-          <w:color w:val="000000" w:themeColor="text1"/>
-          <w:highlight w:val="yellow"/>
-          <w:lang w:eastAsia="de-DE"/>
-        </w:rPr>
-        <w:t xml:space="preserve"> in </w:t>
-      </w:r>
-      <w:r>
-        <w:rPr>
-          <w:rFonts w:eastAsia="Times New Roman" w:cs="Calibri"/>
-          <w:b/>
-          <w:bCs/>
-          <w:i/>
-          <w:iCs/>
-          <w:color w:val="000000" w:themeColor="text1"/>
-          <w:highlight w:val="yellow"/>
-          <w:lang w:eastAsia="de-DE"/>
-        </w:rPr>
-        <w:t xml:space="preserve">the </w:t>
-      </w:r>
-      <w:r>
-        <w:rPr>
-          <w:rFonts w:eastAsia="Times New Roman" w:cs="Calibri"/>
-          <w:b/>
-          <w:bCs/>
-          <w:i/>
-          <w:iCs/>
-          <w:color w:val="000000" w:themeColor="text1"/>
-          <w:highlight w:val="yellow"/>
-          <w:lang w:eastAsia="de-DE"/>
-        </w:rPr>
-        <w:t xml:space="preserve">exclusion of </w:t>
+        <w:t xml:space="preserve">Full-text selection was then performed, resulting in the exclusion of </w:t>
       </w:r>
       <w:r>
         <w:rPr>
@@ -5150,8 +5124,15 @@
       <w:pPr>
         <w:spacing w:beforeAutospacing="1" w:afterAutospacing="1" w:line="480" w:lineRule="auto"/>
         <w:rPr>
-          <w:rFonts w:eastAsia="Arial" w:cs="Arial"/>
-          <w:szCs w:val="22"/>
+          <w:rFonts w:eastAsia="Times New Roman" w:cs="Calibri"/>
+          <w:b/>
+          <w:bCs/>
+          <w:i/>
+          <w:iCs/>
+          <w:color w:val="000000" w:themeColor="text1"/>
+          <w:kern w:val="0"/>
+          <w:lang w:eastAsia="de-DE"/>
+          <w14:ligatures w14:val="none"/>
         </w:rPr>
       </w:pPr>
       <w:r>
@@ -5162,13 +5143,198 @@
           <w:lang w:eastAsia="de-DE"/>
           <w14:ligatures w14:val="none"/>
         </w:rPr>
-        <w:t>For each eligible trial, we retrieved available pre-trial documentation, including published protocols, unpublished protocols, and registry records, as well as the corresponding final publication. Pre-trial documents were assessed for the definition of endpoints, specification of the study hypothesis (superiority, non-inferiority, or equivalence), and reporting of sample size calculations. Final publications were</w:t>
-      </w:r>
-      <w:r>
-        <w:rPr>
-          <w:rFonts w:eastAsia="Times New Roman" w:cs="Calibri"/>
-          <w:color w:val="000000" w:themeColor="text1"/>
-          <w:kern w:val="0"/>
+        <w:t xml:space="preserve">For each eligible trial, we retrieved available pre-trial documentation, including published protocols, unpublished protocols, and registry records, as well as the corresponding final publication. </w:t>
+      </w:r>
+      <w:r>
+        <w:rPr>
+          <w:rFonts w:eastAsia="Times New Roman" w:cs="Calibri"/>
+          <w:b/>
+          <w:bCs/>
+          <w:i/>
+          <w:iCs/>
+          <w:color w:val="000000" w:themeColor="text1"/>
+          <w:kern w:val="0"/>
+          <w:highlight w:val="yellow"/>
+          <w:lang w:eastAsia="de-DE"/>
+          <w14:ligatures w14:val="none"/>
+        </w:rPr>
+        <w:t xml:space="preserve">We extracted for each </w:t>
+      </w:r>
+      <w:r>
+        <w:rPr>
+          <w:rFonts w:eastAsia="Times New Roman" w:cs="Calibri"/>
+          <w:b/>
+          <w:bCs/>
+          <w:i/>
+          <w:iCs/>
+          <w:color w:val="000000" w:themeColor="text1"/>
+          <w:kern w:val="0"/>
+          <w:highlight w:val="yellow"/>
+          <w:lang w:eastAsia="de-DE"/>
+          <w14:ligatures w14:val="none"/>
+        </w:rPr>
+        <w:t>pre-trial documentation</w:t>
+      </w:r>
+      <w:r>
+        <w:rPr>
+          <w:rFonts w:eastAsia="Times New Roman" w:cs="Calibri"/>
+          <w:b/>
+          <w:bCs/>
+          <w:i/>
+          <w:iCs/>
+          <w:color w:val="000000" w:themeColor="text1"/>
+          <w:kern w:val="0"/>
+          <w:highlight w:val="yellow"/>
+          <w:lang w:eastAsia="de-DE"/>
+          <w14:ligatures w14:val="none"/>
+        </w:rPr>
+        <w:t xml:space="preserve"> and final publication </w:t>
+      </w:r>
+      <w:r>
+        <w:rPr>
+          <w:rFonts w:eastAsia="Times New Roman" w:cs="Calibri"/>
+          <w:b/>
+          <w:bCs/>
+          <w:i/>
+          <w:iCs/>
+          <w:color w:val="000000" w:themeColor="text1"/>
+          <w:kern w:val="0"/>
+          <w:highlight w:val="yellow"/>
+          <w:lang w:eastAsia="de-DE"/>
+          <w14:ligatures w14:val="none"/>
+        </w:rPr>
+        <w:t xml:space="preserve">the </w:t>
+      </w:r>
+      <w:r>
+        <w:rPr>
+          <w:rFonts w:eastAsia="Times New Roman" w:cs="Calibri"/>
+          <w:b/>
+          <w:bCs/>
+          <w:i/>
+          <w:iCs/>
+          <w:color w:val="000000" w:themeColor="text1"/>
+          <w:kern w:val="0"/>
+          <w:highlight w:val="yellow"/>
+          <w:lang w:eastAsia="de-DE"/>
+          <w14:ligatures w14:val="none"/>
+        </w:rPr>
+        <w:t xml:space="preserve">binary </w:t>
+      </w:r>
+      <w:r>
+        <w:rPr>
+          <w:rFonts w:eastAsia="Times New Roman" w:cs="Calibri"/>
+          <w:b/>
+          <w:bCs/>
+          <w:i/>
+          <w:iCs/>
+          <w:color w:val="000000" w:themeColor="text1"/>
+          <w:kern w:val="0"/>
+          <w:highlight w:val="yellow"/>
+          <w:lang w:eastAsia="de-DE"/>
+          <w14:ligatures w14:val="none"/>
+        </w:rPr>
+        <w:t>components of our primary composite endpoint (see</w:t>
+      </w:r>
+      <w:r>
+        <w:rPr>
+          <w:rFonts w:eastAsia="Times New Roman" w:cs="Calibri"/>
+          <w:b/>
+          <w:bCs/>
+          <w:i/>
+          <w:iCs/>
+          <w:color w:val="000000" w:themeColor="text1"/>
+          <w:kern w:val="0"/>
+          <w:highlight w:val="yellow"/>
+          <w:lang w:eastAsia="de-DE"/>
+          <w14:ligatures w14:val="none"/>
+        </w:rPr>
+        <w:t xml:space="preserve"> below,</w:t>
+      </w:r>
+      <w:r>
+        <w:rPr>
+          <w:rFonts w:eastAsia="Times New Roman" w:cs="Calibri"/>
+          <w:b/>
+          <w:bCs/>
+          <w:i/>
+          <w:iCs/>
+          <w:color w:val="000000" w:themeColor="text1"/>
+          <w:kern w:val="0"/>
+          <w:highlight w:val="yellow"/>
+          <w:lang w:eastAsia="de-DE"/>
+          <w14:ligatures w14:val="none"/>
+        </w:rPr>
+        <w:t xml:space="preserve"> Outcomes definition), including whether </w:t>
+      </w:r>
+      <w:r>
+        <w:rPr>
+          <w:rFonts w:eastAsia="Times New Roman" w:cs="Calibri"/>
+          <w:b/>
+          <w:bCs/>
+          <w:i/>
+          <w:iCs/>
+          <w:color w:val="000000" w:themeColor="text1"/>
+          <w:kern w:val="0"/>
+          <w:highlight w:val="yellow"/>
+          <w:lang w:eastAsia="de-DE"/>
+          <w14:ligatures w14:val="none"/>
+        </w:rPr>
+        <w:t xml:space="preserve">(1) </w:t>
+      </w:r>
+      <w:r>
+        <w:rPr>
+          <w:rFonts w:eastAsia="Times New Roman" w:cs="Calibri"/>
+          <w:b/>
+          <w:bCs/>
+          <w:i/>
+          <w:iCs/>
+          <w:color w:val="000000" w:themeColor="text1"/>
+          <w:kern w:val="0"/>
+          <w:highlight w:val="yellow"/>
+          <w:lang w:eastAsia="de-DE"/>
+          <w14:ligatures w14:val="none"/>
+        </w:rPr>
+        <w:t xml:space="preserve">they </w:t>
+      </w:r>
+      <w:r>
+        <w:rPr>
+          <w:rFonts w:eastAsia="Times New Roman" w:cs="Calibri"/>
+          <w:b/>
+          <w:bCs/>
+          <w:i/>
+          <w:iCs/>
+          <w:color w:val="000000" w:themeColor="text1"/>
+          <w:kern w:val="0"/>
+          <w:highlight w:val="yellow"/>
+          <w:lang w:eastAsia="de-DE"/>
+          <w14:ligatures w14:val="none"/>
+        </w:rPr>
+        <w:t>defin</w:t>
+      </w:r>
+      <w:r>
+        <w:rPr>
+          <w:rFonts w:eastAsia="Times New Roman" w:cs="Calibri"/>
+          <w:b/>
+          <w:bCs/>
+          <w:i/>
+          <w:iCs/>
+          <w:color w:val="000000" w:themeColor="text1"/>
+          <w:kern w:val="0"/>
+          <w:highlight w:val="yellow"/>
+          <w:lang w:eastAsia="de-DE"/>
+          <w14:ligatures w14:val="none"/>
+        </w:rPr>
+        <w:t>ed</w:t>
+      </w:r>
+      <w:r>
+        <w:rPr>
+          <w:rFonts w:eastAsia="Times New Roman" w:cs="Calibri"/>
+          <w:b/>
+          <w:bCs/>
+          <w:i/>
+          <w:iCs/>
+          <w:color w:val="000000" w:themeColor="text1"/>
+          <w:kern w:val="0"/>
+          <w:highlight w:val="yellow"/>
           <w:lang w:eastAsia="de-DE"/>
           <w14:ligatures w14:val="none"/>
         </w:rPr>
@@ -5177,8 +5343,448 @@
       <w:r>
         <w:rPr>
           <w:rFonts w:eastAsia="Times New Roman" w:cs="Calibri"/>
-          <w:color w:val="000000" w:themeColor="text1"/>
-          <w:kern w:val="0"/>
+          <w:b/>
+          <w:bCs/>
+          <w:i/>
+          <w:iCs/>
+          <w:color w:val="000000" w:themeColor="text1"/>
+          <w:kern w:val="0"/>
+          <w:highlight w:val="yellow"/>
+          <w:lang w:eastAsia="de-DE"/>
+          <w14:ligatures w14:val="none"/>
+        </w:rPr>
+        <w:t>primary</w:t>
+      </w:r>
+      <w:r>
+        <w:rPr>
+          <w:rFonts w:eastAsia="Times New Roman" w:cs="Calibri"/>
+          <w:b/>
+          <w:bCs/>
+          <w:i/>
+          <w:iCs/>
+          <w:color w:val="000000" w:themeColor="text1"/>
+          <w:kern w:val="0"/>
+          <w:highlight w:val="yellow"/>
+          <w:lang w:eastAsia="de-DE"/>
+          <w14:ligatures w14:val="none"/>
+        </w:rPr>
+        <w:t xml:space="preserve"> endpoint</w:t>
+      </w:r>
+      <w:r>
+        <w:rPr>
+          <w:rFonts w:eastAsia="Times New Roman" w:cs="Calibri"/>
+          <w:b/>
+          <w:bCs/>
+          <w:i/>
+          <w:iCs/>
+          <w:color w:val="000000" w:themeColor="text1"/>
+          <w:kern w:val="0"/>
+          <w:highlight w:val="yellow"/>
+          <w:lang w:eastAsia="de-DE"/>
+          <w14:ligatures w14:val="none"/>
+        </w:rPr>
+        <w:t>(</w:t>
+      </w:r>
+      <w:r>
+        <w:rPr>
+          <w:rFonts w:eastAsia="Times New Roman" w:cs="Calibri"/>
+          <w:b/>
+          <w:bCs/>
+          <w:i/>
+          <w:iCs/>
+          <w:color w:val="000000" w:themeColor="text1"/>
+          <w:kern w:val="0"/>
+          <w:highlight w:val="yellow"/>
+          <w:lang w:eastAsia="de-DE"/>
+          <w14:ligatures w14:val="none"/>
+        </w:rPr>
+        <w:t>s</w:t>
+      </w:r>
+      <w:r>
+        <w:rPr>
+          <w:rFonts w:eastAsia="Times New Roman" w:cs="Calibri"/>
+          <w:b/>
+          <w:bCs/>
+          <w:i/>
+          <w:iCs/>
+          <w:color w:val="000000" w:themeColor="text1"/>
+          <w:kern w:val="0"/>
+          <w:highlight w:val="yellow"/>
+          <w:lang w:eastAsia="de-DE"/>
+          <w14:ligatures w14:val="none"/>
+        </w:rPr>
+        <w:t>)</w:t>
+      </w:r>
+      <w:r>
+        <w:rPr>
+          <w:rFonts w:eastAsia="Times New Roman" w:cs="Calibri"/>
+          <w:b/>
+          <w:bCs/>
+          <w:i/>
+          <w:iCs/>
+          <w:color w:val="000000" w:themeColor="text1"/>
+          <w:kern w:val="0"/>
+          <w:highlight w:val="yellow"/>
+          <w:lang w:eastAsia="de-DE"/>
+          <w14:ligatures w14:val="none"/>
+        </w:rPr>
+        <w:t xml:space="preserve">, </w:t>
+      </w:r>
+      <w:r>
+        <w:rPr>
+          <w:rFonts w:eastAsia="Times New Roman" w:cs="Calibri"/>
+          <w:b/>
+          <w:bCs/>
+          <w:i/>
+          <w:iCs/>
+          <w:color w:val="000000" w:themeColor="text1"/>
+          <w:kern w:val="0"/>
+          <w:highlight w:val="yellow"/>
+          <w:lang w:eastAsia="de-DE"/>
+          <w14:ligatures w14:val="none"/>
+        </w:rPr>
+        <w:t xml:space="preserve">(2) </w:t>
+      </w:r>
+      <w:r>
+        <w:rPr>
+          <w:rFonts w:eastAsia="Times New Roman" w:cs="Calibri"/>
+          <w:b/>
+          <w:bCs/>
+          <w:i/>
+          <w:iCs/>
+          <w:color w:val="000000" w:themeColor="text1"/>
+          <w:kern w:val="0"/>
+          <w:highlight w:val="yellow"/>
+          <w:lang w:eastAsia="de-DE"/>
+          <w14:ligatures w14:val="none"/>
+        </w:rPr>
+        <w:t>specifi</w:t>
+      </w:r>
+      <w:r>
+        <w:rPr>
+          <w:rFonts w:eastAsia="Times New Roman" w:cs="Calibri"/>
+          <w:b/>
+          <w:bCs/>
+          <w:i/>
+          <w:iCs/>
+          <w:color w:val="000000" w:themeColor="text1"/>
+          <w:kern w:val="0"/>
+          <w:highlight w:val="yellow"/>
+          <w:lang w:eastAsia="de-DE"/>
+          <w14:ligatures w14:val="none"/>
+        </w:rPr>
+        <w:t>ed</w:t>
+      </w:r>
+      <w:r>
+        <w:rPr>
+          <w:rFonts w:eastAsia="Times New Roman" w:cs="Calibri"/>
+          <w:b/>
+          <w:bCs/>
+          <w:i/>
+          <w:iCs/>
+          <w:color w:val="000000" w:themeColor="text1"/>
+          <w:kern w:val="0"/>
+          <w:highlight w:val="yellow"/>
+          <w:lang w:eastAsia="de-DE"/>
+          <w14:ligatures w14:val="none"/>
+        </w:rPr>
+        <w:t xml:space="preserve"> </w:t>
+      </w:r>
+      <w:r>
+        <w:rPr>
+          <w:rFonts w:eastAsia="Times New Roman" w:cs="Calibri"/>
+          <w:b/>
+          <w:bCs/>
+          <w:i/>
+          <w:iCs/>
+          <w:color w:val="000000" w:themeColor="text1"/>
+          <w:kern w:val="0"/>
+          <w:highlight w:val="yellow"/>
+          <w:lang w:eastAsia="de-DE"/>
+          <w14:ligatures w14:val="none"/>
+        </w:rPr>
+        <w:t>their</w:t>
+      </w:r>
+      <w:r>
+        <w:rPr>
+          <w:rFonts w:eastAsia="Times New Roman" w:cs="Calibri"/>
+          <w:b/>
+          <w:bCs/>
+          <w:i/>
+          <w:iCs/>
+          <w:color w:val="000000" w:themeColor="text1"/>
+          <w:kern w:val="0"/>
+          <w:highlight w:val="yellow"/>
+          <w:lang w:eastAsia="de-DE"/>
+          <w14:ligatures w14:val="none"/>
+        </w:rPr>
+        <w:t xml:space="preserve"> hypothesis (superiority, non-inferiority, or equivalence),</w:t>
+      </w:r>
+      <w:r>
+        <w:rPr>
+          <w:rFonts w:eastAsia="Times New Roman" w:cs="Calibri"/>
+          <w:b/>
+          <w:bCs/>
+          <w:i/>
+          <w:iCs/>
+          <w:color w:val="000000" w:themeColor="text1"/>
+          <w:kern w:val="0"/>
+          <w:highlight w:val="yellow"/>
+          <w:lang w:eastAsia="de-DE"/>
+          <w14:ligatures w14:val="none"/>
+        </w:rPr>
+        <w:t xml:space="preserve"> </w:t>
+      </w:r>
+      <w:r>
+        <w:rPr>
+          <w:rFonts w:eastAsia="Times New Roman" w:cs="Calibri"/>
+          <w:b/>
+          <w:bCs/>
+          <w:i/>
+          <w:iCs/>
+          <w:color w:val="000000" w:themeColor="text1"/>
+          <w:kern w:val="0"/>
+          <w:highlight w:val="yellow"/>
+          <w:lang w:eastAsia="de-DE"/>
+          <w14:ligatures w14:val="none"/>
+        </w:rPr>
+        <w:t xml:space="preserve">(3) </w:t>
+      </w:r>
+      <w:r>
+        <w:rPr>
+          <w:rFonts w:eastAsia="Times New Roman" w:cs="Calibri"/>
+          <w:b/>
+          <w:bCs/>
+          <w:i/>
+          <w:iCs/>
+          <w:color w:val="000000" w:themeColor="text1"/>
+          <w:kern w:val="0"/>
+          <w:highlight w:val="yellow"/>
+          <w:lang w:eastAsia="de-DE"/>
+          <w14:ligatures w14:val="none"/>
+        </w:rPr>
+        <w:t>described</w:t>
+      </w:r>
+      <w:r>
+        <w:rPr>
+          <w:rFonts w:eastAsia="Times New Roman" w:cs="Calibri"/>
+          <w:b/>
+          <w:bCs/>
+          <w:i/>
+          <w:iCs/>
+          <w:color w:val="000000" w:themeColor="text1"/>
+          <w:kern w:val="0"/>
+          <w:highlight w:val="yellow"/>
+          <w:lang w:eastAsia="de-DE"/>
+          <w14:ligatures w14:val="none"/>
+        </w:rPr>
+        <w:t xml:space="preserve"> </w:t>
+      </w:r>
+      <w:r>
+        <w:rPr>
+          <w:rFonts w:eastAsia="Times New Roman" w:cs="Calibri"/>
+          <w:b/>
+          <w:bCs/>
+          <w:i/>
+          <w:iCs/>
+          <w:color w:val="000000" w:themeColor="text1"/>
+          <w:kern w:val="0"/>
+          <w:highlight w:val="yellow"/>
+          <w:lang w:eastAsia="de-DE"/>
+          <w14:ligatures w14:val="none"/>
+        </w:rPr>
+        <w:t xml:space="preserve">methods for a trial design </w:t>
+      </w:r>
+      <w:r>
+        <w:rPr>
+          <w:rFonts w:eastAsia="Times New Roman" w:cs="Calibri"/>
+          <w:b/>
+          <w:bCs/>
+          <w:i/>
+          <w:iCs/>
+          <w:color w:val="000000" w:themeColor="text1"/>
+          <w:kern w:val="0"/>
+          <w:highlight w:val="yellow"/>
+          <w:lang w:eastAsia="de-DE"/>
+          <w14:ligatures w14:val="none"/>
+        </w:rPr>
+        <w:t>aligned</w:t>
+      </w:r>
+      <w:r>
+        <w:rPr>
+          <w:rFonts w:eastAsia="Times New Roman" w:cs="Calibri"/>
+          <w:b/>
+          <w:bCs/>
+          <w:i/>
+          <w:iCs/>
+          <w:color w:val="000000" w:themeColor="text1"/>
+          <w:kern w:val="0"/>
+          <w:highlight w:val="yellow"/>
+          <w:lang w:eastAsia="de-DE"/>
+          <w14:ligatures w14:val="none"/>
+        </w:rPr>
+        <w:t xml:space="preserve"> with </w:t>
+      </w:r>
+      <w:r>
+        <w:rPr>
+          <w:rFonts w:eastAsia="Times New Roman" w:cs="Calibri"/>
+          <w:b/>
+          <w:bCs/>
+          <w:i/>
+          <w:iCs/>
+          <w:color w:val="000000" w:themeColor="text1"/>
+          <w:kern w:val="0"/>
+          <w:highlight w:val="yellow"/>
+          <w:lang w:eastAsia="de-DE"/>
+          <w14:ligatures w14:val="none"/>
+        </w:rPr>
+        <w:t>a specific</w:t>
+      </w:r>
+      <w:r>
+        <w:rPr>
+          <w:rFonts w:eastAsia="Times New Roman" w:cs="Calibri"/>
+          <w:b/>
+          <w:bCs/>
+          <w:i/>
+          <w:iCs/>
+          <w:color w:val="000000" w:themeColor="text1"/>
+          <w:kern w:val="0"/>
+          <w:highlight w:val="yellow"/>
+          <w:lang w:eastAsia="de-DE"/>
+          <w14:ligatures w14:val="none"/>
+        </w:rPr>
+        <w:t xml:space="preserve"> hypothesis </w:t>
+      </w:r>
+      <w:r>
+        <w:rPr>
+          <w:rFonts w:eastAsia="Times New Roman" w:cs="Calibri"/>
+          <w:b/>
+          <w:bCs/>
+          <w:i/>
+          <w:iCs/>
+          <w:color w:val="000000" w:themeColor="text1"/>
+          <w:kern w:val="0"/>
+          <w:highlight w:val="yellow"/>
+          <w:lang w:eastAsia="de-DE"/>
+          <w14:ligatures w14:val="none"/>
+        </w:rPr>
+        <w:t xml:space="preserve">and </w:t>
+      </w:r>
+      <w:r>
+        <w:rPr>
+          <w:rFonts w:eastAsia="Times New Roman" w:cs="Calibri"/>
+          <w:b/>
+          <w:bCs/>
+          <w:i/>
+          <w:iCs/>
+          <w:color w:val="000000" w:themeColor="text1"/>
+          <w:kern w:val="0"/>
+          <w:highlight w:val="yellow"/>
+          <w:lang w:eastAsia="de-DE"/>
+          <w14:ligatures w14:val="none"/>
+        </w:rPr>
+        <w:t xml:space="preserve">(4) </w:t>
+      </w:r>
+      <w:r>
+        <w:rPr>
+          <w:rFonts w:eastAsia="Times New Roman" w:cs="Calibri"/>
+          <w:b/>
+          <w:bCs/>
+          <w:i/>
+          <w:iCs/>
+          <w:color w:val="000000" w:themeColor="text1"/>
+          <w:kern w:val="0"/>
+          <w:highlight w:val="yellow"/>
+          <w:lang w:eastAsia="de-DE"/>
+          <w14:ligatures w14:val="none"/>
+        </w:rPr>
+        <w:t>report</w:t>
+      </w:r>
+      <w:r>
+        <w:rPr>
+          <w:rFonts w:eastAsia="Times New Roman" w:cs="Calibri"/>
+          <w:b/>
+          <w:bCs/>
+          <w:i/>
+          <w:iCs/>
+          <w:color w:val="000000" w:themeColor="text1"/>
+          <w:kern w:val="0"/>
+          <w:highlight w:val="yellow"/>
+          <w:lang w:eastAsia="de-DE"/>
+          <w14:ligatures w14:val="none"/>
+        </w:rPr>
+        <w:t>ed a</w:t>
+      </w:r>
+      <w:r>
+        <w:rPr>
+          <w:rFonts w:eastAsia="Times New Roman" w:cs="Calibri"/>
+          <w:b/>
+          <w:bCs/>
+          <w:i/>
+          <w:iCs/>
+          <w:color w:val="000000" w:themeColor="text1"/>
+          <w:kern w:val="0"/>
+          <w:highlight w:val="yellow"/>
+          <w:lang w:eastAsia="de-DE"/>
+          <w14:ligatures w14:val="none"/>
+        </w:rPr>
+        <w:t xml:space="preserve"> sample size calculation</w:t>
+      </w:r>
+      <w:r>
+        <w:rPr>
+          <w:rFonts w:eastAsia="Times New Roman" w:cs="Calibri"/>
+          <w:b/>
+          <w:bCs/>
+          <w:i/>
+          <w:iCs/>
+          <w:color w:val="000000" w:themeColor="text1"/>
+          <w:kern w:val="0"/>
+          <w:highlight w:val="yellow"/>
+          <w:lang w:eastAsia="de-DE"/>
+          <w14:ligatures w14:val="none"/>
+        </w:rPr>
+        <w:t xml:space="preserve"> based on clinical relevance</w:t>
+      </w:r>
+      <w:r>
+        <w:rPr>
+          <w:rFonts w:eastAsia="Times New Roman" w:cs="Calibri"/>
+          <w:b/>
+          <w:bCs/>
+          <w:i/>
+          <w:iCs/>
+          <w:color w:val="000000" w:themeColor="text1"/>
+          <w:kern w:val="0"/>
+          <w:highlight w:val="yellow"/>
+          <w:lang w:eastAsia="de-DE"/>
+          <w14:ligatures w14:val="none"/>
+        </w:rPr>
+        <w:t>. Final publications were</w:t>
+      </w:r>
+      <w:r>
+        <w:rPr>
+          <w:rFonts w:eastAsia="Times New Roman" w:cs="Calibri"/>
+          <w:b/>
+          <w:bCs/>
+          <w:i/>
+          <w:iCs/>
+          <w:color w:val="000000" w:themeColor="text1"/>
+          <w:kern w:val="0"/>
+          <w:highlight w:val="yellow"/>
+          <w:lang w:eastAsia="de-DE"/>
+          <w14:ligatures w14:val="none"/>
+        </w:rPr>
+        <w:t xml:space="preserve"> </w:t>
+      </w:r>
+      <w:r>
+        <w:rPr>
+          <w:rFonts w:eastAsia="Times New Roman" w:cs="Calibri"/>
+          <w:b/>
+          <w:bCs/>
+          <w:i/>
+          <w:iCs/>
+          <w:color w:val="000000" w:themeColor="text1"/>
+          <w:kern w:val="0"/>
+          <w:highlight w:val="yellow"/>
           <w:lang w:eastAsia="de-DE"/>
           <w14:ligatures w14:val="none"/>
         </w:rPr>
@@ -5187,17 +5793,72 @@
       <w:r>
         <w:rPr>
           <w:rFonts w:eastAsia="Times New Roman" w:cs="Calibri"/>
-          <w:color w:val="000000" w:themeColor="text1"/>
-          <w:kern w:val="0"/>
-          <w:lang w:eastAsia="de-DE"/>
-          <w14:ligatures w14:val="none"/>
-        </w:rPr>
-        <w:t xml:space="preserve"> examined with regard to statistical significance of the primary endpoint and consideration of clinical </w:t>
-      </w:r>
-      <w:r>
-        <w:rPr>
-          <w:rFonts w:eastAsia="Times New Roman" w:cs="Calibri"/>
-          <w:color w:val="000000" w:themeColor="text1"/>
+          <w:b/>
+          <w:bCs/>
+          <w:i/>
+          <w:iCs/>
+          <w:color w:val="000000" w:themeColor="text1"/>
+          <w:kern w:val="0"/>
+          <w:highlight w:val="yellow"/>
+          <w:lang w:eastAsia="de-DE"/>
+          <w14:ligatures w14:val="none"/>
+        </w:rPr>
+        <w:t xml:space="preserve"> examined </w:t>
+      </w:r>
+      <w:r>
+        <w:rPr>
+          <w:rFonts w:eastAsia="Times New Roman" w:cs="Calibri"/>
+          <w:b/>
+          <w:bCs/>
+          <w:i/>
+          <w:iCs/>
+          <w:color w:val="000000" w:themeColor="text1"/>
+          <w:kern w:val="0"/>
+          <w:highlight w:val="yellow"/>
+          <w:lang w:eastAsia="de-DE"/>
+          <w14:ligatures w14:val="none"/>
+        </w:rPr>
+        <w:t>about</w:t>
+      </w:r>
+      <w:r>
+        <w:rPr>
+          <w:rFonts w:eastAsia="Times New Roman" w:cs="Calibri"/>
+          <w:b/>
+          <w:bCs/>
+          <w:i/>
+          <w:iCs/>
+          <w:color w:val="000000" w:themeColor="text1"/>
+          <w:kern w:val="0"/>
+          <w:highlight w:val="yellow"/>
+          <w:lang w:eastAsia="de-DE"/>
+          <w14:ligatures w14:val="none"/>
+        </w:rPr>
+        <w:t xml:space="preserve"> </w:t>
+      </w:r>
+      <w:r>
+        <w:rPr>
+          <w:rFonts w:eastAsia="Times New Roman" w:cs="Calibri"/>
+          <w:b/>
+          <w:bCs/>
+          <w:i/>
+          <w:iCs/>
+          <w:color w:val="000000" w:themeColor="text1"/>
+          <w:kern w:val="0"/>
+          <w:highlight w:val="yellow"/>
+          <w:lang w:eastAsia="de-DE"/>
+          <w14:ligatures w14:val="none"/>
+        </w:rPr>
+        <w:t xml:space="preserve">(5) consideration of clinical </w:t>
+      </w:r>
+      <w:r>
+        <w:rPr>
+          <w:rFonts w:eastAsia="Times New Roman" w:cs="Calibri"/>
+          <w:b/>
+          <w:bCs/>
+          <w:i/>
+          <w:iCs/>
+          <w:color w:val="000000" w:themeColor="text1"/>
+          <w:highlight w:val="yellow"/>
           <w:lang w:eastAsia="de-DE"/>
         </w:rPr>
         <w:t xml:space="preserve">significance </w:t>
@@ -5205,8 +5866,13 @@
       <w:r>
         <w:rPr>
           <w:rFonts w:eastAsia="Times New Roman" w:cs="Calibri"/>
-          <w:color w:val="000000" w:themeColor="text1"/>
-          <w:kern w:val="0"/>
+          <w:b/>
+          <w:bCs/>
+          <w:i/>
+          <w:iCs/>
+          <w:color w:val="000000" w:themeColor="text1"/>
+          <w:kern w:val="0"/>
+          <w:highlight w:val="yellow"/>
           <w:lang w:eastAsia="de-DE"/>
           <w14:ligatures w14:val="none"/>
         </w:rPr>
@@ -5215,8 +5881,58 @@
       <w:r>
         <w:rPr>
           <w:rFonts w:eastAsia="Times New Roman" w:cs="Calibri"/>
-          <w:color w:val="000000" w:themeColor="text1"/>
-          <w:kern w:val="0"/>
+          <w:b/>
+          <w:bCs/>
+          <w:i/>
+          <w:iCs/>
+          <w:color w:val="000000" w:themeColor="text1"/>
+          <w:kern w:val="0"/>
+          <w:highlight w:val="yellow"/>
+          <w:lang w:eastAsia="de-DE"/>
+          <w14:ligatures w14:val="none"/>
+        </w:rPr>
+        <w:t xml:space="preserve"> for the primary endpoint(s), as well as the </w:t>
+      </w:r>
+      <w:r>
+        <w:rPr>
+          <w:rFonts w:eastAsia="Times New Roman" w:cs="Calibri"/>
+          <w:b/>
+          <w:bCs/>
+          <w:i/>
+          <w:iCs/>
+          <w:color w:val="000000" w:themeColor="text1"/>
+          <w:kern w:val="0"/>
+          <w:highlight w:val="yellow"/>
+          <w:lang w:eastAsia="de-DE"/>
+          <w14:ligatures w14:val="none"/>
+        </w:rPr>
+        <w:t>statistical significance of the primary endpoint</w:t>
+      </w:r>
+      <w:r>
+        <w:rPr>
+          <w:rFonts w:eastAsia="Times New Roman" w:cs="Calibri"/>
+          <w:b/>
+          <w:bCs/>
+          <w:i/>
+          <w:iCs/>
+          <w:color w:val="000000" w:themeColor="text1"/>
+          <w:kern w:val="0"/>
+          <w:highlight w:val="yellow"/>
+          <w:lang w:eastAsia="de-DE"/>
+          <w14:ligatures w14:val="none"/>
+        </w:rPr>
+        <w:t>(s)</w:t>
+      </w:r>
+      <w:r>
+        <w:rPr>
+          <w:rFonts w:eastAsia="Times New Roman" w:cs="Calibri"/>
+          <w:b/>
+          <w:bCs/>
+          <w:i/>
+          <w:iCs/>
+          <w:color w:val="000000" w:themeColor="text1"/>
+          <w:kern w:val="0"/>
+          <w:highlight w:val="yellow"/>
           <w:lang w:eastAsia="de-DE"/>
           <w14:ligatures w14:val="none"/>
         </w:rPr>
@@ -5225,6 +5941,10 @@
       <w:r>
         <w:rPr>
           <w:rFonts w:eastAsia="Times New Roman" w:cs="Calibri"/>
+          <w:b/>
+          <w:bCs/>
+          <w:i/>
+          <w:iCs/>
           <w:color w:val="000000" w:themeColor="text1"/>
           <w:kern w:val="0"/>
           <w:lang w:eastAsia="de-DE"/>
@@ -5234,102 +5954,160 @@
       </w:r>
       <w:r>
         <w:rPr>
-          <w:rFonts w:eastAsia="Arial" w:cs="Arial"/>
-          <w:szCs w:val="22"/>
-        </w:rPr>
-        <w:t xml:space="preserve">Specifically, we assessed whether authors explicitly questioned </w:t>
-      </w:r>
-      <w:r>
-        <w:rPr>
-          <w:rFonts w:eastAsia="Times New Roman" w:cs="Calibri"/>
-          <w:color w:val="000000" w:themeColor="text1"/>
-          <w:lang w:eastAsia="de-DE"/>
-        </w:rPr>
-        <w:t>th</w:t>
-      </w:r>
-      <w:r>
-        <w:rPr>
-          <w:rFonts w:eastAsia="Times New Roman" w:cs="Calibri"/>
-          <w:color w:val="000000" w:themeColor="text1"/>
-          <w:lang w:eastAsia="de-DE"/>
-        </w:rPr>
-        <w:t>e c</w:t>
-      </w:r>
-      <w:r>
-        <w:rPr>
-          <w:rFonts w:eastAsia="Arial" w:cs="Arial"/>
-          <w:szCs w:val="22"/>
-        </w:rPr>
-        <w:t>linical</w:t>
-      </w:r>
-      <w:r>
-        <w:rPr>
-          <w:rFonts w:eastAsia="Arial" w:cs="Arial"/>
-          <w:szCs w:val="22"/>
-        </w:rPr>
-        <w:t xml:space="preserve"> relevance of the findings</w:t>
-      </w:r>
-      <w:r>
-        <w:rPr>
-          <w:rFonts w:eastAsia="Arial" w:cs="Arial"/>
-          <w:szCs w:val="22"/>
-        </w:rPr>
-        <w:t>, including whether a MID</w:t>
-      </w:r>
-      <w:r>
-        <w:rPr>
-          <w:rFonts w:eastAsia="Arial" w:cs="Arial"/>
-          <w:szCs w:val="22"/>
-        </w:rPr>
-        <w:t xml:space="preserve"> or a </w:t>
-      </w:r>
-      <w:r>
-        <w:rPr>
-          <w:rFonts w:eastAsia="Arial" w:cs="Arial"/>
-          <w:szCs w:val="22"/>
-        </w:rPr>
-        <w:t xml:space="preserve">predefined </w:t>
-      </w:r>
-      <w:r>
-        <w:rPr>
-          <w:rFonts w:eastAsia="Arial" w:cs="Arial"/>
-          <w:szCs w:val="22"/>
-        </w:rPr>
-        <w:t>meaningful effect</w:t>
-      </w:r>
-      <w:r>
-        <w:rPr>
-          <w:rFonts w:eastAsia="Arial" w:cs="Arial"/>
-          <w:szCs w:val="22"/>
-        </w:rPr>
-        <w:t xml:space="preserve"> size</w:t>
-      </w:r>
-      <w:r>
-        <w:rPr>
-          <w:rFonts w:eastAsia="Arial" w:cs="Arial"/>
-          <w:szCs w:val="22"/>
-        </w:rPr>
-        <w:t xml:space="preserve"> from a patient perspective</w:t>
-      </w:r>
-      <w:r>
-        <w:rPr>
-          <w:rFonts w:eastAsia="Arial" w:cs="Arial"/>
-          <w:szCs w:val="22"/>
-        </w:rPr>
-        <w:t xml:space="preserve"> was used to support interpretation</w:t>
-      </w:r>
-      <w:r>
-        <w:rPr>
-          <w:rFonts w:eastAsia="Arial" w:cs="Arial"/>
-          <w:szCs w:val="22"/>
+          <w:rFonts w:eastAsia="Times New Roman" w:cs="Calibri"/>
+          <w:b/>
+          <w:bCs/>
+          <w:i/>
+          <w:iCs/>
+          <w:color w:val="000000" w:themeColor="text1"/>
+          <w:kern w:val="0"/>
+          <w:highlight w:val="yellow"/>
+          <w:lang w:eastAsia="de-DE"/>
+          <w14:ligatures w14:val="none"/>
+        </w:rPr>
+        <w:t xml:space="preserve">We reported values as “yes”, “no”, “not available” (either not mentioned of not applicable) and “discordance between pre-trial documentation and final publication” for each item assessed in both pre-trial documentation and </w:t>
+      </w:r>
+      <w:r>
+        <w:rPr>
+          <w:rFonts w:eastAsia="Times New Roman" w:cs="Calibri"/>
+          <w:b/>
+          <w:bCs/>
+          <w:i/>
+          <w:iCs/>
+          <w:color w:val="000000" w:themeColor="text1"/>
+          <w:kern w:val="0"/>
+          <w:highlight w:val="yellow"/>
+          <w:lang w:eastAsia="de-DE"/>
+          <w14:ligatures w14:val="none"/>
+        </w:rPr>
+        <w:t>final publication</w:t>
+      </w:r>
+      <w:r>
+        <w:rPr>
+          <w:rFonts w:eastAsia="Times New Roman" w:cs="Calibri"/>
+          <w:b/>
+          <w:bCs/>
+          <w:i/>
+          <w:iCs/>
+          <w:color w:val="000000" w:themeColor="text1"/>
+          <w:kern w:val="0"/>
+          <w:highlight w:val="yellow"/>
+          <w:lang w:eastAsia="de-DE"/>
+          <w14:ligatures w14:val="none"/>
         </w:rPr>
         <w:t>.</w:t>
+      </w:r>
+      <w:r>
+        <w:rPr>
+          <w:rFonts w:eastAsia="Times New Roman" w:cs="Calibri"/>
+          <w:b/>
+          <w:bCs/>
+          <w:i/>
+          <w:iCs/>
+          <w:color w:val="000000" w:themeColor="text1"/>
+          <w:kern w:val="0"/>
+          <w:lang w:eastAsia="de-DE"/>
+          <w14:ligatures w14:val="none"/>
+        </w:rPr>
+        <w:t xml:space="preserve"> </w:t>
+      </w:r>
+      <w:r>
+        <w:rPr>
+          <w:rFonts w:eastAsia="Times New Roman"/>
+          <w:b/>
+          <w:bCs/>
+          <w:i/>
+          <w:iCs/>
+          <w:color w:val="000000" w:themeColor="text1"/>
+          <w:highlight w:val="yellow"/>
+          <w:lang w:eastAsia="de-DE"/>
+        </w:rPr>
+        <w:t xml:space="preserve">Before </w:t>
+      </w:r>
+      <w:r>
+        <w:rPr>
+          <w:rFonts w:eastAsia="Times New Roman"/>
+          <w:b/>
+          <w:bCs/>
+          <w:i/>
+          <w:iCs/>
+          <w:color w:val="000000" w:themeColor="text1"/>
+          <w:highlight w:val="yellow"/>
+          <w:lang w:eastAsia="de-DE"/>
+        </w:rPr>
+        <w:t>extending on</w:t>
+      </w:r>
+      <w:r>
+        <w:rPr>
+          <w:rFonts w:eastAsia="Times New Roman"/>
+          <w:b/>
+          <w:bCs/>
+          <w:i/>
+          <w:iCs/>
+          <w:color w:val="000000" w:themeColor="text1"/>
+          <w:highlight w:val="yellow"/>
+          <w:lang w:eastAsia="de-DE"/>
+        </w:rPr>
+        <w:t xml:space="preserve"> the </w:t>
+      </w:r>
+      <w:r>
+        <w:rPr>
+          <w:rFonts w:eastAsia="Times New Roman"/>
+          <w:b/>
+          <w:bCs/>
+          <w:i/>
+          <w:iCs/>
+          <w:color w:val="000000" w:themeColor="text1"/>
+          <w:highlight w:val="yellow"/>
+          <w:lang w:eastAsia="de-DE"/>
+        </w:rPr>
+        <w:t xml:space="preserve">five components of the four-item composite </w:t>
+      </w:r>
+      <w:r>
+        <w:rPr>
+          <w:rFonts w:eastAsia="Times New Roman"/>
+          <w:b/>
+          <w:bCs/>
+          <w:i/>
+          <w:iCs/>
+          <w:color w:val="000000" w:themeColor="text1"/>
+          <w:highlight w:val="yellow"/>
+          <w:lang w:eastAsia="de-DE"/>
+        </w:rPr>
+        <w:t xml:space="preserve">outcome of our study, we </w:t>
+      </w:r>
+      <w:r>
+        <w:rPr>
+          <w:rFonts w:eastAsia="Times New Roman"/>
+          <w:b/>
+          <w:bCs/>
+          <w:i/>
+          <w:iCs/>
+          <w:color w:val="000000" w:themeColor="text1"/>
+          <w:highlight w:val="yellow"/>
+          <w:lang w:eastAsia="de-DE"/>
+        </w:rPr>
+        <w:t xml:space="preserve">below </w:t>
+      </w:r>
+      <w:r>
+        <w:rPr>
+          <w:rFonts w:eastAsia="Times New Roman"/>
+          <w:b/>
+          <w:bCs/>
+          <w:i/>
+          <w:iCs/>
+          <w:color w:val="000000" w:themeColor="text1"/>
+          <w:highlight w:val="yellow"/>
+          <w:lang w:eastAsia="de-DE"/>
+        </w:rPr>
+        <w:t>define the MID, which is mandatory for the understanding of our approach</w:t>
       </w:r>
     </w:p>
     <w:p>
       <w:pPr>
         <w:pStyle w:val="Titre21"/>
         <w:rPr>
+          <w:highlight w:val="yellow"/>
           <w:lang w:eastAsia="de-DE"/>
         </w:rPr>
       </w:pPr>
@@ -5338,22 +6116,1059 @@
           <w:highlight w:val="yellow"/>
           <w:lang w:eastAsia="de-DE"/>
         </w:rPr>
-        <w:t>Outcomes definition</w:t>
+        <w:t>M</w:t>
+      </w:r>
+      <w:r>
+        <w:rPr>
+          <w:highlight w:val="yellow"/>
+          <w:lang w:eastAsia="de-DE"/>
+        </w:rPr>
+        <w:t>inimal important difference (MID)</w:t>
+      </w:r>
+      <w:r>
+        <w:rPr>
+          <w:highlight w:val="yellow"/>
+          <w:lang w:eastAsia="de-DE"/>
+        </w:rPr>
+        <w:t xml:space="preserve"> definition</w:t>
       </w:r>
     </w:p>
     <w:p>
       <w:pPr>
         <w:spacing w:before="100" w:beforeAutospacing="1" w:after="100" w:afterAutospacing="1" w:line="480" w:lineRule="auto"/>
         <w:rPr>
-          <w:rFonts w:eastAsia="Times New Roman" w:cs="Calibri"/>
-          <w:color w:val="000000" w:themeColor="text1"/>
-          <w:kern w:val="0"/>
-          <w:lang w:eastAsia="de-DE"/>
-          <w14:ligatures w14:val="none"/>
+          <w:rFonts w:cs="Arial"/>
+          <w:b/>
+          <w:bCs/>
+          <w:i/>
+          <w:iCs/>
+          <w:highlight w:val="yellow"/>
         </w:rPr>
       </w:pPr>
       <w:r>
         <w:rPr>
+          <w:rFonts w:eastAsia="Times New Roman"/>
+          <w:b/>
+          <w:bCs/>
+          <w:i/>
+          <w:iCs/>
+          <w:color w:val="000000" w:themeColor="text1"/>
+          <w:highlight w:val="yellow"/>
+          <w:lang w:eastAsia="de-DE"/>
+        </w:rPr>
+        <w:t>We adopted the original definition of the</w:t>
+      </w:r>
+      <w:commentRangeStart w:id="1"/>
+      <w:r>
+        <w:rPr>
+          <w:rFonts w:eastAsia="Times New Roman"/>
+          <w:b/>
+          <w:bCs/>
+          <w:i/>
+          <w:iCs/>
+          <w:color w:val="000000" w:themeColor="text1"/>
+          <w:highlight w:val="yellow"/>
+          <w:lang w:eastAsia="de-DE"/>
+        </w:rPr>
+        <w:t xml:space="preserve"> MI</w:t>
+      </w:r>
+      <w:r>
+        <w:rPr>
+          <w:rFonts w:eastAsia="Times New Roman"/>
+          <w:b/>
+          <w:bCs/>
+          <w:i/>
+          <w:iCs/>
+          <w:color w:val="000000" w:themeColor="text1"/>
+          <w:highlight w:val="yellow"/>
+          <w:lang w:eastAsia="de-DE"/>
+        </w:rPr>
+        <w:t>D by Jaeschke et al.</w:t>
+      </w:r>
+      <w:r>
+        <w:rPr>
+          <w:rFonts w:eastAsia="Times New Roman"/>
+          <w:b/>
+          <w:bCs/>
+          <w:i/>
+          <w:iCs/>
+          <w:color w:val="000000" w:themeColor="text1"/>
+          <w:highlight w:val="yellow"/>
+          <w:lang w:eastAsia="de-DE"/>
+        </w:rPr>
+        <w:fldChar w:fldCharType="begin"/>
+      </w:r>
+      <w:r>
+        <w:rPr>
+          <w:rFonts w:eastAsia="Times New Roman"/>
+          <w:b/>
+          <w:bCs/>
+          <w:i/>
+          <w:iCs/>
+          <w:color w:val="000000" w:themeColor="text1"/>
+          <w:highlight w:val="yellow"/>
+          <w:lang w:eastAsia="de-DE"/>
+        </w:rPr>
+        <w:instrText xml:space="preserve"> ADDIN ZOTERO_ITEM CSL_CITATION {"citationID":"PgAalrpO","properties":{"unsorted":false,"formattedCitation":"\\super 2\\nosupersub{}","plainCitation":"2","noteIndex":0},"citationItems":[{"id":187570,"uris":["http://zotero.org/users/6583603/items/4784L7IW"],"itemData":{"id":187570,"type":"article-journal","abstract":"In recent years quality of life instruments have been featured as primary outcomes in many randomized trials. One of the challenges facing the investigator using such measures is determining the significance of any differences observed, and communicating that significance to clinicians who will be applying the trial results. We have developed an approach to elucidating the significance of changes in score in quality of life instruments by comparing them to global ratings of change. Using this approach we have established a plausible range within which the minimal clinically important difference (MCID) falls. In three studies in which instruments measuring dyspnea, fatigue, and emotional function in patients with chronic heart and lung disease were applied the MCID was represented by mean change in score of approximately 0.5 per item, when responses were presented on a seven point Likert scale. Furthermore, we have established ranges for changes in questionnaire scores that correspond to moderate and large changes in the domains of interest. This information will be useful in interpreting questionnaire scores, both in individuals and in groups of patients participating in controlled trials, and in the planning of new trials.","container-title":"Controlled Clinical Trials","DOI":"10.1016/0197-2456(89)90005-6","ISSN":"0197-2456","issue":"4","journalAbbreviation":"Control Clin Trials","language":"eng","page":"407-415","PMID":"2691207","source":"PubMed","title":"Measurement of health status. Ascertaining the minimal clinically important difference","volume":"10","author":[{"family":"Jaeschke","given":"R."},{"family":"Singer","given":"J."},{"family":"Guyatt","given":"G. H."}],"issued":{"date-parts":[["1989",12]]}}}],"schema":"https://github.com/citation-style-language/schema/raw/master/csl-citation.json"} </w:instrText>
+      </w:r>
+      <w:r>
+        <w:rPr>
+          <w:rFonts w:eastAsia="Times New Roman"/>
+          <w:b/>
+          <w:bCs/>
+          <w:i/>
+          <w:iCs/>
+          <w:color w:val="000000" w:themeColor="text1"/>
+          <w:highlight w:val="yellow"/>
+          <w:lang w:eastAsia="de-DE"/>
+        </w:rPr>
+        <w:fldChar w:fldCharType="separate"/>
+      </w:r>
+      <w:r>
+        <w:rPr>
+          <w:rFonts w:cs="Arial"/>
+          <w:color w:val="000000"/>
+          <w:kern w:val="0"/>
+          <w:vertAlign w:val="superscript"/>
+        </w:rPr>
+        <w:t>2</w:t>
+      </w:r>
+      <w:r>
+        <w:rPr>
+          <w:rFonts w:eastAsia="Times New Roman"/>
+          <w:b/>
+          <w:bCs/>
+          <w:i/>
+          <w:iCs/>
+          <w:color w:val="000000" w:themeColor="text1"/>
+          <w:highlight w:val="yellow"/>
+          <w:lang w:eastAsia="de-DE"/>
+        </w:rPr>
+        <w:fldChar w:fldCharType="end"/>
+      </w:r>
+      <w:r>
+        <w:rPr>
+          <w:rFonts w:eastAsia="Times New Roman"/>
+          <w:b/>
+          <w:bCs/>
+          <w:i/>
+          <w:iCs/>
+          <w:color w:val="000000" w:themeColor="text1"/>
+          <w:highlight w:val="yellow"/>
+          <w:lang w:eastAsia="de-DE"/>
+        </w:rPr>
+        <w:t xml:space="preserve">, </w:t>
+      </w:r>
+      <w:r>
+        <w:rPr>
+          <w:rFonts w:eastAsia="Times New Roman"/>
+          <w:b/>
+          <w:bCs/>
+          <w:i/>
+          <w:iCs/>
+          <w:color w:val="000000" w:themeColor="text1"/>
+          <w:highlight w:val="yellow"/>
+          <w:lang w:eastAsia="de-DE"/>
+        </w:rPr>
+        <w:t>defined as the smallest</w:t>
+      </w:r>
+      <w:r>
+        <w:rPr>
+          <w:rFonts w:eastAsia="Times New Roman"/>
+          <w:b/>
+          <w:bCs/>
+          <w:i/>
+          <w:iCs/>
+          <w:color w:val="000000" w:themeColor="text1"/>
+          <w:highlight w:val="yellow"/>
+          <w:lang w:eastAsia="de-DE"/>
+        </w:rPr>
+        <w:t xml:space="preserve"> difference of </w:t>
+      </w:r>
+      <w:r>
+        <w:rPr>
+          <w:rFonts w:eastAsia="Times New Roman"/>
+          <w:b/>
+          <w:bCs/>
+          <w:i/>
+          <w:iCs/>
+          <w:color w:val="000000" w:themeColor="text1"/>
+          <w:highlight w:val="yellow"/>
+          <w:lang w:eastAsia="de-DE"/>
+        </w:rPr>
+        <w:t>an outcome</w:t>
+      </w:r>
+      <w:r>
+        <w:rPr>
+          <w:rFonts w:eastAsia="Times New Roman"/>
+          <w:b/>
+          <w:bCs/>
+          <w:i/>
+          <w:iCs/>
+          <w:color w:val="000000" w:themeColor="text1"/>
+          <w:highlight w:val="yellow"/>
+          <w:lang w:eastAsia="de-DE"/>
+        </w:rPr>
+        <w:t xml:space="preserve"> </w:t>
+      </w:r>
+      <w:r>
+        <w:rPr>
+          <w:rFonts w:eastAsia="Times New Roman"/>
+          <w:b/>
+          <w:bCs/>
+          <w:i/>
+          <w:iCs/>
+          <w:color w:val="000000" w:themeColor="text1"/>
+          <w:highlight w:val="yellow"/>
+          <w:lang w:eastAsia="de-DE"/>
+        </w:rPr>
+        <w:t>considered</w:t>
+      </w:r>
+      <w:r>
+        <w:rPr>
+          <w:rFonts w:eastAsia="Times New Roman"/>
+          <w:b/>
+          <w:bCs/>
+          <w:i/>
+          <w:iCs/>
+          <w:color w:val="000000" w:themeColor="text1"/>
+          <w:highlight w:val="yellow"/>
+          <w:lang w:eastAsia="de-DE"/>
+        </w:rPr>
+        <w:t xml:space="preserve"> meaningful</w:t>
+      </w:r>
+      <w:r>
+        <w:rPr>
+          <w:rFonts w:eastAsia="Times New Roman"/>
+          <w:b/>
+          <w:bCs/>
+          <w:i/>
+          <w:iCs/>
+          <w:color w:val="000000" w:themeColor="text1"/>
+          <w:highlight w:val="yellow"/>
+          <w:lang w:eastAsia="de-DE"/>
+        </w:rPr>
+        <w:t xml:space="preserve"> in clinical practice</w:t>
+      </w:r>
+      <w:r>
+        <w:rPr>
+          <w:rFonts w:eastAsia="Times New Roman"/>
+          <w:b/>
+          <w:bCs/>
+          <w:i/>
+          <w:iCs/>
+          <w:color w:val="000000" w:themeColor="text1"/>
+          <w:highlight w:val="yellow"/>
+          <w:lang w:eastAsia="de-DE"/>
+        </w:rPr>
+        <w:t xml:space="preserve">. For example, a trial </w:t>
+      </w:r>
+      <w:r>
+        <w:rPr>
+          <w:rFonts w:eastAsia="Times New Roman"/>
+          <w:b/>
+          <w:bCs/>
+          <w:i/>
+          <w:iCs/>
+          <w:color w:val="000000" w:themeColor="text1"/>
+          <w:highlight w:val="yellow"/>
+          <w:lang w:eastAsia="de-DE"/>
+        </w:rPr>
+        <w:t>evaluating</w:t>
+      </w:r>
+      <w:r>
+        <w:rPr>
+          <w:rFonts w:eastAsia="Times New Roman"/>
+          <w:b/>
+          <w:bCs/>
+          <w:i/>
+          <w:iCs/>
+          <w:color w:val="000000" w:themeColor="text1"/>
+          <w:highlight w:val="yellow"/>
+          <w:lang w:eastAsia="de-DE"/>
+        </w:rPr>
+        <w:t xml:space="preserve"> the efficacy of an oncological treatment </w:t>
+      </w:r>
+      <w:r>
+        <w:rPr>
+          <w:rFonts w:eastAsia="Times New Roman"/>
+          <w:b/>
+          <w:bCs/>
+          <w:i/>
+          <w:iCs/>
+          <w:color w:val="000000" w:themeColor="text1"/>
+          <w:highlight w:val="yellow"/>
+          <w:lang w:eastAsia="de-DE"/>
+        </w:rPr>
+        <w:t>using</w:t>
+      </w:r>
+      <w:r>
+        <w:rPr>
+          <w:rFonts w:eastAsia="Times New Roman"/>
+          <w:b/>
+          <w:bCs/>
+          <w:i/>
+          <w:iCs/>
+          <w:color w:val="000000" w:themeColor="text1"/>
+          <w:highlight w:val="yellow"/>
+          <w:lang w:eastAsia="de-DE"/>
+        </w:rPr>
+        <w:t xml:space="preserve"> five-year overall survival would specify a target effect size (e.g., an</w:t>
+      </w:r>
+      <w:r>
+        <w:rPr>
+          <w:rFonts w:eastAsia="Times New Roman"/>
+          <w:b/>
+          <w:bCs/>
+          <w:i/>
+          <w:iCs/>
+          <w:color w:val="000000" w:themeColor="text1"/>
+          <w:highlight w:val="yellow"/>
+          <w:lang w:eastAsia="de-DE"/>
+        </w:rPr>
+        <w:t xml:space="preserve"> absolute</w:t>
+      </w:r>
+      <w:r>
+        <w:rPr>
+          <w:rFonts w:eastAsia="Times New Roman"/>
+          <w:b/>
+          <w:bCs/>
+          <w:i/>
+          <w:iCs/>
+          <w:color w:val="000000" w:themeColor="text1"/>
+          <w:highlight w:val="yellow"/>
+          <w:lang w:eastAsia="de-DE"/>
+        </w:rPr>
+        <w:t xml:space="preserve"> difference of X</w:t>
+      </w:r>
+      <w:r>
+        <w:rPr>
+          <w:rFonts w:eastAsia="Times New Roman"/>
+          <w:b/>
+          <w:bCs/>
+          <w:i/>
+          <w:iCs/>
+          <w:color w:val="000000" w:themeColor="text1"/>
+          <w:highlight w:val="yellow"/>
+          <w:lang w:eastAsia="de-DE"/>
+        </w:rPr>
+        <w:t>%</w:t>
+      </w:r>
+      <w:r>
+        <w:rPr>
+          <w:rFonts w:eastAsia="Times New Roman"/>
+          <w:b/>
+          <w:bCs/>
+          <w:i/>
+          <w:iCs/>
+          <w:color w:val="000000" w:themeColor="text1"/>
+          <w:highlight w:val="yellow"/>
+          <w:lang w:eastAsia="de-DE"/>
+        </w:rPr>
+        <w:t>)</w:t>
+      </w:r>
+      <w:r>
+        <w:rPr>
+          <w:rFonts w:eastAsia="Times New Roman"/>
+          <w:b/>
+          <w:bCs/>
+          <w:i/>
+          <w:iCs/>
+          <w:color w:val="000000" w:themeColor="text1"/>
+          <w:highlight w:val="yellow"/>
+          <w:lang w:eastAsia="de-DE"/>
+        </w:rPr>
+        <w:t xml:space="preserve">. That target effect size (also called “delta” or “difference”) constitutes the MID if judged meaningful for clinical decision-making. </w:t>
+      </w:r>
+      <w:r>
+        <w:rPr>
+          <w:rFonts w:eastAsia="Times New Roman"/>
+          <w:b/>
+          <w:bCs/>
+          <w:i/>
+          <w:iCs/>
+          <w:color w:val="000000" w:themeColor="text1"/>
+          <w:highlight w:val="yellow"/>
+          <w:lang w:eastAsia="de-DE"/>
+        </w:rPr>
+        <w:t xml:space="preserve">The MID </w:t>
+      </w:r>
+      <w:r>
+        <w:rPr>
+          <w:rFonts w:eastAsia="Times New Roman"/>
+          <w:b/>
+          <w:bCs/>
+          <w:i/>
+          <w:iCs/>
+          <w:color w:val="000000" w:themeColor="text1"/>
+          <w:highlight w:val="yellow"/>
+          <w:lang w:eastAsia="de-DE"/>
+        </w:rPr>
+        <w:t xml:space="preserve">can be </w:t>
+      </w:r>
+      <w:r>
+        <w:rPr>
+          <w:rFonts w:eastAsia="Times New Roman"/>
+          <w:b/>
+          <w:bCs/>
+          <w:i/>
+          <w:iCs/>
+          <w:color w:val="000000" w:themeColor="text1"/>
+          <w:highlight w:val="yellow"/>
+          <w:lang w:eastAsia="de-DE"/>
+        </w:rPr>
+        <w:t>defined</w:t>
+      </w:r>
+      <w:r>
+        <w:rPr>
+          <w:rFonts w:eastAsia="Times New Roman"/>
+          <w:b/>
+          <w:bCs/>
+          <w:i/>
+          <w:iCs/>
+          <w:color w:val="000000" w:themeColor="text1"/>
+          <w:highlight w:val="yellow"/>
+          <w:lang w:eastAsia="de-DE"/>
+        </w:rPr>
+        <w:t xml:space="preserve"> for any outcome</w:t>
+      </w:r>
+      <w:r>
+        <w:rPr>
+          <w:rFonts w:eastAsia="Times New Roman"/>
+          <w:b/>
+          <w:bCs/>
+          <w:i/>
+          <w:iCs/>
+          <w:color w:val="000000" w:themeColor="text1"/>
+          <w:highlight w:val="yellow"/>
+          <w:lang w:eastAsia="de-DE"/>
+        </w:rPr>
+        <w:t xml:space="preserve">, </w:t>
+      </w:r>
+      <w:r>
+        <w:rPr>
+          <w:rFonts w:eastAsia="Times New Roman"/>
+          <w:b/>
+          <w:bCs/>
+          <w:i/>
+          <w:iCs/>
+          <w:color w:val="000000" w:themeColor="text1"/>
+          <w:highlight w:val="yellow"/>
+          <w:lang w:eastAsia="de-DE"/>
+        </w:rPr>
+        <w:t xml:space="preserve">any </w:t>
+      </w:r>
+      <w:r>
+        <w:rPr>
+          <w:rFonts w:eastAsia="Times New Roman"/>
+          <w:b/>
+          <w:bCs/>
+          <w:i/>
+          <w:iCs/>
+          <w:color w:val="000000" w:themeColor="text1"/>
+          <w:highlight w:val="yellow"/>
+          <w:lang w:eastAsia="de-DE"/>
+        </w:rPr>
+        <w:t xml:space="preserve">measurement scale or </w:t>
+      </w:r>
+      <w:r>
+        <w:rPr>
+          <w:rFonts w:eastAsia="Times New Roman"/>
+          <w:b/>
+          <w:bCs/>
+          <w:i/>
+          <w:iCs/>
+          <w:color w:val="000000" w:themeColor="text1"/>
+          <w:highlight w:val="yellow"/>
+          <w:lang w:eastAsia="de-DE"/>
+        </w:rPr>
+        <w:lastRenderedPageBreak/>
+        <w:t>metric, and it can be estimated</w:t>
+      </w:r>
+      <w:r>
+        <w:rPr>
+          <w:rFonts w:eastAsia="Times New Roman"/>
+          <w:b/>
+          <w:bCs/>
+          <w:i/>
+          <w:iCs/>
+          <w:color w:val="000000" w:themeColor="text1"/>
+          <w:highlight w:val="yellow"/>
+          <w:lang w:eastAsia="de-DE"/>
+        </w:rPr>
+        <w:t xml:space="preserve"> with different</w:t>
+      </w:r>
+      <w:r>
+        <w:rPr>
+          <w:rFonts w:eastAsia="Times New Roman"/>
+          <w:b/>
+          <w:bCs/>
+          <w:i/>
+          <w:iCs/>
+          <w:color w:val="000000" w:themeColor="text1"/>
+          <w:highlight w:val="yellow"/>
+          <w:lang w:eastAsia="de-DE"/>
+        </w:rPr>
+        <w:t xml:space="preserve"> approaches</w:t>
+      </w:r>
+      <w:r>
+        <w:rPr>
+          <w:rFonts w:eastAsia="Times New Roman"/>
+          <w:b/>
+          <w:bCs/>
+          <w:i/>
+          <w:iCs/>
+          <w:color w:val="000000" w:themeColor="text1"/>
+          <w:highlight w:val="yellow"/>
+          <w:lang w:eastAsia="de-DE"/>
+        </w:rPr>
+        <w:fldChar w:fldCharType="begin"/>
+      </w:r>
+      <w:r>
+        <w:rPr>
+          <w:rFonts w:eastAsia="Times New Roman"/>
+          <w:b/>
+          <w:bCs/>
+          <w:i/>
+          <w:iCs/>
+          <w:color w:val="000000" w:themeColor="text1"/>
+          <w:highlight w:val="yellow"/>
+          <w:lang w:eastAsia="de-DE"/>
+        </w:rPr>
+        <w:instrText xml:space="preserve"> ADDIN ZOTERO_ITEM CSL_CITATION {"citationID":"yT4O4Xbu","properties":{"unsorted":false,"formattedCitation":"\\super 7\\nosupersub{}","plainCitation":"7","noteIndex":0},"citationItems":[{"id":229133,"uris":["http://zotero.org/groups/6353616/items/IBTRZA5C"],"itemData":{"id":229133,"type":"article-journal","citation-key":"guyattMethodsExplainClinical2002a","container-title":"Mayo Clinic Proceedings","DOI":"10.4065/77.4.371","ISSN":"0025-6196, 1942-5546","issue":"4","journalAbbreviation":"Mayo Clinic Proceedings","language":"English","page":"371-383","publisher":"Elsevier","source":"www.mayoclinicproceedings.org","title":"Methods to Explain the Clinical Significance of Health Status Measures","volume":"77","author":[{"family":"Guyatt","given":"Gordon H."},{"family":"Osoba","given":"David"},{"family":"Wu","given":"Albert W."},{"family":"Wyrwich","given":"Kathleen W."},{"family":"Norman","given":"Geoffrey R."}],"issued":{"date-parts":[["2002",4,1]]}}}],"schema":"https://github.com/citation-style-language/schema/raw/master/csl-citation.json"} </w:instrText>
+      </w:r>
+      <w:r>
+        <w:rPr>
+          <w:rFonts w:eastAsia="Times New Roman"/>
+          <w:b/>
+          <w:bCs/>
+          <w:i/>
+          <w:iCs/>
+          <w:color w:val="000000" w:themeColor="text1"/>
+          <w:highlight w:val="yellow"/>
+          <w:lang w:eastAsia="de-DE"/>
+        </w:rPr>
+        <w:fldChar w:fldCharType="separate"/>
+      </w:r>
+      <w:r>
+        <w:rPr>
+          <w:rFonts w:cs="Arial"/>
+          <w:color w:val="000000"/>
+          <w:kern w:val="0"/>
+          <w:vertAlign w:val="superscript"/>
+        </w:rPr>
+        <w:t>7</w:t>
+      </w:r>
+      <w:r>
+        <w:rPr>
+          <w:rFonts w:eastAsia="Times New Roman"/>
+          <w:b/>
+          <w:bCs/>
+          <w:i/>
+          <w:iCs/>
+          <w:color w:val="000000" w:themeColor="text1"/>
+          <w:highlight w:val="yellow"/>
+          <w:lang w:eastAsia="de-DE"/>
+        </w:rPr>
+        <w:fldChar w:fldCharType="end"/>
+      </w:r>
+      <w:r>
+        <w:rPr>
+          <w:rFonts w:eastAsia="Times New Roman"/>
+          <w:b/>
+          <w:bCs/>
+          <w:i/>
+          <w:iCs/>
+          <w:color w:val="000000" w:themeColor="text1"/>
+          <w:highlight w:val="yellow"/>
+          <w:lang w:eastAsia="de-DE"/>
+        </w:rPr>
+        <w:t xml:space="preserve">. The </w:t>
+      </w:r>
+      <w:r>
+        <w:rPr>
+          <w:rFonts w:eastAsia="Times New Roman"/>
+          <w:b/>
+          <w:bCs/>
+          <w:i/>
+          <w:iCs/>
+          <w:color w:val="000000" w:themeColor="text1"/>
+          <w:highlight w:val="yellow"/>
+          <w:lang w:eastAsia="de-DE"/>
+        </w:rPr>
+        <w:t>most established</w:t>
+      </w:r>
+      <w:r>
+        <w:rPr>
+          <w:rFonts w:eastAsia="Times New Roman"/>
+          <w:b/>
+          <w:bCs/>
+          <w:i/>
+          <w:iCs/>
+          <w:color w:val="000000" w:themeColor="text1"/>
+          <w:highlight w:val="yellow"/>
+          <w:lang w:eastAsia="de-DE"/>
+        </w:rPr>
+        <w:t xml:space="preserve"> and rigorous</w:t>
+      </w:r>
+      <w:r>
+        <w:rPr>
+          <w:rFonts w:eastAsia="Times New Roman"/>
+          <w:b/>
+          <w:bCs/>
+          <w:i/>
+          <w:iCs/>
+          <w:color w:val="000000" w:themeColor="text1"/>
+          <w:highlight w:val="yellow"/>
+          <w:lang w:eastAsia="de-DE"/>
+        </w:rPr>
+        <w:t xml:space="preserve"> </w:t>
+      </w:r>
+      <w:r>
+        <w:rPr>
+          <w:rFonts w:eastAsia="Times New Roman"/>
+          <w:b/>
+          <w:bCs/>
+          <w:i/>
+          <w:iCs/>
+          <w:color w:val="000000" w:themeColor="text1"/>
+          <w:highlight w:val="yellow"/>
+          <w:lang w:eastAsia="de-DE"/>
+        </w:rPr>
+        <w:t>methods</w:t>
+      </w:r>
+      <w:r>
+        <w:rPr>
+          <w:rFonts w:eastAsia="Times New Roman"/>
+          <w:b/>
+          <w:bCs/>
+          <w:i/>
+          <w:iCs/>
+          <w:color w:val="000000" w:themeColor="text1"/>
+          <w:highlight w:val="yellow"/>
+          <w:lang w:eastAsia="de-DE"/>
+        </w:rPr>
+        <w:t xml:space="preserve"> </w:t>
+      </w:r>
+      <w:r>
+        <w:rPr>
+          <w:rFonts w:eastAsia="Times New Roman"/>
+          <w:b/>
+          <w:bCs/>
+          <w:i/>
+          <w:iCs/>
+          <w:color w:val="000000" w:themeColor="text1"/>
+          <w:highlight w:val="yellow"/>
+          <w:lang w:eastAsia="de-DE"/>
+        </w:rPr>
+        <w:t>include</w:t>
+      </w:r>
+      <w:r>
+        <w:rPr>
+          <w:rFonts w:eastAsia="Times New Roman"/>
+          <w:b/>
+          <w:bCs/>
+          <w:i/>
+          <w:iCs/>
+          <w:color w:val="000000" w:themeColor="text1"/>
+          <w:highlight w:val="yellow"/>
+          <w:lang w:eastAsia="de-DE"/>
+        </w:rPr>
+        <w:t xml:space="preserve"> </w:t>
+      </w:r>
+      <w:r>
+        <w:rPr>
+          <w:rFonts w:cs="Arial"/>
+          <w:b/>
+          <w:bCs/>
+          <w:i/>
+          <w:iCs/>
+          <w:highlight w:val="yellow"/>
+        </w:rPr>
+        <w:t>anchor-based</w:t>
+      </w:r>
+      <w:r>
+        <w:rPr>
+          <w:rFonts w:cs="Arial"/>
+          <w:b/>
+          <w:bCs/>
+          <w:i/>
+          <w:iCs/>
+          <w:highlight w:val="yellow"/>
+        </w:rPr>
+        <w:fldChar w:fldCharType="begin"/>
+      </w:r>
+      <w:r>
+        <w:rPr>
+          <w:rFonts w:cs="Arial"/>
+          <w:b/>
+          <w:bCs/>
+          <w:i/>
+          <w:iCs/>
+          <w:highlight w:val="yellow"/>
+        </w:rPr>
+        <w:instrText xml:space="preserve"> ADDIN ZOTERO_ITEM CSL_CITATION {"citationID":"VOyTmzpD","properties":{"unsorted":false,"formattedCitation":"\\super 8\\nosupersub{}","plainCitation":"8","noteIndex":0},"citationItems":[{"id":229135,"uris":["http://zotero.org/groups/6353616/items/BZWQSKK8"],"itemData":{"id":229135,"type":"article-journal","abstract":"The clinical significance of quality of life changes has little to do with the QOL as a measure, but is rather a reflection on the novelty of the measures and researcher's inexperience in their use. This article discusses possible ways of evaluating quality of life measures in terms of patient-clinician interactions and how the clinician can assess the importance of these changes of QOL in terms of treatment and management of disease.","citation-key":"lydickInterpretationQualityLife1993","container-title":"Quality of Life Research","DOI":"10.1007/BF00435226","ISSN":"1573-2649","issue":"3","journalAbbreviation":"Qual Life Res","language":"en","page":"221-226","source":"Springer Link","title":"Interpretation of quality of life changes","volume":"2","author":[{"family":"Lydick","given":"E."},{"family":"Epstein","given":"R. S."}],"issued":{"date-parts":[["1993",6,1]]}}}],"schema":"https://github.com/citation-style-language/schema/raw/master/csl-citation.json"} </w:instrText>
+      </w:r>
+      <w:r>
+        <w:rPr>
+          <w:rFonts w:cs="Arial"/>
+          <w:b/>
+          <w:bCs/>
+          <w:i/>
+          <w:iCs/>
+          <w:highlight w:val="yellow"/>
+        </w:rPr>
+        <w:fldChar w:fldCharType="separate"/>
+      </w:r>
+      <w:r>
+        <w:rPr>
+          <w:rFonts w:cs="Arial"/>
+          <w:kern w:val="0"/>
+          <w:vertAlign w:val="superscript"/>
+        </w:rPr>
+        <w:t>8</w:t>
+      </w:r>
+      <w:r>
+        <w:rPr>
+          <w:rFonts w:cs="Arial"/>
+          <w:b/>
+          <w:bCs/>
+          <w:i/>
+          <w:iCs/>
+          <w:highlight w:val="yellow"/>
+        </w:rPr>
+        <w:fldChar w:fldCharType="end"/>
+      </w:r>
+      <w:r>
+        <w:rPr>
+          <w:rFonts w:cs="Arial"/>
+          <w:b/>
+          <w:bCs/>
+          <w:i/>
+          <w:iCs/>
+          <w:highlight w:val="yellow"/>
+        </w:rPr>
+        <w:t xml:space="preserve"> and distribution-based</w:t>
+      </w:r>
+      <w:r>
+        <w:rPr>
+          <w:rFonts w:cs="Arial"/>
+          <w:b/>
+          <w:bCs/>
+          <w:i/>
+          <w:iCs/>
+          <w:highlight w:val="yellow"/>
+        </w:rPr>
+        <w:t xml:space="preserve"> techniques, while a</w:t>
+      </w:r>
+      <w:r>
+        <w:rPr>
+          <w:rFonts w:cs="Arial"/>
+          <w:b/>
+          <w:bCs/>
+          <w:i/>
+          <w:iCs/>
+          <w:highlight w:val="yellow"/>
+        </w:rPr>
+        <w:t xml:space="preserve">lternative methods </w:t>
+      </w:r>
+      <w:r>
+        <w:rPr>
+          <w:rFonts w:cs="Arial"/>
+          <w:b/>
+          <w:bCs/>
+          <w:i/>
+          <w:iCs/>
+          <w:highlight w:val="yellow"/>
+        </w:rPr>
+        <w:t>rely</w:t>
+      </w:r>
+      <w:r>
+        <w:rPr>
+          <w:rFonts w:cs="Arial"/>
+          <w:b/>
+          <w:bCs/>
+          <w:i/>
+          <w:iCs/>
+          <w:highlight w:val="yellow"/>
+        </w:rPr>
+        <w:t xml:space="preserve"> on consensus among experts</w:t>
+      </w:r>
+      <w:r>
+        <w:rPr>
+          <w:rFonts w:cs="Arial"/>
+          <w:b/>
+          <w:bCs/>
+          <w:i/>
+          <w:iCs/>
+          <w:highlight w:val="yellow"/>
+        </w:rPr>
+        <w:fldChar w:fldCharType="begin"/>
+      </w:r>
+      <w:r>
+        <w:rPr>
+          <w:rFonts w:cs="Arial"/>
+          <w:b/>
+          <w:bCs/>
+          <w:i/>
+          <w:iCs/>
+          <w:highlight w:val="yellow"/>
+        </w:rPr>
+        <w:instrText xml:space="preserve"> ADDIN ZOTERO_ITEM CSL_CITATION {"citationID":"AQuMWo5m","properties":{"unsorted":false,"formattedCitation":"\\super 9\\nosupersub{}","plainCitation":"9","noteIndex":0},"citationItems":[{"id":229137,"uris":["http://zotero.org/groups/6353616/items/STJARCW9"],"itemData":{"id":229137,"type":"article-journal","abstract":"Background:Although there is debate about the appropriate place of guidelines in clinical practice, guidelines can be seen as one way of assisting clinicians in decision-making. Given the likely diversity of opinion that any group of people may display when considering a topic, methods are needed for organising subjective judgements. Three principal methods (Delphi, nominal group technique, consensus development conference) exist which share the common objective of synthesising judgements when a state of uncertainty exists.Objectives:To identify the factors that shape and influence the clinical guidelines that emerge from consensus development methods and to make recommendations about best practice in the use of such methods.Methods:Five electronic databases were searched: Medline (1966-1996), PsychLIT (1974-1996), Social Science Citation Index (1990-1996), ABI Inform and Sociofile. From the searches and reference lists of articles a total of 177 empirical and review articles were selected for review.Results:The output from consensus development methods may be affected by: the way the task is set (choice of cues, recognition of contextual cues, the focus of the task, the comprehensiveness of the scenarios); the selection of participants (choice of individuals, degree of homogeneity of the group, their background, their number); the selection and presentation of scientific information (format, extent to which its quality and content is assessed); the way any interaction is structured (number of rating rounds, ensuring equitable participation, physical environment for meetings); and the method of synthesising individual judgements (definition of agreement, rules governing outliers, method of mathematical aggregation).Conclusions:Although a considerable amount of research has been carried out, many aspects have not been investigated sufficiently. For the time being at least, advice on those aspects has, therefore, to be based on the user's own commonsense and the experience of those who have used or participated in these methods. Even in the long term, some aspects will not be amenable to scientific study. Meanwhile, adherence to best practice will enhance the validity, reliability and impact of the clinical guidelines produced.","citation-key":"blackConsensusDevelopmentMethods1999","container-title":"Journal of Health Services Research &amp; Policy","DOI":"10.1177/135581969900400410","ISSN":"1355-8196","issue":"4","journalAbbreviation":"J Health Serv Res Policy","language":"EN","page":"236-248","publisher":"SAGE Publications","source":"SAGE Journals","title":"Consensus Development Methods: A Review of Best Practice in Creating Clinical Guidelines","title-short":"Consensus Development Methods","volume":"4","author":[{"family":"Black","given":"Nick"},{"family":"Murphy","given":"Maggie"},{"family":"Lamping","given":"Donna"},{"family":"McKee","given":"Martin"},{"family":"Sanderson","given":"Colin"},{"family":"Askham","given":"Janet"},{"family":"Marteau","given":"Theresa"}],"issued":{"date-parts":[["1999",10,1]]}}}],"schema":"https://github.com/citation-style-language/schema/raw/master/csl-citation.json"} </w:instrText>
+      </w:r>
+      <w:r>
+        <w:rPr>
+          <w:rFonts w:cs="Arial"/>
+          <w:b/>
+          <w:bCs/>
+          <w:i/>
+          <w:iCs/>
+          <w:highlight w:val="yellow"/>
+        </w:rPr>
+        <w:fldChar w:fldCharType="separate"/>
+      </w:r>
+      <w:r>
+        <w:rPr>
+          <w:rFonts w:cs="Arial"/>
+          <w:kern w:val="0"/>
+          <w:vertAlign w:val="superscript"/>
+        </w:rPr>
+        <w:t>9</w:t>
+      </w:r>
+      <w:r>
+        <w:rPr>
+          <w:rFonts w:cs="Arial"/>
+          <w:b/>
+          <w:bCs/>
+          <w:i/>
+          <w:iCs/>
+          <w:highlight w:val="yellow"/>
+        </w:rPr>
+        <w:fldChar w:fldCharType="end"/>
+      </w:r>
+      <w:r>
+        <w:rPr>
+          <w:rFonts w:cs="Arial"/>
+          <w:b/>
+          <w:bCs/>
+          <w:i/>
+          <w:iCs/>
+          <w:highlight w:val="yellow"/>
+        </w:rPr>
+        <w:t xml:space="preserve"> (e.g., </w:t>
+      </w:r>
+      <w:r>
+        <w:rPr>
+          <w:rFonts w:cs="Arial"/>
+          <w:b/>
+          <w:bCs/>
+          <w:i/>
+          <w:iCs/>
+          <w:highlight w:val="yellow"/>
+        </w:rPr>
+        <w:t>Delphi</w:t>
+      </w:r>
+      <w:r>
+        <w:rPr>
+          <w:rFonts w:cs="Arial"/>
+          <w:i/>
+          <w:iCs/>
+          <w:highlight w:val="yellow"/>
+        </w:rPr>
+        <w:t xml:space="preserve"> </w:t>
+      </w:r>
+      <w:r>
+        <w:rPr>
+          <w:rFonts w:cs="Arial"/>
+          <w:b/>
+          <w:bCs/>
+          <w:i/>
+          <w:iCs/>
+          <w:highlight w:val="yellow"/>
+        </w:rPr>
+        <w:t>panel</w:t>
+      </w:r>
+      <w:r>
+        <w:rPr>
+          <w:rFonts w:cs="Arial"/>
+          <w:b/>
+          <w:bCs/>
+          <w:i/>
+          <w:iCs/>
+          <w:highlight w:val="yellow"/>
+        </w:rPr>
+        <w:t>s</w:t>
+      </w:r>
+      <w:r>
+        <w:rPr>
+          <w:rFonts w:cs="Arial"/>
+          <w:b/>
+          <w:bCs/>
+          <w:i/>
+          <w:iCs/>
+          <w:highlight w:val="yellow"/>
+        </w:rPr>
+        <w:fldChar w:fldCharType="begin"/>
+      </w:r>
+      <w:r>
+        <w:rPr>
+          <w:rFonts w:cs="Arial"/>
+          <w:b/>
+          <w:bCs/>
+          <w:i/>
+          <w:iCs/>
+          <w:highlight w:val="yellow"/>
+        </w:rPr>
+        <w:instrText xml:space="preserve"> ADDIN ZOTERO_ITEM CSL_CITATION {"citationID":"FsZaiCnW","properties":{"unsorted":false,"formattedCitation":"\\super 10,11\\nosupersub{}","plainCitation":"10,11","noteIndex":0},"citationItems":[{"id":229140,"uris":["http://zotero.org/groups/6353616/items/MJ8MXTSD"],"itemData":{"id":229140,"type":"article-journal","abstract":"Objectives\nGood social functioning is important for people living with dementia and their families. The Social Functioning in Dementia Scale (SF-DEM) is a valid and reliable instrument measuring social functioning in dementia. However the minimum clinically important difference (MCID) has not yet been derived for SF-DEM. This study aims to define the MCID for the SF-DEM.\n\nDesign\nWe used triangulation, incorporating data from a cross-sectional study to calculate the MCID using distribution-based and anchor-based methods, and a Delphi survey.\n\nSetting and participants\nThe cross-sectional survey comprised 299 family carers of people with dementia. Twenty dementia experts (researchers, clinicians, family carers) rated whether changes on clinical vignettes represented a meaningful change in the Delphi survey.\n\nPrimary outcome measures\nWe calculated the distribution-based MCID as 0.5 of an SD for each of the three SF-DEM domains (1—spending time with others, 2—communicating with others, 3—sensitivity to others). We used the carers’ rating of social functioning to calculate the anchor-based MCID. For the Delphi survey, we defined consensus as ≥75% agreement. Where there was lack of consensus, experts were asked to complete a further survey round.\n\nResults\nWe found that 0.5 SD of SF-DEM was 1.9 points, 2.2 and 1.4 points in domains 1, 2 and 3, respectively. Using the anchoring analysis, the MCIDs were 1.7 points, 1.7 points, and 0.9 points in domains 1, 2 and 3, respectively. The Delphi method required two rounds. In the second round, a consensus was reached that a 2-point change was considered significant in all three domains, but no consensus was reached on a 1-point change.\n\nConclusions\nBy triangulating all three methods, the SF-DEM’s MCIDs were 1.9, 2.0 and 1.4 points for domains 1, 2 and 3, respectively. For individuals, these values should be rounded to a 2-point change for each domain.","citation-key":"leveneMinimumClinicallyImportant2022","container-title":"BMJ Open","DOI":"10.1136/bmjopen-2021-058252","ISSN":"2044-6055","issue":"3","journalAbbreviation":"BMJ Open","page":"e058252","PMID":"35351729","PMCID":"PMC8966522","source":"PubMed Central","title":"Minimum clinically important difference of the Social Functioning in Dementia Scale (SF-DEM): cross-sectional study and Delphi survey","title-short":"Minimum clinically important difference of the Social Functioning in Dementia Scale (SF-DEM)","volume":"12","author":[{"family":"Levene","given":"Tamara"},{"family":"Livingston","given":"Gill"},{"family":"Banerjee","given":"Sube"},{"family":"Sommerlad","given":"Andrew"}],"issued":{"date-parts":[["2022",3,29]]}}},{"id":229138,"uris":["http://zotero.org/groups/6353616/items/XHBRFLPK"],"itemData":{"id":229138,"type":"article-journal","abstract":"Since its introduction as a research approach in the late 1940s the Delphi technique has had over 1000 published research utilizations. Most of these have been in the field of social policy. However, a review of contemporary nursing literature suggests that it is becoming a popular choice among nurse researchers. With its focus on maximizing participant's judgements and decision-making abilities the Delphi technique is a useful tool in the research armoury of a young profession. However, questions remain about its scientific respectability. This paper gives an overview of what the Delphi technique is, the criteria for selecting it as a research approach, the studies where it has been used and its advantages and disadvantages.","citation-key":"mckennaDelphiTechniqueWorthwhile1994","container-title":"Journal of Advanced Nursing","DOI":"10.1111/j.1365-2648.1994.tb01207.x","ISSN":"0309-2402","issue":"6","journalAbbreviation":"J Adv Nurs","language":"eng","page":"1221-1225","PMID":"7930104","source":"PubMed","title":"The Delphi technique: a worthwhile research approach for nursing?","title-short":"The Delphi technique","volume":"19","author":[{"family":"McKenna","given":"H. P."}],"issued":{"date-parts":[["1994",6]]}}}],"schema":"https://github.com/citation-style-language/schema/raw/master/csl-citation.json"} </w:instrText>
+      </w:r>
+      <w:r>
+        <w:rPr>
+          <w:rFonts w:cs="Arial"/>
+          <w:b/>
+          <w:bCs/>
+          <w:i/>
+          <w:iCs/>
+          <w:highlight w:val="yellow"/>
+        </w:rPr>
+        <w:fldChar w:fldCharType="separate"/>
+      </w:r>
+      <w:r>
+        <w:rPr>
+          <w:rFonts w:cs="Arial"/>
+          <w:kern w:val="0"/>
+          <w:vertAlign w:val="superscript"/>
+        </w:rPr>
+        <w:t>10,11</w:t>
+      </w:r>
+      <w:r>
+        <w:rPr>
+          <w:rFonts w:cs="Arial"/>
+          <w:b/>
+          <w:bCs/>
+          <w:i/>
+          <w:iCs/>
+          <w:highlight w:val="yellow"/>
+        </w:rPr>
+        <w:fldChar w:fldCharType="end"/>
+      </w:r>
+      <w:r>
+        <w:rPr>
+          <w:rFonts w:cs="Arial"/>
+          <w:b/>
+          <w:bCs/>
+          <w:i/>
+          <w:iCs/>
+          <w:highlight w:val="yellow"/>
+        </w:rPr>
+        <w:t>), surveys among clinicians and/or patients</w:t>
+      </w:r>
+      <w:r>
+        <w:rPr>
+          <w:rFonts w:cs="Arial"/>
+          <w:b/>
+          <w:bCs/>
+          <w:i/>
+          <w:iCs/>
+          <w:highlight w:val="yellow"/>
+        </w:rPr>
+        <w:t xml:space="preserve">, </w:t>
+      </w:r>
+      <w:r>
+        <w:rPr>
+          <w:rFonts w:cs="Arial"/>
+          <w:b/>
+          <w:bCs/>
+          <w:i/>
+          <w:iCs/>
+          <w:highlight w:val="yellow"/>
+        </w:rPr>
+        <w:t xml:space="preserve">and </w:t>
+      </w:r>
+      <w:r>
+        <w:rPr>
+          <w:rFonts w:cs="Arial"/>
+          <w:b/>
+          <w:bCs/>
+          <w:i/>
+          <w:iCs/>
+          <w:highlight w:val="yellow"/>
+        </w:rPr>
+        <w:t>smaller-scale</w:t>
+      </w:r>
+      <w:r>
+        <w:rPr>
+          <w:rFonts w:cs="Arial"/>
+          <w:b/>
+          <w:bCs/>
+          <w:i/>
+          <w:iCs/>
+          <w:highlight w:val="yellow"/>
+        </w:rPr>
+        <w:t xml:space="preserve"> </w:t>
+      </w:r>
+      <w:r>
+        <w:rPr>
+          <w:rFonts w:cs="Arial"/>
+          <w:b/>
+          <w:bCs/>
+          <w:i/>
+          <w:iCs/>
+          <w:highlight w:val="yellow"/>
+        </w:rPr>
+        <w:t>consensus in case of limited resources</w:t>
+      </w:r>
+      <w:r>
+        <w:rPr>
+          <w:rFonts w:cs="Arial"/>
+          <w:b/>
+          <w:bCs/>
+        </w:rPr>
+        <w:t>.</w:t>
+      </w:r>
+      <w:commentRangeEnd w:id="1"/>
+      <w:r>
+        <w:rPr>
+          <w:rStyle w:val="CommentReference"/>
+          <w:rFonts w:cs="Arial"/>
+          <w:b/>
+          <w:bCs/>
+          <w:i/>
+          <w:iCs/>
+          <w:sz w:val="22"/>
+          <w:szCs w:val="24"/>
+          <w:highlight w:val="yellow"/>
+        </w:rPr>
+        <w:commentReference w:id="1"/>
+      </w:r>
+    </w:p>
+    <w:p>
+      <w:pPr>
+        <w:pStyle w:val="Titre21"/>
+        <w:rPr>
+          <w:lang w:eastAsia="de-DE"/>
+        </w:rPr>
+      </w:pPr>
+      <w:r>
+        <w:rPr>
+          <w:highlight w:val="yellow"/>
+          <w:lang w:eastAsia="de-DE"/>
+        </w:rPr>
+        <w:t>Outcomes definition</w:t>
+      </w:r>
+    </w:p>
+    <w:p>
+      <w:pPr>
+        <w:spacing w:before="100" w:beforeAutospacing="1" w:after="100" w:afterAutospacing="1" w:line="480" w:lineRule="auto"/>
+        <w:rPr>
+          <w:rFonts w:eastAsia="Times New Roman" w:cs="Calibri"/>
+          <w:color w:val="000000" w:themeColor="text1"/>
+          <w:kern w:val="0"/>
+          <w:lang w:eastAsia="de-DE"/>
+          <w14:ligatures w14:val="none"/>
+        </w:rPr>
+      </w:pPr>
+      <w:r>
+        <w:rPr>
           <w:rFonts w:eastAsia="Times New Roman" w:cs="Calibri"/>
           <w:color w:val="000000" w:themeColor="text1"/>
           <w:kern w:val="0"/>
@@ -5390,7 +7205,42 @@
           <w:lang w:eastAsia="de-DE"/>
           <w14:ligatures w14:val="none"/>
         </w:rPr>
-        <w:t xml:space="preserve"> evaluated each RCT against five pre</w:t>
+        <w:t xml:space="preserve"> evaluated each RCT against </w:t>
+      </w:r>
+      <w:r>
+        <w:rPr>
+          <w:rFonts w:eastAsia="Times New Roman" w:cs="Calibri"/>
+          <w:b/>
+          <w:bCs/>
+          <w:i/>
+          <w:iCs/>
+          <w:color w:val="000000" w:themeColor="text1"/>
+          <w:kern w:val="0"/>
+          <w:highlight w:val="yellow"/>
+          <w:lang w:eastAsia="de-DE"/>
+          <w14:ligatures w14:val="none"/>
+        </w:rPr>
+        <w:t>the</w:t>
+      </w:r>
+      <w:r>
+        <w:rPr>
+          <w:rFonts w:eastAsia="Times New Roman" w:cs="Calibri"/>
+          <w:color w:val="000000" w:themeColor="text1"/>
+          <w:kern w:val="0"/>
+          <w:lang w:eastAsia="de-DE"/>
+          <w14:ligatures w14:val="none"/>
+        </w:rPr>
+        <w:t xml:space="preserve"> </w:t>
+      </w:r>
+      <w:r>
+        <w:rPr>
+          <w:rFonts w:eastAsia="Times New Roman" w:cs="Calibri"/>
+          <w:color w:val="000000" w:themeColor="text1"/>
+          <w:kern w:val="0"/>
+          <w:lang w:eastAsia="de-DE"/>
+          <w14:ligatures w14:val="none"/>
+        </w:rPr>
+        <w:t>five pre</w:t>
       </w:r>
       <w:r>
         <w:rPr>
@@ -5433,7 +7283,40 @@
           <w:lang w:eastAsia="de-DE"/>
           <w14:ligatures w14:val="none"/>
         </w:rPr>
-        <w:t>(Table 1)</w:t>
+        <w:t>(</w:t>
+      </w:r>
+      <w:r>
+        <w:rPr>
+          <w:rFonts w:eastAsia="Times New Roman" w:cs="Calibri"/>
+          <w:bCs/>
+          <w:color w:val="000000" w:themeColor="text1"/>
+          <w:kern w:val="0"/>
+          <w:lang w:eastAsia="de-DE"/>
+          <w14:ligatures w14:val="none"/>
+        </w:rPr>
+        <w:t>also in</w:t>
+      </w:r>
+      <w:r>
+        <w:rPr>
+          <w:rFonts w:eastAsia="Times New Roman" w:cs="Calibri"/>
+          <w:b/>
+          <w:color w:val="000000" w:themeColor="text1"/>
+          <w:kern w:val="0"/>
+          <w:lang w:eastAsia="de-DE"/>
+          <w14:ligatures w14:val="none"/>
+        </w:rPr>
+        <w:t xml:space="preserve"> </w:t>
+      </w:r>
+      <w:r>
+        <w:rPr>
+          <w:rFonts w:eastAsia="Times New Roman" w:cs="Calibri"/>
+          <w:b/>
+          <w:color w:val="000000" w:themeColor="text1"/>
+          <w:kern w:val="0"/>
+          <w:lang w:eastAsia="de-DE"/>
+          <w14:ligatures w14:val="none"/>
+        </w:rPr>
+        <w:t>Table 1)</w:t>
       </w:r>
       <w:r>
         <w:rPr>
@@ -5473,17 +7356,47 @@
           <w:lang w:eastAsia="de-DE"/>
           <w14:ligatures w14:val="none"/>
         </w:rPr>
-        <w:t xml:space="preserve"> RCT was classified as meaningfully informing clinical practice if it </w:t>
-      </w:r>
-      <w:r>
-        <w:rPr>
-          <w:rFonts w:eastAsia="Times New Roman" w:cs="Calibri"/>
-          <w:color w:val="000000" w:themeColor="text1"/>
-          <w:kern w:val="0"/>
-          <w:lang w:eastAsia="de-DE"/>
-          <w14:ligatures w14:val="none"/>
-        </w:rPr>
-        <w:t xml:space="preserve">reported on the primary outcome AND the </w:t>
+        <w:t xml:space="preserve"> RCT was classified as meaningfully informing clinical practice if </w:t>
+      </w:r>
+      <w:r>
+        <w:rPr>
+          <w:rFonts w:eastAsia="Times New Roman" w:cs="Calibri"/>
+          <w:color w:val="000000" w:themeColor="text1"/>
+          <w:kern w:val="0"/>
+          <w:lang w:eastAsia="de-DE"/>
+          <w14:ligatures w14:val="none"/>
+        </w:rPr>
+        <w:t>four cumulative conditions were fulfilled: the specific</w:t>
+      </w:r>
+      <w:r>
+        <w:rPr>
+          <w:rFonts w:eastAsia="Times New Roman" w:cs="Calibri"/>
+          <w:color w:val="000000" w:themeColor="text1"/>
+          <w:kern w:val="0"/>
+          <w:lang w:eastAsia="de-DE"/>
+          <w14:ligatures w14:val="none"/>
+        </w:rPr>
+        <w:t xml:space="preserve"> primary outcome</w:t>
+      </w:r>
+      <w:r>
+        <w:rPr>
+          <w:rFonts w:eastAsia="Times New Roman" w:cs="Calibri"/>
+          <w:color w:val="000000" w:themeColor="text1"/>
+          <w:kern w:val="0"/>
+          <w:lang w:eastAsia="de-DE"/>
+          <w14:ligatures w14:val="none"/>
+        </w:rPr>
+        <w:t xml:space="preserve">(s) was(were) reported </w:t>
+      </w:r>
+      <w:r>
+        <w:rPr>
+          <w:rFonts w:eastAsia="Times New Roman" w:cs="Calibri"/>
+          <w:color w:val="000000" w:themeColor="text1"/>
+          <w:kern w:val="0"/>
+          <w:lang w:eastAsia="de-DE"/>
+          <w14:ligatures w14:val="none"/>
+        </w:rPr>
+        <w:t xml:space="preserve">AND the </w:t>
       </w:r>
       <w:r>
         <w:rPr>
@@ -5503,7 +7416,7 @@
           <w:lang w:eastAsia="de-DE"/>
           <w14:ligatures w14:val="none"/>
         </w:rPr>
-        <w:t xml:space="preserve"> of the trial and/or the trial design </w:t>
+        <w:t xml:space="preserve"> of the trial </w:t>
       </w:r>
       <w:r>
         <w:rPr>
@@ -5523,7 +7436,57 @@
           <w:lang w:eastAsia="de-DE"/>
           <w14:ligatures w14:val="none"/>
         </w:rPr>
-        <w:t xml:space="preserve">AND a calculation of the sample size </w:t>
+        <w:t xml:space="preserve">and/or the trial design </w:t>
+      </w:r>
+      <w:r>
+        <w:rPr>
+          <w:rFonts w:eastAsia="Times New Roman" w:cs="Calibri"/>
+          <w:color w:val="000000" w:themeColor="text1"/>
+          <w:kern w:val="0"/>
+          <w:lang w:eastAsia="de-DE"/>
+          <w14:ligatures w14:val="none"/>
+        </w:rPr>
+        <w:t>described aligned with a specific hypothesis</w:t>
+      </w:r>
+      <w:r>
+        <w:rPr>
+          <w:rFonts w:eastAsia="Times New Roman" w:cs="Calibri"/>
+          <w:color w:val="000000" w:themeColor="text1"/>
+          <w:kern w:val="0"/>
+          <w:lang w:eastAsia="de-DE"/>
+          <w14:ligatures w14:val="none"/>
+        </w:rPr>
+        <w:t xml:space="preserve"> </w:t>
+      </w:r>
+      <w:r>
+        <w:rPr>
+          <w:rFonts w:eastAsia="Times New Roman" w:cs="Calibri"/>
+          <w:color w:val="000000" w:themeColor="text1"/>
+          <w:kern w:val="0"/>
+          <w:lang w:eastAsia="de-DE"/>
+          <w14:ligatures w14:val="none"/>
+        </w:rPr>
+        <w:t xml:space="preserve">AND </w:t>
+      </w:r>
+      <w:r>
+        <w:rPr>
+          <w:rFonts w:eastAsia="Times New Roman" w:cs="Calibri"/>
+          <w:color w:val="000000" w:themeColor="text1"/>
+          <w:kern w:val="0"/>
+          <w:lang w:eastAsia="de-DE"/>
+          <w14:ligatures w14:val="none"/>
+        </w:rPr>
+        <w:t>the</w:t>
+      </w:r>
+      <w:r>
+        <w:rPr>
+          <w:rFonts w:eastAsia="Times New Roman" w:cs="Calibri"/>
+          <w:color w:val="000000" w:themeColor="text1"/>
+          <w:kern w:val="0"/>
+          <w:lang w:eastAsia="de-DE"/>
+          <w14:ligatures w14:val="none"/>
+        </w:rPr>
+        <w:t xml:space="preserve"> calculation of the sample size </w:t>
       </w:r>
       <w:r>
         <w:rPr>
@@ -5553,37 +7516,136 @@
           <w:lang w:eastAsia="de-DE"/>
           <w14:ligatures w14:val="none"/>
         </w:rPr>
-        <w:t>a</w:t>
-      </w:r>
-      <w:r>
-        <w:rPr>
-          <w:rFonts w:eastAsia="Times New Roman" w:cs="Calibri"/>
-          <w:color w:val="000000" w:themeColor="text1"/>
-          <w:kern w:val="0"/>
-          <w:lang w:eastAsia="de-DE"/>
-          <w14:ligatures w14:val="none"/>
-        </w:rPr>
-        <w:t xml:space="preserve"> discussion of the clinical relevance of the results</w:t>
-      </w:r>
-      <w:r>
-        <w:rPr>
-          <w:rFonts w:eastAsia="Times New Roman" w:cs="Calibri"/>
-          <w:color w:val="000000" w:themeColor="text1"/>
-          <w:kern w:val="0"/>
-          <w:lang w:eastAsia="de-DE"/>
-          <w14:ligatures w14:val="none"/>
-        </w:rPr>
-        <w:t xml:space="preserve"> was included</w:t>
-      </w:r>
-      <w:r>
-        <w:rPr>
-          <w:rFonts w:eastAsia="Times New Roman" w:cs="Calibri"/>
-          <w:color w:val="000000" w:themeColor="text1"/>
-          <w:kern w:val="0"/>
+        <w:t>the</w:t>
+      </w:r>
+      <w:r>
+        <w:rPr>
+          <w:rFonts w:eastAsia="Times New Roman" w:cs="Calibri"/>
+          <w:color w:val="000000" w:themeColor="text1"/>
+          <w:kern w:val="0"/>
+          <w:lang w:eastAsia="de-DE"/>
+          <w14:ligatures w14:val="none"/>
+        </w:rPr>
+        <w:t xml:space="preserve"> </w:t>
+      </w:r>
+      <w:r>
+        <w:rPr>
+          <w:rFonts w:eastAsia="Times New Roman" w:cs="Calibri"/>
+          <w:b/>
+          <w:bCs/>
+          <w:i/>
+          <w:iCs/>
+          <w:color w:val="000000" w:themeColor="text1"/>
+          <w:kern w:val="0"/>
+          <w:highlight w:val="yellow"/>
+          <w:lang w:eastAsia="de-DE"/>
+          <w14:ligatures w14:val="none"/>
+        </w:rPr>
+        <w:t>discussion of the</w:t>
+      </w:r>
+      <w:r>
+        <w:rPr>
+          <w:rFonts w:eastAsia="Times New Roman" w:cs="Calibri"/>
+          <w:b/>
+          <w:bCs/>
+          <w:i/>
+          <w:iCs/>
+          <w:color w:val="000000" w:themeColor="text1"/>
+          <w:kern w:val="0"/>
+          <w:highlight w:val="yellow"/>
+          <w:lang w:eastAsia="de-DE"/>
+          <w14:ligatures w14:val="none"/>
+        </w:rPr>
+        <w:t xml:space="preserve"> primary</w:t>
+      </w:r>
+      <w:r>
+        <w:rPr>
+          <w:rFonts w:eastAsia="Times New Roman" w:cs="Calibri"/>
+          <w:b/>
+          <w:bCs/>
+          <w:i/>
+          <w:iCs/>
+          <w:color w:val="000000" w:themeColor="text1"/>
+          <w:kern w:val="0"/>
+          <w:highlight w:val="yellow"/>
+          <w:lang w:eastAsia="de-DE"/>
+          <w14:ligatures w14:val="none"/>
+        </w:rPr>
+        <w:t xml:space="preserve"> results</w:t>
+      </w:r>
+      <w:r>
+        <w:rPr>
+          <w:rFonts w:eastAsia="Times New Roman" w:cs="Calibri"/>
+          <w:b/>
+          <w:bCs/>
+          <w:i/>
+          <w:iCs/>
+          <w:color w:val="000000" w:themeColor="text1"/>
+          <w:kern w:val="0"/>
+          <w:highlight w:val="yellow"/>
+          <w:lang w:eastAsia="de-DE"/>
+          <w14:ligatures w14:val="none"/>
+        </w:rPr>
+        <w:t xml:space="preserve"> </w:t>
+      </w:r>
+      <w:r>
+        <w:rPr>
+          <w:rFonts w:eastAsia="Times New Roman" w:cs="Calibri"/>
+          <w:b/>
+          <w:bCs/>
+          <w:i/>
+          <w:iCs/>
+          <w:color w:val="000000" w:themeColor="text1"/>
+          <w:kern w:val="0"/>
+          <w:highlight w:val="yellow"/>
+          <w:lang w:eastAsia="de-DE"/>
+          <w14:ligatures w14:val="none"/>
+        </w:rPr>
+        <w:t>integrated</w:t>
+      </w:r>
+      <w:r>
+        <w:rPr>
+          <w:rFonts w:eastAsia="Times New Roman" w:cs="Calibri"/>
+          <w:b/>
+          <w:bCs/>
+          <w:i/>
+          <w:iCs/>
+          <w:color w:val="000000" w:themeColor="text1"/>
+          <w:kern w:val="0"/>
+          <w:highlight w:val="yellow"/>
+          <w:lang w:eastAsia="de-DE"/>
+          <w14:ligatures w14:val="none"/>
+        </w:rPr>
+        <w:t xml:space="preserve"> clinical relevance</w:t>
+      </w:r>
+      <w:r>
+        <w:rPr>
+          <w:rFonts w:eastAsia="Times New Roman" w:cs="Calibri"/>
+          <w:b/>
+          <w:bCs/>
+          <w:i/>
+          <w:iCs/>
+          <w:color w:val="000000" w:themeColor="text1"/>
+          <w:kern w:val="0"/>
+          <w:highlight w:val="yellow"/>
           <w:lang w:eastAsia="de-DE"/>
           <w14:ligatures w14:val="none"/>
         </w:rPr>
         <w:t>.</w:t>
+      </w:r>
+      <w:r>
+        <w:rPr>
+          <w:rFonts w:eastAsia="Times New Roman" w:cs="Calibri"/>
+          <w:b/>
+          <w:bCs/>
+          <w:i/>
+          <w:iCs/>
+          <w:color w:val="000000" w:themeColor="text1"/>
+          <w:kern w:val="0"/>
+          <w:lang w:eastAsia="de-DE"/>
+          <w14:ligatures w14:val="none"/>
+        </w:rPr>
+        <w:t xml:space="preserve"> </w:t>
       </w:r>
     </w:p>
     <w:p>
@@ -5603,7 +7665,34 @@
           <w:highlight w:val="yellow"/>
           <w:lang w:eastAsia="de-DE"/>
         </w:rPr>
-        <w:t>Primary outcome report</w:t>
+        <w:t xml:space="preserve">Report of </w:t>
+      </w:r>
+      <w:r>
+        <w:rPr>
+          <w:i/>
+          <w:iCs/>
+          <w:highlight w:val="yellow"/>
+          <w:lang w:eastAsia="de-DE"/>
+        </w:rPr>
+        <w:t xml:space="preserve">specific </w:t>
+      </w:r>
+      <w:r>
+        <w:rPr>
+          <w:i/>
+          <w:iCs/>
+          <w:highlight w:val="yellow"/>
+          <w:lang w:eastAsia="de-DE"/>
+        </w:rPr>
+        <w:t>p</w:t>
+      </w:r>
+      <w:r>
+        <w:rPr>
+          <w:i/>
+          <w:iCs/>
+          <w:highlight w:val="yellow"/>
+          <w:lang w:eastAsia="de-DE"/>
+        </w:rPr>
+        <w:t>rimary outcome</w:t>
       </w:r>
     </w:p>
     <w:p>
@@ -5635,7 +7724,652 @@
           <w:lang w:eastAsia="de-DE"/>
           <w14:ligatures w14:val="none"/>
         </w:rPr>
-        <w:t>We considered that RCTs reported a primary outcome if they clearly stated either one or two endpoints of interest, which were similar in the final publication and in the protocol/ registration. We did not accept RCTs which did not specify primary outcomes/ endpoints in either one of the resources, nor did we accept those which presented mismatches in the primary endpoints.</w:t>
+        <w:t xml:space="preserve">We considered that RCTs reported a primary outcome if they clearly stated </w:t>
+      </w:r>
+      <w:r>
+        <w:rPr>
+          <w:rFonts w:eastAsia="Times New Roman" w:cs="Calibri"/>
+          <w:b/>
+          <w:bCs/>
+          <w:i/>
+          <w:iCs/>
+          <w:color w:val="000000" w:themeColor="text1"/>
+          <w:kern w:val="0"/>
+          <w:highlight w:val="yellow"/>
+          <w:lang w:eastAsia="de-DE"/>
+          <w14:ligatures w14:val="none"/>
+        </w:rPr>
+        <w:t xml:space="preserve">a </w:t>
+      </w:r>
+      <w:r>
+        <w:rPr>
+          <w:rFonts w:eastAsia="Times New Roman" w:cs="Calibri"/>
+          <w:b/>
+          <w:bCs/>
+          <w:i/>
+          <w:iCs/>
+          <w:color w:val="000000" w:themeColor="text1"/>
+          <w:kern w:val="0"/>
+          <w:highlight w:val="yellow"/>
+          <w:lang w:eastAsia="de-DE"/>
+          <w14:ligatures w14:val="none"/>
+        </w:rPr>
+        <w:t>precise</w:t>
+      </w:r>
+      <w:r>
+        <w:rPr>
+          <w:rFonts w:eastAsia="Times New Roman" w:cs="Calibri"/>
+          <w:b/>
+          <w:bCs/>
+          <w:i/>
+          <w:iCs/>
+          <w:color w:val="000000" w:themeColor="text1"/>
+          <w:kern w:val="0"/>
+          <w:highlight w:val="yellow"/>
+          <w:lang w:eastAsia="de-DE"/>
+          <w14:ligatures w14:val="none"/>
+        </w:rPr>
+        <w:t xml:space="preserve"> </w:t>
+      </w:r>
+      <w:r>
+        <w:rPr>
+          <w:rFonts w:eastAsia="Times New Roman" w:cs="Calibri"/>
+          <w:b/>
+          <w:bCs/>
+          <w:i/>
+          <w:iCs/>
+          <w:color w:val="000000" w:themeColor="text1"/>
+          <w:kern w:val="0"/>
+          <w:highlight w:val="yellow"/>
+          <w:lang w:eastAsia="de-DE"/>
+          <w14:ligatures w14:val="none"/>
+        </w:rPr>
+        <w:t>primary</w:t>
+      </w:r>
+      <w:r>
+        <w:rPr>
+          <w:rFonts w:eastAsia="Times New Roman" w:cs="Calibri"/>
+          <w:b/>
+          <w:bCs/>
+          <w:i/>
+          <w:iCs/>
+          <w:color w:val="000000" w:themeColor="text1"/>
+          <w:kern w:val="0"/>
+          <w:highlight w:val="yellow"/>
+          <w:lang w:eastAsia="de-DE"/>
+          <w14:ligatures w14:val="none"/>
+        </w:rPr>
+        <w:t xml:space="preserve"> </w:t>
+      </w:r>
+      <w:r>
+        <w:rPr>
+          <w:rFonts w:eastAsia="Times New Roman" w:cs="Calibri"/>
+          <w:b/>
+          <w:bCs/>
+          <w:i/>
+          <w:iCs/>
+          <w:color w:val="000000" w:themeColor="text1"/>
+          <w:kern w:val="0"/>
+          <w:highlight w:val="yellow"/>
+          <w:lang w:eastAsia="de-DE"/>
+          <w14:ligatures w14:val="none"/>
+        </w:rPr>
+        <w:t>endpoint</w:t>
+      </w:r>
+      <w:r>
+        <w:rPr>
+          <w:rFonts w:eastAsia="Times New Roman" w:cs="Calibri"/>
+          <w:b/>
+          <w:bCs/>
+          <w:i/>
+          <w:iCs/>
+          <w:color w:val="000000" w:themeColor="text1"/>
+          <w:kern w:val="0"/>
+          <w:highlight w:val="yellow"/>
+          <w:lang w:eastAsia="de-DE"/>
+          <w14:ligatures w14:val="none"/>
+        </w:rPr>
+        <w:t>(</w:t>
+      </w:r>
+      <w:r>
+        <w:rPr>
+          <w:rFonts w:eastAsia="Times New Roman" w:cs="Calibri"/>
+          <w:b/>
+          <w:bCs/>
+          <w:i/>
+          <w:iCs/>
+          <w:color w:val="000000" w:themeColor="text1"/>
+          <w:kern w:val="0"/>
+          <w:highlight w:val="yellow"/>
+          <w:lang w:eastAsia="de-DE"/>
+          <w14:ligatures w14:val="none"/>
+        </w:rPr>
+        <w:t>s</w:t>
+      </w:r>
+      <w:r>
+        <w:rPr>
+          <w:rFonts w:eastAsia="Times New Roman" w:cs="Calibri"/>
+          <w:b/>
+          <w:bCs/>
+          <w:i/>
+          <w:iCs/>
+          <w:color w:val="000000" w:themeColor="text1"/>
+          <w:kern w:val="0"/>
+          <w:highlight w:val="yellow"/>
+          <w:lang w:eastAsia="de-DE"/>
+          <w14:ligatures w14:val="none"/>
+        </w:rPr>
+        <w:t>)</w:t>
+      </w:r>
+      <w:r>
+        <w:rPr>
+          <w:rFonts w:eastAsia="Times New Roman" w:cs="Calibri"/>
+          <w:b/>
+          <w:bCs/>
+          <w:i/>
+          <w:iCs/>
+          <w:color w:val="000000" w:themeColor="text1"/>
+          <w:kern w:val="0"/>
+          <w:highlight w:val="yellow"/>
+          <w:lang w:eastAsia="de-DE"/>
+          <w14:ligatures w14:val="none"/>
+        </w:rPr>
+        <w:t xml:space="preserve"> of interest</w:t>
+      </w:r>
+      <w:r>
+        <w:rPr>
+          <w:rFonts w:eastAsia="Times New Roman" w:cs="Calibri"/>
+          <w:b/>
+          <w:bCs/>
+          <w:i/>
+          <w:iCs/>
+          <w:color w:val="000000" w:themeColor="text1"/>
+          <w:kern w:val="0"/>
+          <w:highlight w:val="yellow"/>
+          <w:lang w:eastAsia="de-DE"/>
+          <w14:ligatures w14:val="none"/>
+        </w:rPr>
+        <w:t xml:space="preserve"> in</w:t>
+      </w:r>
+      <w:r>
+        <w:rPr>
+          <w:rFonts w:eastAsia="Times New Roman" w:cs="Calibri"/>
+          <w:b/>
+          <w:bCs/>
+          <w:i/>
+          <w:iCs/>
+          <w:color w:val="000000" w:themeColor="text1"/>
+          <w:kern w:val="0"/>
+          <w:highlight w:val="yellow"/>
+          <w:lang w:eastAsia="de-DE"/>
+          <w14:ligatures w14:val="none"/>
+        </w:rPr>
+        <w:t xml:space="preserve"> </w:t>
+      </w:r>
+      <w:r>
+        <w:rPr>
+          <w:rFonts w:eastAsia="Times New Roman" w:cs="Calibri"/>
+          <w:b/>
+          <w:bCs/>
+          <w:i/>
+          <w:iCs/>
+          <w:color w:val="000000" w:themeColor="text1"/>
+          <w:kern w:val="0"/>
+          <w:highlight w:val="yellow"/>
+          <w:lang w:eastAsia="de-DE"/>
+          <w14:ligatures w14:val="none"/>
+        </w:rPr>
+        <w:t>any</w:t>
+      </w:r>
+      <w:r>
+        <w:rPr>
+          <w:rFonts w:eastAsia="Times New Roman" w:cs="Calibri"/>
+          <w:b/>
+          <w:bCs/>
+          <w:i/>
+          <w:iCs/>
+          <w:color w:val="000000" w:themeColor="text1"/>
+          <w:kern w:val="0"/>
+          <w:highlight w:val="yellow"/>
+          <w:lang w:eastAsia="de-DE"/>
+          <w14:ligatures w14:val="none"/>
+        </w:rPr>
+        <w:t xml:space="preserve"> one of the resources</w:t>
+      </w:r>
+      <w:r>
+        <w:rPr>
+          <w:rFonts w:eastAsia="Times New Roman" w:cs="Calibri"/>
+          <w:b/>
+          <w:bCs/>
+          <w:i/>
+          <w:iCs/>
+          <w:color w:val="000000" w:themeColor="text1"/>
+          <w:kern w:val="0"/>
+          <w:highlight w:val="yellow"/>
+          <w:lang w:eastAsia="de-DE"/>
+          <w14:ligatures w14:val="none"/>
+        </w:rPr>
+        <w:t xml:space="preserve"> (i.e., pre-trial documentation or final publication). </w:t>
+      </w:r>
+      <w:r>
+        <w:rPr>
+          <w:rFonts w:eastAsia="Times New Roman" w:cs="Calibri"/>
+          <w:b/>
+          <w:bCs/>
+          <w:i/>
+          <w:iCs/>
+          <w:color w:val="000000" w:themeColor="text1"/>
+          <w:kern w:val="0"/>
+          <w:highlight w:val="yellow"/>
+          <w:lang w:eastAsia="de-DE"/>
+          <w14:ligatures w14:val="none"/>
+        </w:rPr>
+        <w:t>W</w:t>
+      </w:r>
+      <w:r>
+        <w:rPr>
+          <w:rFonts w:eastAsia="Times New Roman" w:cs="Calibri"/>
+          <w:b/>
+          <w:bCs/>
+          <w:i/>
+          <w:iCs/>
+          <w:color w:val="000000" w:themeColor="text1"/>
+          <w:kern w:val="0"/>
+          <w:highlight w:val="yellow"/>
+          <w:lang w:eastAsia="de-DE"/>
+          <w14:ligatures w14:val="none"/>
+        </w:rPr>
+        <w:t xml:space="preserve">e did not grant this point if the </w:t>
+      </w:r>
+      <w:r>
+        <w:rPr>
+          <w:rFonts w:eastAsia="Times New Roman" w:cs="Calibri"/>
+          <w:b/>
+          <w:bCs/>
+          <w:i/>
+          <w:iCs/>
+          <w:color w:val="000000" w:themeColor="text1"/>
+          <w:kern w:val="0"/>
+          <w:highlight w:val="yellow"/>
+          <w:lang w:eastAsia="de-DE"/>
+          <w14:ligatures w14:val="none"/>
+        </w:rPr>
+        <w:t xml:space="preserve">final publication </w:t>
+      </w:r>
+      <w:r>
+        <w:rPr>
+          <w:rFonts w:eastAsia="Times New Roman" w:cs="Calibri"/>
+          <w:b/>
+          <w:bCs/>
+          <w:i/>
+          <w:iCs/>
+          <w:color w:val="000000" w:themeColor="text1"/>
+          <w:kern w:val="0"/>
+          <w:highlight w:val="yellow"/>
+          <w:lang w:eastAsia="de-DE"/>
+          <w14:ligatures w14:val="none"/>
+        </w:rPr>
+        <w:t>and/or</w:t>
+      </w:r>
+      <w:r>
+        <w:rPr>
+          <w:rFonts w:eastAsia="Times New Roman" w:cs="Calibri"/>
+          <w:b/>
+          <w:bCs/>
+          <w:i/>
+          <w:iCs/>
+          <w:color w:val="000000" w:themeColor="text1"/>
+          <w:kern w:val="0"/>
+          <w:highlight w:val="yellow"/>
+          <w:lang w:eastAsia="de-DE"/>
+          <w14:ligatures w14:val="none"/>
+        </w:rPr>
+        <w:t xml:space="preserve"> </w:t>
+      </w:r>
+      <w:r>
+        <w:rPr>
+          <w:rFonts w:eastAsia="Times New Roman" w:cs="Calibri"/>
+          <w:b/>
+          <w:bCs/>
+          <w:i/>
+          <w:iCs/>
+          <w:color w:val="000000" w:themeColor="text1"/>
+          <w:kern w:val="0"/>
+          <w:highlight w:val="yellow"/>
+          <w:lang w:eastAsia="de-DE"/>
+          <w14:ligatures w14:val="none"/>
+        </w:rPr>
+        <w:t>its</w:t>
+      </w:r>
+      <w:r>
+        <w:rPr>
+          <w:rFonts w:eastAsia="Times New Roman" w:cs="Calibri"/>
+          <w:b/>
+          <w:bCs/>
+          <w:i/>
+          <w:iCs/>
+          <w:color w:val="000000" w:themeColor="text1"/>
+          <w:kern w:val="0"/>
+          <w:highlight w:val="yellow"/>
+          <w:lang w:eastAsia="de-DE"/>
+          <w14:ligatures w14:val="none"/>
+        </w:rPr>
+        <w:t xml:space="preserve"> </w:t>
+      </w:r>
+      <w:r>
+        <w:rPr>
+          <w:rFonts w:eastAsia="Times New Roman" w:cs="Calibri"/>
+          <w:b/>
+          <w:bCs/>
+          <w:i/>
+          <w:iCs/>
+          <w:color w:val="000000" w:themeColor="text1"/>
+          <w:kern w:val="0"/>
+          <w:highlight w:val="yellow"/>
+          <w:lang w:eastAsia="de-DE"/>
+          <w14:ligatures w14:val="none"/>
+        </w:rPr>
+        <w:t xml:space="preserve">corresponding </w:t>
+      </w:r>
+      <w:r>
+        <w:rPr>
+          <w:rFonts w:eastAsia="Times New Roman" w:cs="Calibri"/>
+          <w:b/>
+          <w:bCs/>
+          <w:i/>
+          <w:iCs/>
+          <w:color w:val="000000" w:themeColor="text1"/>
+          <w:kern w:val="0"/>
+          <w:highlight w:val="yellow"/>
+          <w:lang w:eastAsia="de-DE"/>
+          <w14:ligatures w14:val="none"/>
+        </w:rPr>
+        <w:t>pre-trial</w:t>
+      </w:r>
+      <w:r>
+        <w:rPr>
+          <w:rFonts w:eastAsia="Times New Roman" w:cs="Calibri"/>
+          <w:b/>
+          <w:bCs/>
+          <w:i/>
+          <w:iCs/>
+          <w:color w:val="000000" w:themeColor="text1"/>
+          <w:kern w:val="0"/>
+          <w:highlight w:val="yellow"/>
+          <w:lang w:eastAsia="de-DE"/>
+          <w14:ligatures w14:val="none"/>
+        </w:rPr>
+        <w:t xml:space="preserve"> </w:t>
+      </w:r>
+      <w:r>
+        <w:rPr>
+          <w:rFonts w:eastAsia="Times New Roman" w:cs="Calibri"/>
+          <w:b/>
+          <w:bCs/>
+          <w:i/>
+          <w:iCs/>
+          <w:color w:val="000000" w:themeColor="text1"/>
+          <w:kern w:val="0"/>
+          <w:highlight w:val="yellow"/>
+          <w:lang w:eastAsia="de-DE"/>
+          <w14:ligatures w14:val="none"/>
+        </w:rPr>
+        <w:t>documentation</w:t>
+      </w:r>
+      <w:r>
+        <w:rPr>
+          <w:rFonts w:eastAsia="Times New Roman" w:cs="Calibri"/>
+          <w:b/>
+          <w:bCs/>
+          <w:i/>
+          <w:iCs/>
+          <w:color w:val="000000" w:themeColor="text1"/>
+          <w:kern w:val="0"/>
+          <w:highlight w:val="yellow"/>
+          <w:lang w:eastAsia="de-DE"/>
+          <w14:ligatures w14:val="none"/>
+        </w:rPr>
+        <w:t xml:space="preserve"> </w:t>
+      </w:r>
+      <w:r>
+        <w:rPr>
+          <w:rFonts w:eastAsia="Times New Roman" w:cs="Calibri"/>
+          <w:b/>
+          <w:bCs/>
+          <w:i/>
+          <w:iCs/>
+          <w:color w:val="000000" w:themeColor="text1"/>
+          <w:kern w:val="0"/>
+          <w:highlight w:val="yellow"/>
+          <w:lang w:eastAsia="de-DE"/>
+          <w14:ligatures w14:val="none"/>
+        </w:rPr>
+        <w:t xml:space="preserve">did not </w:t>
+      </w:r>
+      <w:r>
+        <w:rPr>
+          <w:rFonts w:eastAsia="Times New Roman" w:cs="Calibri"/>
+          <w:b/>
+          <w:bCs/>
+          <w:i/>
+          <w:iCs/>
+          <w:color w:val="000000" w:themeColor="text1"/>
+          <w:kern w:val="0"/>
+          <w:highlight w:val="yellow"/>
+          <w:lang w:eastAsia="de-DE"/>
+          <w14:ligatures w14:val="none"/>
+        </w:rPr>
+        <w:t>report specific</w:t>
+      </w:r>
+      <w:r>
+        <w:rPr>
+          <w:rFonts w:eastAsia="Times New Roman" w:cs="Calibri"/>
+          <w:b/>
+          <w:bCs/>
+          <w:i/>
+          <w:iCs/>
+          <w:color w:val="000000" w:themeColor="text1"/>
+          <w:kern w:val="0"/>
+          <w:highlight w:val="yellow"/>
+          <w:lang w:eastAsia="de-DE"/>
+          <w14:ligatures w14:val="none"/>
+        </w:rPr>
+        <w:t xml:space="preserve"> primary endpoint(s) or outcome(s)</w:t>
+      </w:r>
+      <w:r>
+        <w:rPr>
+          <w:rFonts w:eastAsia="Times New Roman" w:cs="Calibri"/>
+          <w:b/>
+          <w:bCs/>
+          <w:i/>
+          <w:iCs/>
+          <w:color w:val="000000" w:themeColor="text1"/>
+          <w:kern w:val="0"/>
+          <w:highlight w:val="yellow"/>
+          <w:lang w:eastAsia="de-DE"/>
+          <w14:ligatures w14:val="none"/>
+        </w:rPr>
+        <w:t xml:space="preserve">, or if they </w:t>
+      </w:r>
+      <w:r>
+        <w:rPr>
+          <w:rFonts w:eastAsia="Times New Roman" w:cs="Calibri"/>
+          <w:b/>
+          <w:bCs/>
+          <w:i/>
+          <w:iCs/>
+          <w:color w:val="000000" w:themeColor="text1"/>
+          <w:kern w:val="0"/>
+          <w:highlight w:val="yellow"/>
+          <w:lang w:eastAsia="de-DE"/>
+          <w14:ligatures w14:val="none"/>
+        </w:rPr>
+        <w:t>present</w:t>
+      </w:r>
+      <w:r>
+        <w:rPr>
+          <w:rFonts w:eastAsia="Times New Roman" w:cs="Calibri"/>
+          <w:b/>
+          <w:bCs/>
+          <w:i/>
+          <w:iCs/>
+          <w:color w:val="000000" w:themeColor="text1"/>
+          <w:kern w:val="0"/>
+          <w:highlight w:val="yellow"/>
+          <w:lang w:eastAsia="de-DE"/>
+          <w14:ligatures w14:val="none"/>
+        </w:rPr>
+        <w:t>ed</w:t>
+      </w:r>
+      <w:r>
+        <w:rPr>
+          <w:rFonts w:eastAsia="Times New Roman" w:cs="Calibri"/>
+          <w:b/>
+          <w:bCs/>
+          <w:i/>
+          <w:iCs/>
+          <w:color w:val="000000" w:themeColor="text1"/>
+          <w:kern w:val="0"/>
+          <w:highlight w:val="yellow"/>
+          <w:lang w:eastAsia="de-DE"/>
+          <w14:ligatures w14:val="none"/>
+        </w:rPr>
+        <w:t xml:space="preserve"> </w:t>
+      </w:r>
+      <w:r>
+        <w:rPr>
+          <w:rFonts w:eastAsia="Times New Roman" w:cs="Calibri"/>
+          <w:b/>
+          <w:bCs/>
+          <w:i/>
+          <w:iCs/>
+          <w:color w:val="000000" w:themeColor="text1"/>
+          <w:kern w:val="0"/>
+          <w:highlight w:val="yellow"/>
+          <w:lang w:eastAsia="de-DE"/>
+          <w14:ligatures w14:val="none"/>
+        </w:rPr>
+        <w:t>multiple</w:t>
+      </w:r>
+      <w:r>
+        <w:rPr>
+          <w:rFonts w:eastAsia="Times New Roman" w:cs="Calibri"/>
+          <w:b/>
+          <w:bCs/>
+          <w:i/>
+          <w:iCs/>
+          <w:color w:val="000000" w:themeColor="text1"/>
+          <w:kern w:val="0"/>
+          <w:highlight w:val="yellow"/>
+          <w:lang w:eastAsia="de-DE"/>
+          <w14:ligatures w14:val="none"/>
+        </w:rPr>
+        <w:t xml:space="preserve"> primary </w:t>
+      </w:r>
+      <w:r>
+        <w:rPr>
+          <w:rFonts w:eastAsia="Times New Roman" w:cs="Calibri"/>
+          <w:b/>
+          <w:bCs/>
+          <w:i/>
+          <w:iCs/>
+          <w:color w:val="000000" w:themeColor="text1"/>
+          <w:kern w:val="0"/>
+          <w:highlight w:val="yellow"/>
+          <w:lang w:eastAsia="de-DE"/>
+          <w14:ligatures w14:val="none"/>
+        </w:rPr>
+        <w:t>endpoint</w:t>
+      </w:r>
+      <w:r>
+        <w:rPr>
+          <w:rFonts w:eastAsia="Times New Roman" w:cs="Calibri"/>
+          <w:b/>
+          <w:bCs/>
+          <w:i/>
+          <w:iCs/>
+          <w:color w:val="000000" w:themeColor="text1"/>
+          <w:kern w:val="0"/>
+          <w:highlight w:val="yellow"/>
+          <w:lang w:eastAsia="de-DE"/>
+          <w14:ligatures w14:val="none"/>
+        </w:rPr>
+        <w:t xml:space="preserve">s without multiplicity </w:t>
+      </w:r>
+      <w:r>
+        <w:rPr>
+          <w:rFonts w:eastAsia="Times New Roman" w:cs="Calibri"/>
+          <w:b/>
+          <w:bCs/>
+          <w:i/>
+          <w:iCs/>
+          <w:color w:val="000000" w:themeColor="text1"/>
+          <w:kern w:val="0"/>
+          <w:highlight w:val="yellow"/>
+          <w:lang w:eastAsia="de-DE"/>
+          <w14:ligatures w14:val="none"/>
+        </w:rPr>
+        <w:t>adjustment</w:t>
+      </w:r>
+      <w:r>
+        <w:rPr>
+          <w:rFonts w:eastAsia="Times New Roman" w:cs="Calibri"/>
+          <w:b/>
+          <w:bCs/>
+          <w:i/>
+          <w:iCs/>
+          <w:color w:val="000000" w:themeColor="text1"/>
+          <w:kern w:val="0"/>
+          <w:highlight w:val="yellow"/>
+          <w:lang w:eastAsia="de-DE"/>
+          <w14:ligatures w14:val="none"/>
+        </w:rPr>
+        <w:t>.</w:t>
+      </w:r>
+      <w:r>
+        <w:rPr>
+          <w:rFonts w:eastAsia="Times New Roman" w:cs="Calibri"/>
+          <w:b/>
+          <w:bCs/>
+          <w:i/>
+          <w:iCs/>
+          <w:color w:val="000000" w:themeColor="text1"/>
+          <w:kern w:val="0"/>
+          <w:highlight w:val="yellow"/>
+          <w:lang w:eastAsia="de-DE"/>
+          <w14:ligatures w14:val="none"/>
+        </w:rPr>
+        <w:t xml:space="preserve"> Mismatches were categorized as “</w:t>
+      </w:r>
+      <w:r>
+        <w:rPr>
+          <w:rFonts w:eastAsia="Times New Roman" w:cs="Calibri"/>
+          <w:b/>
+          <w:bCs/>
+          <w:i/>
+          <w:iCs/>
+          <w:color w:val="000000" w:themeColor="text1"/>
+          <w:kern w:val="0"/>
+          <w:highlight w:val="yellow"/>
+          <w:lang w:eastAsia="de-DE"/>
+          <w14:ligatures w14:val="none"/>
+        </w:rPr>
+        <w:t>discordance between pre-trial documentation and final publication”</w:t>
+      </w:r>
+      <w:r>
+        <w:rPr>
+          <w:rFonts w:eastAsia="Times New Roman" w:cs="Calibri"/>
+          <w:b/>
+          <w:bCs/>
+          <w:i/>
+          <w:iCs/>
+          <w:color w:val="000000" w:themeColor="text1"/>
+          <w:kern w:val="0"/>
+          <w:highlight w:val="yellow"/>
+          <w:lang w:eastAsia="de-DE"/>
+          <w14:ligatures w14:val="none"/>
+        </w:rPr>
+        <w:t>.</w:t>
       </w:r>
     </w:p>
     <w:p>
@@ -5656,13 +8390,108 @@
           <w:lang w:eastAsia="de-DE"/>
         </w:rPr>
         <w:lastRenderedPageBreak/>
-        <w:t>Hypothesis of the trial report/ Trial design</w:t>
+        <w:t>Report of and/or d</w:t>
+      </w:r>
+      <w:r>
+        <w:rPr>
+          <w:i/>
+          <w:iCs/>
+          <w:highlight w:val="yellow"/>
+          <w:lang w:eastAsia="de-DE"/>
+        </w:rPr>
+        <w:t xml:space="preserve">escription of </w:t>
+      </w:r>
+      <w:r>
+        <w:rPr>
+          <w:i/>
+          <w:iCs/>
+          <w:highlight w:val="yellow"/>
+          <w:lang w:eastAsia="de-DE"/>
+        </w:rPr>
+        <w:t xml:space="preserve">trial </w:t>
+      </w:r>
+      <w:r>
+        <w:rPr>
+          <w:i/>
+          <w:iCs/>
+          <w:highlight w:val="yellow"/>
+          <w:lang w:eastAsia="de-DE"/>
+        </w:rPr>
+        <w:t>design</w:t>
+      </w:r>
+      <w:r>
+        <w:rPr>
+          <w:i/>
+          <w:iCs/>
+          <w:highlight w:val="yellow"/>
+          <w:lang w:eastAsia="de-DE"/>
+        </w:rPr>
+        <w:t xml:space="preserve"> aligned </w:t>
+      </w:r>
+      <w:r>
+        <w:rPr>
+          <w:i/>
+          <w:iCs/>
+          <w:highlight w:val="yellow"/>
+          <w:lang w:eastAsia="de-DE"/>
+        </w:rPr>
+        <w:t xml:space="preserve">with </w:t>
+      </w:r>
+      <w:r>
+        <w:rPr>
+          <w:i/>
+          <w:iCs/>
+          <w:highlight w:val="yellow"/>
+          <w:lang w:eastAsia="de-DE"/>
+        </w:rPr>
+        <w:t xml:space="preserve">specific </w:t>
+      </w:r>
+      <w:r>
+        <w:rPr>
+          <w:i/>
+          <w:iCs/>
+          <w:highlight w:val="yellow"/>
+          <w:lang w:eastAsia="de-DE"/>
+        </w:rPr>
+        <w:t xml:space="preserve">study </w:t>
+      </w:r>
+      <w:r>
+        <w:rPr>
+          <w:i/>
+          <w:iCs/>
+          <w:highlight w:val="yellow"/>
+          <w:lang w:eastAsia="de-DE"/>
+        </w:rPr>
+        <w:t>h</w:t>
+      </w:r>
+      <w:r>
+        <w:rPr>
+          <w:i/>
+          <w:iCs/>
+          <w:highlight w:val="yellow"/>
+          <w:lang w:eastAsia="de-DE"/>
+        </w:rPr>
+        <w:t>ypothesis</w:t>
       </w:r>
     </w:p>
     <w:p>
       <w:pPr>
         <w:spacing w:before="100" w:beforeAutospacing="1" w:after="100" w:afterAutospacing="1" w:line="480" w:lineRule="auto"/>
         <w:rPr>
+          <w:rFonts w:eastAsia="Times New Roman" w:cs="Calibri"/>
+          <w:b/>
+          <w:bCs/>
+          <w:i/>
+          <w:iCs/>
+          <w:color w:val="000000" w:themeColor="text1"/>
+          <w:kern w:val="0"/>
+          <w:highlight w:val="yellow"/>
+          <w:lang w:eastAsia="de-DE"/>
+          <w14:ligatures w14:val="none"/>
+        </w:rPr>
+      </w:pPr>
+      <w:r>
+        <w:rPr>
           <w:rFonts w:eastAsia="Times New Roman"/>
           <w:b/>
           <w:bCs/>
@@ -5672,84 +8501,871 @@
           <w:highlight w:val="yellow"/>
           <w:lang w:eastAsia="de-DE"/>
         </w:rPr>
+        <w:t xml:space="preserve">We </w:t>
+      </w:r>
+      <w:r>
+        <w:rPr>
+          <w:rFonts w:eastAsia="Times New Roman"/>
+          <w:b/>
+          <w:bCs/>
+          <w:i/>
+          <w:iCs/>
+          <w:color w:val="000000" w:themeColor="text1"/>
+          <w:highlight w:val="yellow"/>
+          <w:lang w:eastAsia="de-DE"/>
+        </w:rPr>
+        <w:t>considered</w:t>
+      </w:r>
+      <w:r>
+        <w:rPr>
+          <w:rFonts w:eastAsia="Times New Roman"/>
+          <w:b/>
+          <w:bCs/>
+          <w:i/>
+          <w:iCs/>
+          <w:color w:val="000000" w:themeColor="text1"/>
+          <w:highlight w:val="yellow"/>
+          <w:lang w:eastAsia="de-DE"/>
+        </w:rPr>
+        <w:t xml:space="preserve"> </w:t>
+      </w:r>
+      <w:r>
+        <w:rPr>
+          <w:rFonts w:eastAsia="Times New Roman"/>
+          <w:b/>
+          <w:bCs/>
+          <w:i/>
+          <w:iCs/>
+          <w:color w:val="000000" w:themeColor="text1"/>
+          <w:highlight w:val="yellow"/>
+          <w:lang w:eastAsia="de-DE"/>
+        </w:rPr>
+        <w:t>that</w:t>
+      </w:r>
+      <w:r>
+        <w:rPr>
+          <w:rFonts w:eastAsia="Times New Roman"/>
+          <w:b/>
+          <w:bCs/>
+          <w:i/>
+          <w:iCs/>
+          <w:color w:val="000000" w:themeColor="text1"/>
+          <w:highlight w:val="yellow"/>
+          <w:lang w:eastAsia="de-DE"/>
+        </w:rPr>
+        <w:t xml:space="preserve"> RCTs</w:t>
+      </w:r>
+      <w:r>
+        <w:rPr>
+          <w:rFonts w:eastAsia="Times New Roman"/>
+          <w:b/>
+          <w:bCs/>
+          <w:i/>
+          <w:iCs/>
+          <w:color w:val="000000" w:themeColor="text1"/>
+          <w:highlight w:val="yellow"/>
+          <w:lang w:eastAsia="de-DE"/>
+        </w:rPr>
+        <w:t xml:space="preserve"> fulfilled this second criteria</w:t>
+      </w:r>
+      <w:r>
+        <w:rPr>
+          <w:rFonts w:eastAsia="Times New Roman"/>
+          <w:b/>
+          <w:bCs/>
+          <w:i/>
+          <w:iCs/>
+          <w:color w:val="000000" w:themeColor="text1"/>
+          <w:highlight w:val="yellow"/>
+          <w:lang w:eastAsia="de-DE"/>
+        </w:rPr>
+        <w:t xml:space="preserve"> </w:t>
+      </w:r>
+      <w:r>
+        <w:rPr>
+          <w:rFonts w:eastAsia="Times New Roman"/>
+          <w:b/>
+          <w:bCs/>
+          <w:i/>
+          <w:iCs/>
+          <w:color w:val="000000" w:themeColor="text1"/>
+          <w:highlight w:val="yellow"/>
+          <w:lang w:eastAsia="de-DE"/>
+        </w:rPr>
+        <w:t>if</w:t>
+      </w:r>
+      <w:r>
+        <w:rPr>
+          <w:rFonts w:eastAsia="Times New Roman"/>
+          <w:b/>
+          <w:bCs/>
+          <w:i/>
+          <w:iCs/>
+          <w:color w:val="000000" w:themeColor="text1"/>
+          <w:highlight w:val="yellow"/>
+          <w:lang w:eastAsia="de-DE"/>
+        </w:rPr>
+        <w:t xml:space="preserve"> any of the two conditions was met</w:t>
+      </w:r>
+      <w:r>
+        <w:rPr>
+          <w:rFonts w:eastAsia="Times New Roman"/>
+          <w:b/>
+          <w:bCs/>
+          <w:i/>
+          <w:iCs/>
+          <w:color w:val="000000" w:themeColor="text1"/>
+          <w:highlight w:val="yellow"/>
+          <w:lang w:eastAsia="de-DE"/>
+        </w:rPr>
+        <w:t xml:space="preserve"> and if both, if they were concordant. </w:t>
+      </w:r>
+      <w:r>
+        <w:rPr>
+          <w:rFonts w:eastAsia="Times New Roman" w:cs="Calibri"/>
+          <w:b/>
+          <w:bCs/>
+          <w:i/>
+          <w:iCs/>
+          <w:color w:val="000000" w:themeColor="text1"/>
+          <w:kern w:val="0"/>
+          <w:highlight w:val="yellow"/>
+          <w:lang w:eastAsia="de-DE"/>
+          <w14:ligatures w14:val="none"/>
+        </w:rPr>
+        <w:t>Concerning the first condition, w</w:t>
+      </w:r>
+      <w:r>
+        <w:rPr>
+          <w:rFonts w:eastAsia="Times New Roman" w:cs="Calibri"/>
+          <w:b/>
+          <w:bCs/>
+          <w:i/>
+          <w:iCs/>
+          <w:color w:val="000000" w:themeColor="text1"/>
+          <w:kern w:val="0"/>
+          <w:highlight w:val="yellow"/>
+          <w:lang w:eastAsia="de-DE"/>
+          <w14:ligatures w14:val="none"/>
+        </w:rPr>
+        <w:t>e accept</w:t>
+      </w:r>
+      <w:r>
+        <w:rPr>
+          <w:rFonts w:eastAsia="Times New Roman" w:cs="Calibri"/>
+          <w:b/>
+          <w:bCs/>
+          <w:i/>
+          <w:iCs/>
+          <w:color w:val="000000" w:themeColor="text1"/>
+          <w:kern w:val="0"/>
+          <w:highlight w:val="yellow"/>
+          <w:lang w:eastAsia="de-DE"/>
+          <w14:ligatures w14:val="none"/>
+        </w:rPr>
+        <w:t>ed/ tolerated</w:t>
+      </w:r>
+      <w:r>
+        <w:rPr>
+          <w:rFonts w:eastAsia="Times New Roman" w:cs="Calibri"/>
+          <w:b/>
+          <w:bCs/>
+          <w:i/>
+          <w:iCs/>
+          <w:color w:val="000000" w:themeColor="text1"/>
+          <w:kern w:val="0"/>
+          <w:highlight w:val="yellow"/>
+          <w:lang w:eastAsia="de-DE"/>
+          <w14:ligatures w14:val="none"/>
+        </w:rPr>
+        <w:t xml:space="preserve"> RCTs which did not specify </w:t>
+      </w:r>
+      <w:r>
+        <w:rPr>
+          <w:rFonts w:eastAsia="Times New Roman" w:cs="Calibri"/>
+          <w:b/>
+          <w:bCs/>
+          <w:i/>
+          <w:iCs/>
+          <w:color w:val="000000" w:themeColor="text1"/>
+          <w:kern w:val="0"/>
+          <w:highlight w:val="yellow"/>
+          <w:lang w:eastAsia="de-DE"/>
+          <w14:ligatures w14:val="none"/>
+        </w:rPr>
+        <w:t>the study hypothesis</w:t>
+      </w:r>
+      <w:r>
+        <w:rPr>
+          <w:rFonts w:eastAsia="Times New Roman" w:cs="Calibri"/>
+          <w:b/>
+          <w:bCs/>
+          <w:i/>
+          <w:iCs/>
+          <w:color w:val="000000" w:themeColor="text1"/>
+          <w:kern w:val="0"/>
+          <w:highlight w:val="yellow"/>
+          <w:lang w:eastAsia="de-DE"/>
+          <w14:ligatures w14:val="none"/>
+        </w:rPr>
+        <w:t xml:space="preserve"> </w:t>
+      </w:r>
+      <w:r>
+        <w:rPr>
+          <w:rFonts w:eastAsia="Times New Roman" w:cs="Calibri"/>
+          <w:b/>
+          <w:bCs/>
+          <w:i/>
+          <w:iCs/>
+          <w:color w:val="000000" w:themeColor="text1"/>
+          <w:kern w:val="0"/>
+          <w:highlight w:val="yellow"/>
+          <w:lang w:eastAsia="de-DE"/>
+          <w14:ligatures w14:val="none"/>
+        </w:rPr>
+        <w:t xml:space="preserve">(i.e., </w:t>
+      </w:r>
+      <w:r>
+        <w:rPr>
+          <w:rFonts w:eastAsia="Times New Roman"/>
+          <w:b/>
+          <w:bCs/>
+          <w:i/>
+          <w:iCs/>
+          <w:color w:val="000000" w:themeColor="text1"/>
+          <w:highlight w:val="yellow"/>
+          <w:lang w:eastAsia="de-DE"/>
+        </w:rPr>
+        <w:t>superior”/ “non-inferior”/ “equivalent” aim</w:t>
+      </w:r>
+      <w:r>
+        <w:rPr>
+          <w:rFonts w:eastAsia="Times New Roman"/>
+          <w:b/>
+          <w:bCs/>
+          <w:i/>
+          <w:iCs/>
+          <w:color w:val="000000" w:themeColor="text1"/>
+          <w:highlight w:val="yellow"/>
+          <w:lang w:eastAsia="de-DE"/>
+        </w:rPr>
+        <w:t>)</w:t>
+      </w:r>
+      <w:r>
+        <w:rPr>
+          <w:rFonts w:eastAsia="Times New Roman" w:cs="Calibri"/>
+          <w:b/>
+          <w:bCs/>
+          <w:i/>
+          <w:iCs/>
+          <w:color w:val="000000" w:themeColor="text1"/>
+          <w:kern w:val="0"/>
+          <w:highlight w:val="yellow"/>
+          <w:lang w:eastAsia="de-DE"/>
+          <w14:ligatures w14:val="none"/>
+        </w:rPr>
+        <w:t xml:space="preserve"> </w:t>
+      </w:r>
+      <w:r>
+        <w:rPr>
+          <w:rFonts w:eastAsia="Times New Roman" w:cs="Calibri"/>
+          <w:b/>
+          <w:bCs/>
+          <w:i/>
+          <w:iCs/>
+          <w:color w:val="000000" w:themeColor="text1"/>
+          <w:kern w:val="0"/>
+          <w:highlight w:val="yellow"/>
+          <w:lang w:eastAsia="de-DE"/>
+          <w14:ligatures w14:val="none"/>
+        </w:rPr>
+        <w:t>in either of the resources</w:t>
+      </w:r>
+      <w:r>
+        <w:rPr>
+          <w:rFonts w:eastAsia="Times New Roman" w:cs="Calibri"/>
+          <w:b/>
+          <w:bCs/>
+          <w:i/>
+          <w:iCs/>
+          <w:color w:val="000000" w:themeColor="text1"/>
+          <w:kern w:val="0"/>
+          <w:highlight w:val="yellow"/>
+          <w:lang w:eastAsia="de-DE"/>
+          <w14:ligatures w14:val="none"/>
+        </w:rPr>
+        <w:t xml:space="preserve">. </w:t>
+      </w:r>
+      <w:commentRangeStart w:id="2"/>
+      <w:r>
+        <w:rPr>
+          <w:rFonts w:eastAsia="Times New Roman" w:cs="Calibri"/>
+          <w:b/>
+          <w:bCs/>
+          <w:i/>
+          <w:iCs/>
+          <w:color w:val="000000" w:themeColor="text1"/>
+          <w:kern w:val="0"/>
+          <w:highlight w:val="yellow"/>
+          <w:lang w:eastAsia="de-DE"/>
+          <w14:ligatures w14:val="none"/>
+        </w:rPr>
+        <w:t>We adopted the same procedure for the second condition</w:t>
+      </w:r>
+      <w:commentRangeEnd w:id="2"/>
+      <w:r>
+        <w:rPr>
+          <w:rStyle w:val="CommentReference"/>
+          <w:rFonts w:eastAsia="Times New Roman" w:cs="Calibri"/>
+          <w:b/>
+          <w:bCs/>
+          <w:i/>
+          <w:iCs/>
+          <w:color w:val="000000" w:themeColor="text1"/>
+          <w:kern w:val="0"/>
+          <w:sz w:val="22"/>
+          <w:szCs w:val="24"/>
+          <w:highlight w:val="yellow"/>
+          <w:lang w:eastAsia="de-DE"/>
+          <w14:ligatures w14:val="none"/>
+        </w:rPr>
+        <w:commentReference w:id="2"/>
+      </w:r>
+      <w:r>
+        <w:rPr>
+          <w:rFonts w:eastAsia="Times New Roman" w:cs="Calibri"/>
+          <w:b/>
+          <w:bCs/>
+          <w:i/>
+          <w:iCs/>
+          <w:color w:val="000000" w:themeColor="text1"/>
+          <w:kern w:val="0"/>
+          <w:highlight w:val="yellow"/>
+          <w:lang w:eastAsia="de-DE"/>
+          <w14:ligatures w14:val="none"/>
+        </w:rPr>
+        <w:t xml:space="preserve">, i.e., </w:t>
+      </w:r>
+      <w:r>
+        <w:rPr>
+          <w:rFonts w:eastAsia="Times New Roman"/>
+          <w:b/>
+          <w:bCs/>
+          <w:i/>
+          <w:iCs/>
+          <w:color w:val="000000" w:themeColor="text1"/>
+          <w:highlight w:val="yellow"/>
+          <w:lang w:eastAsia="de-DE"/>
+        </w:rPr>
+        <w:t xml:space="preserve">if the </w:t>
+      </w:r>
+      <w:r>
+        <w:rPr>
+          <w:rFonts w:eastAsia="Times New Roman"/>
+          <w:b/>
+          <w:bCs/>
+          <w:i/>
+          <w:iCs/>
+          <w:color w:val="000000" w:themeColor="text1"/>
+          <w:highlight w:val="yellow"/>
+          <w:lang w:eastAsia="de-DE"/>
+        </w:rPr>
+        <w:t>study hypothesis was clear</w:t>
+      </w:r>
+      <w:r>
+        <w:rPr>
+          <w:rFonts w:eastAsia="Times New Roman"/>
+          <w:b/>
+          <w:bCs/>
+          <w:i/>
+          <w:iCs/>
+          <w:color w:val="000000" w:themeColor="text1"/>
+          <w:highlight w:val="yellow"/>
+          <w:lang w:eastAsia="de-DE"/>
+        </w:rPr>
+        <w:t xml:space="preserve"> </w:t>
+      </w:r>
+      <w:r>
+        <w:rPr>
+          <w:rFonts w:eastAsia="Times New Roman"/>
+          <w:b/>
+          <w:bCs/>
+          <w:i/>
+          <w:iCs/>
+          <w:color w:val="000000" w:themeColor="text1"/>
+          <w:highlight w:val="yellow"/>
+          <w:lang w:eastAsia="de-DE"/>
+        </w:rPr>
+        <w:t>from the design and/or analytical approach</w:t>
+      </w:r>
+      <w:r>
+        <w:rPr>
+          <w:rFonts w:eastAsia="Times New Roman" w:cs="Calibri"/>
+          <w:b/>
+          <w:bCs/>
+          <w:i/>
+          <w:iCs/>
+          <w:color w:val="000000" w:themeColor="text1"/>
+          <w:kern w:val="0"/>
+          <w:highlight w:val="yellow"/>
+          <w:lang w:eastAsia="de-DE"/>
+          <w14:ligatures w14:val="none"/>
+        </w:rPr>
+        <w:t xml:space="preserve">. </w:t>
+      </w:r>
+      <w:r>
+        <w:rPr>
+          <w:rFonts w:eastAsia="Times New Roman" w:cs="Calibri"/>
+          <w:b/>
+          <w:bCs/>
+          <w:i/>
+          <w:iCs/>
+          <w:color w:val="000000" w:themeColor="text1"/>
+          <w:kern w:val="0"/>
+          <w:highlight w:val="yellow"/>
+          <w:lang w:eastAsia="de-DE"/>
+          <w14:ligatures w14:val="none"/>
+        </w:rPr>
+        <w:t>I</w:t>
+      </w:r>
+      <w:r>
+        <w:rPr>
+          <w:rFonts w:eastAsia="Times New Roman" w:cs="Calibri"/>
+          <w:b/>
+          <w:bCs/>
+          <w:i/>
+          <w:iCs/>
+          <w:color w:val="000000" w:themeColor="text1"/>
+          <w:kern w:val="0"/>
+          <w:highlight w:val="yellow"/>
+          <w:lang w:eastAsia="de-DE"/>
+          <w14:ligatures w14:val="none"/>
+        </w:rPr>
+        <w:t xml:space="preserve">n case an RCT reported </w:t>
+      </w:r>
+      <w:r>
+        <w:rPr>
+          <w:rFonts w:eastAsia="Times New Roman" w:cs="Calibri"/>
+          <w:b/>
+          <w:bCs/>
+          <w:i/>
+          <w:iCs/>
+          <w:color w:val="000000" w:themeColor="text1"/>
+          <w:kern w:val="0"/>
+          <w:highlight w:val="yellow"/>
+          <w:lang w:eastAsia="de-DE"/>
+          <w14:ligatures w14:val="none"/>
+        </w:rPr>
+        <w:t xml:space="preserve">and described a trial design aligned with a specific study hypothesis, </w:t>
+      </w:r>
+      <w:r>
+        <w:rPr>
+          <w:rFonts w:eastAsia="Times New Roman" w:cs="Calibri"/>
+          <w:b/>
+          <w:bCs/>
+          <w:i/>
+          <w:iCs/>
+          <w:color w:val="000000" w:themeColor="text1"/>
+          <w:kern w:val="0"/>
+          <w:highlight w:val="yellow"/>
+          <w:lang w:eastAsia="de-DE"/>
+          <w14:ligatures w14:val="none"/>
+        </w:rPr>
+        <w:t xml:space="preserve">and </w:t>
+      </w:r>
+      <w:r>
+        <w:rPr>
+          <w:rFonts w:eastAsia="Times New Roman" w:cs="Calibri"/>
+          <w:b/>
+          <w:bCs/>
+          <w:i/>
+          <w:iCs/>
+          <w:color w:val="000000" w:themeColor="text1"/>
+          <w:kern w:val="0"/>
+          <w:highlight w:val="yellow"/>
+          <w:lang w:eastAsia="de-DE"/>
+          <w14:ligatures w14:val="none"/>
+        </w:rPr>
+        <w:t xml:space="preserve">both hypotheses </w:t>
+      </w:r>
+      <w:r>
+        <w:rPr>
+          <w:rFonts w:eastAsia="Times New Roman" w:cs="Calibri"/>
+          <w:b/>
+          <w:bCs/>
+          <w:i/>
+          <w:iCs/>
+          <w:color w:val="000000" w:themeColor="text1"/>
+          <w:kern w:val="0"/>
+          <w:highlight w:val="yellow"/>
+          <w:lang w:eastAsia="de-DE"/>
+          <w14:ligatures w14:val="none"/>
+        </w:rPr>
+        <w:t>were</w:t>
+      </w:r>
+      <w:r>
+        <w:rPr>
+          <w:rFonts w:eastAsia="Times New Roman" w:cs="Calibri"/>
+          <w:b/>
+          <w:bCs/>
+          <w:i/>
+          <w:iCs/>
+          <w:color w:val="000000" w:themeColor="text1"/>
+          <w:kern w:val="0"/>
+          <w:highlight w:val="yellow"/>
+          <w:lang w:eastAsia="de-DE"/>
+          <w14:ligatures w14:val="none"/>
+        </w:rPr>
+        <w:t xml:space="preserve"> equal;</w:t>
+      </w:r>
+      <w:r>
+        <w:rPr>
+          <w:rFonts w:eastAsia="Times New Roman" w:cs="Calibri"/>
+          <w:b/>
+          <w:bCs/>
+          <w:i/>
+          <w:iCs/>
+          <w:color w:val="000000" w:themeColor="text1"/>
+          <w:kern w:val="0"/>
+          <w:highlight w:val="yellow"/>
+          <w:lang w:eastAsia="de-DE"/>
+          <w14:ligatures w14:val="none"/>
+        </w:rPr>
+        <w:t xml:space="preserve"> we attributed a “yes”.</w:t>
+      </w:r>
+    </w:p>
+    <w:p>
+      <w:pPr>
+        <w:spacing w:before="100" w:beforeAutospacing="1" w:after="100" w:afterAutospacing="1" w:line="480" w:lineRule="auto"/>
+        <w:rPr>
+          <w:rFonts w:eastAsia="Times New Roman" w:cs="Calibri"/>
+          <w:b/>
+          <w:bCs/>
+          <w:i/>
+          <w:iCs/>
+          <w:color w:val="000000" w:themeColor="text1"/>
+          <w:kern w:val="0"/>
+          <w:highlight w:val="yellow"/>
+          <w:lang w:eastAsia="de-DE"/>
+          <w14:ligatures w14:val="none"/>
+        </w:rPr>
       </w:pPr>
       <w:r>
         <w:rPr>
-          <w:rFonts w:eastAsia="Times New Roman"/>
-          <w:b/>
-          <w:bCs/>
-          <w:i/>
-          <w:iCs/>
-          <w:color w:val="000000" w:themeColor="text1"/>
-          <w:highlight w:val="yellow"/>
-          <w:lang w:eastAsia="de-DE"/>
-        </w:rPr>
-        <w:t xml:space="preserve">We either accepted RCTs </w:t>
-      </w:r>
-      <w:r>
-        <w:rPr>
-          <w:rFonts w:eastAsia="Times New Roman"/>
-          <w:b/>
-          <w:bCs/>
-          <w:i/>
-          <w:iCs/>
-          <w:color w:val="000000" w:themeColor="text1"/>
-          <w:highlight w:val="yellow"/>
-          <w:lang w:eastAsia="de-DE"/>
-        </w:rPr>
-        <w:t xml:space="preserve">if they </w:t>
-      </w:r>
-      <w:r>
-        <w:rPr>
-          <w:rFonts w:eastAsia="Times New Roman"/>
-          <w:b/>
-          <w:bCs/>
-          <w:i/>
-          <w:iCs/>
-          <w:color w:val="000000" w:themeColor="text1"/>
-          <w:highlight w:val="yellow"/>
-          <w:lang w:eastAsia="de-DE"/>
-        </w:rPr>
-        <w:t>report</w:t>
-      </w:r>
-      <w:r>
-        <w:rPr>
-          <w:rFonts w:eastAsia="Times New Roman"/>
-          <w:b/>
-          <w:bCs/>
-          <w:i/>
-          <w:iCs/>
-          <w:color w:val="000000" w:themeColor="text1"/>
-          <w:highlight w:val="yellow"/>
-          <w:lang w:eastAsia="de-DE"/>
-        </w:rPr>
-        <w:t>ed</w:t>
-      </w:r>
-      <w:r>
-        <w:rPr>
-          <w:rFonts w:eastAsia="Times New Roman"/>
-          <w:b/>
-          <w:bCs/>
-          <w:i/>
-          <w:iCs/>
-          <w:color w:val="000000" w:themeColor="text1"/>
-          <w:highlight w:val="yellow"/>
-          <w:lang w:eastAsia="de-DE"/>
-        </w:rPr>
-        <w:t xml:space="preserve"> a “superior”/ “non-inferior”/ “equivalent” aim, or </w:t>
-      </w:r>
-      <w:r>
-        <w:rPr>
-          <w:rFonts w:eastAsia="Times New Roman"/>
-          <w:b/>
-          <w:bCs/>
-          <w:i/>
-          <w:iCs/>
-          <w:color w:val="000000" w:themeColor="text1"/>
-          <w:highlight w:val="yellow"/>
-          <w:lang w:eastAsia="de-DE"/>
-        </w:rPr>
-        <w:t>if the aim was clear from the design and/or analytical approach. If there was a mismatch between these two variables in the final publication and/or in the protocol, no point was given.</w:t>
+          <w:rFonts w:eastAsia="Times New Roman" w:cs="Calibri"/>
+          <w:b/>
+          <w:bCs/>
+          <w:i/>
+          <w:iCs/>
+          <w:color w:val="000000" w:themeColor="text1"/>
+          <w:kern w:val="0"/>
+          <w:highlight w:val="yellow"/>
+          <w:lang w:eastAsia="de-DE"/>
+          <w14:ligatures w14:val="none"/>
+        </w:rPr>
+        <w:t>We labelled RCTs with a “no” if either the</w:t>
+      </w:r>
+      <w:r>
+        <w:rPr>
+          <w:rFonts w:eastAsia="Times New Roman" w:cs="Calibri"/>
+          <w:b/>
+          <w:bCs/>
+          <w:i/>
+          <w:iCs/>
+          <w:color w:val="000000" w:themeColor="text1"/>
+          <w:kern w:val="0"/>
+          <w:highlight w:val="yellow"/>
+          <w:lang w:eastAsia="de-DE"/>
+          <w14:ligatures w14:val="none"/>
+        </w:rPr>
+        <w:t xml:space="preserve"> </w:t>
+      </w:r>
+      <w:r>
+        <w:rPr>
+          <w:rFonts w:eastAsia="Times New Roman" w:cs="Calibri"/>
+          <w:b/>
+          <w:bCs/>
+          <w:i/>
+          <w:iCs/>
+          <w:color w:val="000000" w:themeColor="text1"/>
+          <w:kern w:val="0"/>
+          <w:highlight w:val="yellow"/>
+          <w:lang w:eastAsia="de-DE"/>
+          <w14:ligatures w14:val="none"/>
+        </w:rPr>
+        <w:t xml:space="preserve">RCTs </w:t>
+      </w:r>
+      <w:r>
+        <w:rPr>
+          <w:rFonts w:eastAsia="Times New Roman" w:cs="Calibri"/>
+          <w:b/>
+          <w:bCs/>
+          <w:i/>
+          <w:iCs/>
+          <w:color w:val="000000" w:themeColor="text1"/>
+          <w:kern w:val="0"/>
+          <w:highlight w:val="yellow"/>
+          <w:lang w:eastAsia="de-DE"/>
+          <w14:ligatures w14:val="none"/>
+        </w:rPr>
+        <w:t xml:space="preserve">reported </w:t>
+      </w:r>
+      <w:r>
+        <w:rPr>
+          <w:rFonts w:eastAsia="Times New Roman" w:cs="Calibri"/>
+          <w:b/>
+          <w:bCs/>
+          <w:i/>
+          <w:iCs/>
+          <w:color w:val="000000" w:themeColor="text1"/>
+          <w:kern w:val="0"/>
+          <w:highlight w:val="yellow"/>
+          <w:lang w:eastAsia="de-DE"/>
+          <w14:ligatures w14:val="none"/>
+        </w:rPr>
+        <w:t>a study hypothesis discordant with the</w:t>
+      </w:r>
+      <w:r>
+        <w:rPr>
+          <w:rFonts w:eastAsia="Times New Roman" w:cs="Calibri"/>
+          <w:b/>
+          <w:bCs/>
+          <w:i/>
+          <w:iCs/>
+          <w:color w:val="000000" w:themeColor="text1"/>
+          <w:kern w:val="0"/>
+          <w:highlight w:val="yellow"/>
+          <w:lang w:eastAsia="de-DE"/>
+          <w14:ligatures w14:val="none"/>
+        </w:rPr>
+        <w:t xml:space="preserve"> trial design</w:t>
+      </w:r>
+      <w:r>
+        <w:rPr>
+          <w:rFonts w:eastAsia="Times New Roman" w:cs="Calibri"/>
+          <w:b/>
+          <w:bCs/>
+          <w:i/>
+          <w:iCs/>
+          <w:color w:val="000000" w:themeColor="text1"/>
+          <w:kern w:val="0"/>
+          <w:highlight w:val="yellow"/>
+          <w:lang w:eastAsia="de-DE"/>
+          <w14:ligatures w14:val="none"/>
+        </w:rPr>
+        <w:t>, or if neither the study hypothesis was reported nor the trial design was aligned with a specific study hypothesis.</w:t>
+      </w:r>
+    </w:p>
+    <w:p>
+      <w:pPr>
+        <w:spacing w:before="100" w:beforeAutospacing="1" w:after="100" w:afterAutospacing="1" w:line="480" w:lineRule="auto"/>
+        <w:rPr>
+          <w:rFonts w:eastAsia="Times New Roman" w:cs="Calibri"/>
+          <w:b/>
+          <w:bCs/>
+          <w:i/>
+          <w:iCs/>
+          <w:color w:val="000000" w:themeColor="text1"/>
+          <w:kern w:val="0"/>
+          <w:highlight w:val="yellow"/>
+          <w:lang w:eastAsia="de-DE"/>
+          <w14:ligatures w14:val="none"/>
+        </w:rPr>
+      </w:pPr>
+      <w:r>
+        <w:rPr>
+          <w:rFonts w:eastAsia="Times New Roman" w:cs="Calibri"/>
+          <w:b/>
+          <w:bCs/>
+          <w:i/>
+          <w:iCs/>
+          <w:color w:val="000000" w:themeColor="text1"/>
+          <w:kern w:val="0"/>
+          <w:highlight w:val="yellow"/>
+          <w:lang w:eastAsia="de-DE"/>
+          <w14:ligatures w14:val="none"/>
+        </w:rPr>
+        <w:t xml:space="preserve">RCTs </w:t>
+      </w:r>
+      <w:r>
+        <w:rPr>
+          <w:rFonts w:eastAsia="Times New Roman" w:cs="Calibri"/>
+          <w:b/>
+          <w:bCs/>
+          <w:i/>
+          <w:iCs/>
+          <w:color w:val="000000" w:themeColor="text1"/>
+          <w:kern w:val="0"/>
+          <w:highlight w:val="yellow"/>
+          <w:lang w:eastAsia="de-DE"/>
+          <w14:ligatures w14:val="none"/>
+        </w:rPr>
+        <w:t>present</w:t>
+      </w:r>
+      <w:r>
+        <w:rPr>
+          <w:rFonts w:eastAsia="Times New Roman" w:cs="Calibri"/>
+          <w:b/>
+          <w:bCs/>
+          <w:i/>
+          <w:iCs/>
+          <w:color w:val="000000" w:themeColor="text1"/>
+          <w:kern w:val="0"/>
+          <w:highlight w:val="yellow"/>
+          <w:lang w:eastAsia="de-DE"/>
+          <w14:ligatures w14:val="none"/>
+        </w:rPr>
+        <w:t xml:space="preserve">ing </w:t>
+      </w:r>
+      <w:r>
+        <w:rPr>
+          <w:rFonts w:eastAsia="Times New Roman" w:cs="Calibri"/>
+          <w:b/>
+          <w:bCs/>
+          <w:i/>
+          <w:iCs/>
+          <w:color w:val="000000" w:themeColor="text1"/>
+          <w:kern w:val="0"/>
+          <w:highlight w:val="yellow"/>
+          <w:lang w:eastAsia="de-DE"/>
+          <w14:ligatures w14:val="none"/>
+        </w:rPr>
+        <w:t>mismatches</w:t>
+      </w:r>
+      <w:r>
+        <w:rPr>
+          <w:rFonts w:eastAsia="Times New Roman" w:cs="Calibri"/>
+          <w:b/>
+          <w:bCs/>
+          <w:i/>
+          <w:iCs/>
+          <w:color w:val="000000" w:themeColor="text1"/>
+          <w:kern w:val="0"/>
+          <w:highlight w:val="yellow"/>
+          <w:lang w:eastAsia="de-DE"/>
+          <w14:ligatures w14:val="none"/>
+        </w:rPr>
+        <w:t xml:space="preserve"> between f</w:t>
+      </w:r>
+      <w:r>
+        <w:rPr>
+          <w:rFonts w:eastAsia="Times New Roman" w:cs="Calibri"/>
+          <w:b/>
+          <w:bCs/>
+          <w:i/>
+          <w:iCs/>
+          <w:color w:val="000000" w:themeColor="text1"/>
+          <w:kern w:val="0"/>
+          <w:highlight w:val="yellow"/>
+          <w:lang w:eastAsia="de-DE"/>
+          <w14:ligatures w14:val="none"/>
+        </w:rPr>
+        <w:t xml:space="preserve">inal publication and </w:t>
+      </w:r>
+      <w:r>
+        <w:rPr>
+          <w:rFonts w:eastAsia="Times New Roman" w:cs="Calibri"/>
+          <w:b/>
+          <w:bCs/>
+          <w:i/>
+          <w:iCs/>
+          <w:color w:val="000000" w:themeColor="text1"/>
+          <w:kern w:val="0"/>
+          <w:highlight w:val="yellow"/>
+          <w:lang w:eastAsia="de-DE"/>
+          <w14:ligatures w14:val="none"/>
+        </w:rPr>
+        <w:t>corresponding pre-trial</w:t>
+      </w:r>
+      <w:r>
+        <w:rPr>
+          <w:rFonts w:eastAsia="Times New Roman" w:cs="Calibri"/>
+          <w:b/>
+          <w:bCs/>
+          <w:i/>
+          <w:iCs/>
+          <w:color w:val="000000" w:themeColor="text1"/>
+          <w:kern w:val="0"/>
+          <w:highlight w:val="yellow"/>
+          <w:lang w:eastAsia="de-DE"/>
+          <w14:ligatures w14:val="none"/>
+        </w:rPr>
+        <w:t xml:space="preserve"> </w:t>
+      </w:r>
+      <w:r>
+        <w:rPr>
+          <w:rFonts w:eastAsia="Times New Roman" w:cs="Calibri"/>
+          <w:b/>
+          <w:bCs/>
+          <w:i/>
+          <w:iCs/>
+          <w:color w:val="000000" w:themeColor="text1"/>
+          <w:kern w:val="0"/>
+          <w:highlight w:val="yellow"/>
+          <w:lang w:eastAsia="de-DE"/>
+          <w14:ligatures w14:val="none"/>
+        </w:rPr>
+        <w:t xml:space="preserve">documentation </w:t>
+      </w:r>
+      <w:r>
+        <w:rPr>
+          <w:rFonts w:eastAsia="Times New Roman" w:cs="Calibri"/>
+          <w:b/>
+          <w:bCs/>
+          <w:i/>
+          <w:iCs/>
+          <w:color w:val="000000" w:themeColor="text1"/>
+          <w:kern w:val="0"/>
+          <w:highlight w:val="yellow"/>
+          <w:lang w:eastAsia="de-DE"/>
+          <w14:ligatures w14:val="none"/>
+        </w:rPr>
+        <w:t xml:space="preserve">were labelled </w:t>
+      </w:r>
+      <w:r>
+        <w:rPr>
+          <w:rFonts w:eastAsia="Times New Roman" w:cs="Calibri"/>
+          <w:b/>
+          <w:bCs/>
+          <w:i/>
+          <w:iCs/>
+          <w:color w:val="000000" w:themeColor="text1"/>
+          <w:kern w:val="0"/>
+          <w:highlight w:val="yellow"/>
+          <w:lang w:eastAsia="de-DE"/>
+          <w14:ligatures w14:val="none"/>
+        </w:rPr>
+        <w:t>“</w:t>
+      </w:r>
+      <w:r>
+        <w:rPr>
+          <w:rFonts w:eastAsia="Times New Roman" w:cs="Calibri"/>
+          <w:b/>
+          <w:bCs/>
+          <w:i/>
+          <w:iCs/>
+          <w:color w:val="000000" w:themeColor="text1"/>
+          <w:kern w:val="0"/>
+          <w:highlight w:val="yellow"/>
+          <w:lang w:eastAsia="de-DE"/>
+          <w14:ligatures w14:val="none"/>
+        </w:rPr>
+        <w:t>discordance between pre-trial documentation and final publication”</w:t>
+      </w:r>
+      <w:r>
+        <w:rPr>
+          <w:rFonts w:eastAsia="Times New Roman" w:cs="Calibri"/>
+          <w:b/>
+          <w:bCs/>
+          <w:i/>
+          <w:iCs/>
+          <w:color w:val="000000" w:themeColor="text1"/>
+          <w:kern w:val="0"/>
+          <w:highlight w:val="yellow"/>
+          <w:lang w:eastAsia="de-DE"/>
+          <w14:ligatures w14:val="none"/>
+        </w:rPr>
+        <w:t>.</w:t>
       </w:r>
     </w:p>
     <w:p>
@@ -5797,7 +9413,293 @@
           <w:highlight w:val="yellow"/>
           <w:lang w:eastAsia="de-DE"/>
         </w:rPr>
-        <w:t xml:space="preserve">We attributed a point the sample size calculation reported in the published paper imputed as the delta a meaningful important difference (MID)/ used instead of a fixed absolute difference a relative Cohen’s d difference/ used a difference defined as meaningful for the clinicians. </w:t>
+        <w:t xml:space="preserve">We </w:t>
+      </w:r>
+      <w:r>
+        <w:rPr>
+          <w:rFonts w:eastAsia="Times New Roman"/>
+          <w:b/>
+          <w:bCs/>
+          <w:i/>
+          <w:iCs/>
+          <w:color w:val="000000" w:themeColor="text1"/>
+          <w:highlight w:val="yellow"/>
+          <w:lang w:eastAsia="de-DE"/>
+        </w:rPr>
+        <w:t>considered</w:t>
+      </w:r>
+      <w:r>
+        <w:rPr>
+          <w:rFonts w:eastAsia="Times New Roman"/>
+          <w:b/>
+          <w:bCs/>
+          <w:i/>
+          <w:iCs/>
+          <w:color w:val="000000" w:themeColor="text1"/>
+          <w:highlight w:val="yellow"/>
+          <w:lang w:eastAsia="de-DE"/>
+        </w:rPr>
+        <w:t xml:space="preserve"> </w:t>
+      </w:r>
+      <w:r>
+        <w:rPr>
+          <w:rFonts w:eastAsia="Times New Roman"/>
+          <w:b/>
+          <w:bCs/>
+          <w:i/>
+          <w:iCs/>
+          <w:color w:val="000000" w:themeColor="text1"/>
+          <w:highlight w:val="yellow"/>
+          <w:lang w:eastAsia="de-DE"/>
+        </w:rPr>
+        <w:t>that</w:t>
+      </w:r>
+      <w:r>
+        <w:rPr>
+          <w:rFonts w:eastAsia="Times New Roman"/>
+          <w:b/>
+          <w:bCs/>
+          <w:i/>
+          <w:iCs/>
+          <w:color w:val="000000" w:themeColor="text1"/>
+          <w:highlight w:val="yellow"/>
+          <w:lang w:eastAsia="de-DE"/>
+        </w:rPr>
+        <w:t xml:space="preserve"> RCTs</w:t>
+      </w:r>
+      <w:r>
+        <w:rPr>
+          <w:rFonts w:eastAsia="Times New Roman"/>
+          <w:b/>
+          <w:bCs/>
+          <w:i/>
+          <w:iCs/>
+          <w:color w:val="000000" w:themeColor="text1"/>
+          <w:highlight w:val="yellow"/>
+          <w:lang w:eastAsia="de-DE"/>
+        </w:rPr>
+        <w:t xml:space="preserve"> fulfilled this criteri</w:t>
+      </w:r>
+      <w:r>
+        <w:rPr>
+          <w:rFonts w:eastAsia="Times New Roman"/>
+          <w:b/>
+          <w:bCs/>
+          <w:i/>
+          <w:iCs/>
+          <w:color w:val="000000" w:themeColor="text1"/>
+          <w:highlight w:val="yellow"/>
+          <w:lang w:eastAsia="de-DE"/>
+        </w:rPr>
+        <w:t>um</w:t>
+      </w:r>
+      <w:r>
+        <w:rPr>
+          <w:rFonts w:eastAsia="Times New Roman"/>
+          <w:b/>
+          <w:bCs/>
+          <w:i/>
+          <w:iCs/>
+          <w:color w:val="000000" w:themeColor="text1"/>
+          <w:highlight w:val="yellow"/>
+          <w:lang w:eastAsia="de-DE"/>
+        </w:rPr>
+        <w:t xml:space="preserve"> if</w:t>
+      </w:r>
+      <w:r>
+        <w:rPr>
+          <w:rFonts w:eastAsia="Times New Roman"/>
+          <w:b/>
+          <w:bCs/>
+          <w:i/>
+          <w:iCs/>
+          <w:color w:val="000000" w:themeColor="text1"/>
+          <w:highlight w:val="yellow"/>
+          <w:lang w:eastAsia="de-DE"/>
+        </w:rPr>
+        <w:t xml:space="preserve"> </w:t>
+      </w:r>
+      <w:r>
+        <w:rPr>
+          <w:rFonts w:eastAsia="Times New Roman"/>
+          <w:b/>
+          <w:bCs/>
+          <w:i/>
+          <w:iCs/>
+          <w:color w:val="000000" w:themeColor="text1"/>
+          <w:highlight w:val="yellow"/>
+          <w:lang w:eastAsia="de-DE"/>
+        </w:rPr>
+        <w:t>t</w:t>
+      </w:r>
+      <w:r>
+        <w:rPr>
+          <w:rFonts w:eastAsia="Times New Roman"/>
+          <w:b/>
+          <w:bCs/>
+          <w:i/>
+          <w:iCs/>
+          <w:color w:val="000000" w:themeColor="text1"/>
+          <w:highlight w:val="yellow"/>
+          <w:lang w:eastAsia="de-DE"/>
+        </w:rPr>
+        <w:t xml:space="preserve">he sample size calculation </w:t>
+      </w:r>
+      <w:r>
+        <w:rPr>
+          <w:rFonts w:eastAsia="Times New Roman"/>
+          <w:b/>
+          <w:bCs/>
+          <w:i/>
+          <w:iCs/>
+          <w:color w:val="000000" w:themeColor="text1"/>
+          <w:highlight w:val="yellow"/>
+          <w:lang w:eastAsia="de-DE"/>
+        </w:rPr>
+        <w:t>was based on</w:t>
+      </w:r>
+      <w:r>
+        <w:rPr>
+          <w:rFonts w:eastAsia="Times New Roman"/>
+          <w:b/>
+          <w:bCs/>
+          <w:i/>
+          <w:iCs/>
+          <w:color w:val="000000" w:themeColor="text1"/>
+          <w:highlight w:val="yellow"/>
+          <w:lang w:eastAsia="de-DE"/>
+        </w:rPr>
+        <w:t xml:space="preserve"> </w:t>
+      </w:r>
+      <w:r>
+        <w:rPr>
+          <w:rFonts w:eastAsia="Times New Roman"/>
+          <w:b/>
+          <w:bCs/>
+          <w:i/>
+          <w:iCs/>
+          <w:color w:val="000000" w:themeColor="text1"/>
+          <w:highlight w:val="yellow"/>
+          <w:lang w:eastAsia="de-DE"/>
+        </w:rPr>
+        <w:t>the use of</w:t>
+      </w:r>
+      <w:r>
+        <w:rPr>
+          <w:rFonts w:eastAsia="Times New Roman"/>
+          <w:b/>
+          <w:bCs/>
+          <w:i/>
+          <w:iCs/>
+          <w:color w:val="000000" w:themeColor="text1"/>
+          <w:highlight w:val="yellow"/>
+          <w:lang w:eastAsia="de-DE"/>
+        </w:rPr>
+        <w:t xml:space="preserve"> a</w:t>
+      </w:r>
+      <w:r>
+        <w:rPr>
+          <w:rFonts w:eastAsia="Times New Roman"/>
+          <w:b/>
+          <w:bCs/>
+          <w:i/>
+          <w:iCs/>
+          <w:color w:val="000000" w:themeColor="text1"/>
+          <w:highlight w:val="yellow"/>
+          <w:lang w:eastAsia="de-DE"/>
+        </w:rPr>
+        <w:t xml:space="preserve"> minimal (clinically) important difference (MID or MCID)</w:t>
+      </w:r>
+      <w:r>
+        <w:rPr>
+          <w:rFonts w:eastAsia="Times New Roman"/>
+          <w:b/>
+          <w:bCs/>
+          <w:i/>
+          <w:iCs/>
+          <w:color w:val="000000" w:themeColor="text1"/>
+          <w:highlight w:val="yellow"/>
+          <w:lang w:eastAsia="de-DE"/>
+        </w:rPr>
+        <w:t xml:space="preserve"> for the primary endpoint(s)</w:t>
+      </w:r>
+      <w:r>
+        <w:rPr>
+          <w:rFonts w:eastAsia="Times New Roman"/>
+          <w:b/>
+          <w:bCs/>
+          <w:i/>
+          <w:iCs/>
+          <w:color w:val="000000" w:themeColor="text1"/>
+          <w:highlight w:val="yellow"/>
+          <w:lang w:eastAsia="de-DE"/>
+        </w:rPr>
+        <w:t>.</w:t>
+      </w:r>
+      <w:r>
+        <w:rPr>
+          <w:rFonts w:eastAsia="Times New Roman"/>
+          <w:b/>
+          <w:bCs/>
+          <w:i/>
+          <w:iCs/>
+          <w:color w:val="000000" w:themeColor="text1"/>
+          <w:highlight w:val="yellow"/>
+          <w:lang w:eastAsia="de-DE"/>
+        </w:rPr>
+        <w:t xml:space="preserve"> </w:t>
+      </w:r>
+      <w:r>
+        <w:rPr>
+          <w:rFonts w:eastAsia="Times New Roman"/>
+          <w:b/>
+          <w:bCs/>
+          <w:i/>
+          <w:iCs/>
+          <w:color w:val="000000" w:themeColor="text1"/>
+          <w:highlight w:val="yellow"/>
+          <w:lang w:eastAsia="de-DE"/>
+        </w:rPr>
+        <w:t xml:space="preserve">Additionally, we accepted trials using a relative rather than an absolute clinically meaningful difference, i.e., a </w:t>
+      </w:r>
+      <w:r>
+        <w:rPr>
+          <w:rFonts w:eastAsia="Times New Roman"/>
+          <w:b/>
+          <w:bCs/>
+          <w:i/>
+          <w:iCs/>
+          <w:color w:val="000000" w:themeColor="text1"/>
+          <w:highlight w:val="yellow"/>
+          <w:lang w:eastAsia="de-DE"/>
+        </w:rPr>
+        <w:t>relative Cohen’s d difference</w:t>
+      </w:r>
+      <w:r>
+        <w:rPr>
+          <w:rFonts w:eastAsia="Times New Roman"/>
+          <w:b/>
+          <w:bCs/>
+          <w:i/>
+          <w:iCs/>
+          <w:color w:val="000000" w:themeColor="text1"/>
+          <w:highlight w:val="yellow"/>
+          <w:lang w:eastAsia="de-DE"/>
+        </w:rPr>
+        <w:t>.</w:t>
+      </w:r>
+      <w:r>
+        <w:rPr>
+          <w:rFonts w:eastAsia="Times New Roman"/>
+          <w:b/>
+          <w:bCs/>
+          <w:i/>
+          <w:iCs/>
+          <w:color w:val="000000" w:themeColor="text1"/>
+          <w:highlight w:val="yellow"/>
+          <w:lang w:eastAsia="de-DE"/>
+        </w:rPr>
+        <w:t xml:space="preserve"> </w:t>
       </w:r>
     </w:p>
     <w:p>
@@ -5814,7 +9716,6 @@
           <w:lang w:eastAsia="de-DE"/>
         </w:rPr>
       </w:pPr>
-      <w:commentRangeStart w:id="1"/>
       <w:r>
         <w:rPr>
           <w:rFonts w:eastAsia="Times New Roman"/>
@@ -5826,7 +9727,7 @@
           <w:highlight w:val="yellow"/>
           <w:lang w:eastAsia="de-DE"/>
         </w:rPr>
-        <w:t xml:space="preserve">The MID (or MCID for minimal clinically important difference) is defined as the minimal difference of effect with a relevant </w:t>
+        <w:t xml:space="preserve">If trials were powered and aimed for a difference based on statistically significant results from previous studies, the sample size was not considered based on a meaningful/ clinical but rather on a statistical </w:t>
       </w:r>
       <w:r>
         <w:rPr>
@@ -5839,179 +9740,93 @@
           <w:highlight w:val="yellow"/>
           <w:lang w:eastAsia="de-DE"/>
         </w:rPr>
-        <w:t xml:space="preserve">importance (in clinical practice, for medical research). It can be used for any outcome in research and any unit of measure and metric. The most established methods to determine the MID for a specific outcome with a specific unit of measure and metrics are based on statistical approaches, the best being the </w:t>
-      </w:r>
-      <w:r>
-        <w:rPr>
-          <w:rFonts w:cs="Arial"/>
-          <w:b/>
-          <w:bCs/>
-          <w:i/>
-          <w:iCs/>
-          <w:highlight w:val="yellow"/>
-        </w:rPr>
-        <w:t>anchor</w:t>
-      </w:r>
-      <w:r>
-        <w:rPr>
-          <w:rFonts w:cs="Arial"/>
-          <w:b/>
-          <w:bCs/>
-          <w:i/>
-          <w:iCs/>
-          <w:highlight w:val="yellow"/>
-        </w:rPr>
-        <w:t>-</w:t>
-      </w:r>
-      <w:r>
-        <w:rPr>
-          <w:rFonts w:cs="Arial"/>
-          <w:b/>
-          <w:bCs/>
-          <w:i/>
-          <w:iCs/>
-          <w:highlight w:val="yellow"/>
-        </w:rPr>
-        <w:t>based and empirical, foll</w:t>
-      </w:r>
-      <w:r>
-        <w:rPr>
-          <w:rFonts w:cs="Arial"/>
-          <w:b/>
-          <w:bCs/>
-          <w:i/>
-          <w:iCs/>
-          <w:highlight w:val="yellow"/>
-        </w:rPr>
-        <w:t>o</w:t>
-      </w:r>
-      <w:r>
-        <w:rPr>
-          <w:rFonts w:cs="Arial"/>
-          <w:b/>
-          <w:bCs/>
-          <w:i/>
-          <w:iCs/>
-          <w:highlight w:val="yellow"/>
-        </w:rPr>
-        <w:t>wed by distribution</w:t>
-      </w:r>
-      <w:r>
-        <w:rPr>
-          <w:rFonts w:cs="Arial"/>
-          <w:b/>
-          <w:bCs/>
-          <w:i/>
-          <w:iCs/>
-          <w:highlight w:val="yellow"/>
-        </w:rPr>
-        <w:t>-</w:t>
-      </w:r>
-      <w:r>
-        <w:rPr>
-          <w:rFonts w:cs="Arial"/>
-          <w:b/>
-          <w:bCs/>
-          <w:i/>
-          <w:iCs/>
-          <w:highlight w:val="yellow"/>
-        </w:rPr>
-        <w:t>based</w:t>
-      </w:r>
-      <w:r>
-        <w:rPr>
-          <w:rFonts w:cs="Arial"/>
-          <w:b/>
-          <w:bCs/>
-          <w:i/>
-          <w:iCs/>
-          <w:highlight w:val="yellow"/>
-        </w:rPr>
-        <w:t xml:space="preserve">. Alternative methods are based on consensi among clinical experts – with established approached such as </w:t>
-      </w:r>
-      <w:r>
-        <w:rPr>
-          <w:rFonts w:cs="Arial"/>
-          <w:b/>
-          <w:bCs/>
-          <w:i/>
-          <w:iCs/>
-          <w:highlight w:val="yellow"/>
-        </w:rPr>
-        <w:t>Delphi</w:t>
-      </w:r>
-      <w:r>
-        <w:rPr>
-          <w:rFonts w:cs="Arial"/>
-          <w:i/>
-          <w:iCs/>
-          <w:highlight w:val="yellow"/>
+        <w:t>difference</w:t>
+      </w:r>
+      <w:r>
+        <w:rPr>
+          <w:rFonts w:eastAsia="Times New Roman"/>
+          <w:b/>
+          <w:bCs/>
+          <w:i/>
+          <w:iCs/>
+          <w:color w:val="000000" w:themeColor="text1"/>
+          <w:highlight w:val="yellow"/>
+          <w:lang w:eastAsia="de-DE"/>
+        </w:rPr>
+        <w:t xml:space="preserve"> and “no” was retained.</w:t>
+      </w:r>
+      <w:r>
+        <w:rPr>
+          <w:rFonts w:eastAsia="Times New Roman"/>
+          <w:b/>
+          <w:bCs/>
+          <w:i/>
+          <w:iCs/>
+          <w:color w:val="000000" w:themeColor="text1"/>
+          <w:highlight w:val="yellow"/>
+          <w:lang w:eastAsia="de-DE"/>
         </w:rPr>
         <w:t xml:space="preserve"> </w:t>
       </w:r>
       <w:r>
         <w:rPr>
-          <w:rFonts w:cs="Arial"/>
-          <w:b/>
-          <w:bCs/>
-          <w:i/>
-          <w:iCs/>
-          <w:highlight w:val="yellow"/>
-        </w:rPr>
-        <w:t xml:space="preserve">consensus </w:t>
-      </w:r>
-      <w:r>
-        <w:rPr>
-          <w:rFonts w:cs="Arial"/>
-          <w:b/>
-          <w:bCs/>
-          <w:i/>
-          <w:iCs/>
-          <w:highlight w:val="yellow"/>
-        </w:rPr>
-        <w:t>or focus groups</w:t>
-      </w:r>
-      <w:r>
-        <w:rPr>
-          <w:rFonts w:cs="Arial"/>
-          <w:b/>
-          <w:bCs/>
-          <w:i/>
-          <w:iCs/>
-          <w:highlight w:val="yellow"/>
-        </w:rPr>
-        <w:t>. Surveys among clinicians and/or patients may also guide the determination of a MID. Finally, non-official consensus among clinicians and/or patients may be used in case of limited resources</w:t>
-      </w:r>
-      <w:r>
-        <w:rPr>
-          <w:rFonts w:cs="Arial"/>
-          <w:b/>
-          <w:bCs/>
-        </w:rPr>
-        <w:t>.</w:t>
-      </w:r>
-      <w:commentRangeEnd w:id="1"/>
-      <w:r>
-        <w:rPr>
-          <w:rStyle w:val="CommentReference"/>
           <w:rFonts w:eastAsia="Times New Roman"/>
           <w:b/>
           <w:bCs/>
           <w:i/>
           <w:iCs/>
           <w:color w:val="000000" w:themeColor="text1"/>
-          <w:sz w:val="22"/>
-          <w:szCs w:val="24"/>
-          <w:highlight w:val="yellow"/>
-          <w:lang w:eastAsia="de-DE"/>
-        </w:rPr>
-        <w:commentReference w:id="1"/>
+          <w:highlight w:val="yellow"/>
+          <w:lang w:eastAsia="de-DE"/>
+        </w:rPr>
+        <w:t>Furthermore</w:t>
+      </w:r>
+      <w:r>
+        <w:rPr>
+          <w:rFonts w:eastAsia="Times New Roman"/>
+          <w:b/>
+          <w:bCs/>
+          <w:i/>
+          <w:iCs/>
+          <w:color w:val="000000" w:themeColor="text1"/>
+          <w:highlight w:val="yellow"/>
+          <w:lang w:eastAsia="de-DE"/>
+        </w:rPr>
+        <w:t xml:space="preserve">, if a </w:t>
+      </w:r>
+      <w:r>
+        <w:rPr>
+          <w:rFonts w:eastAsia="Times New Roman"/>
+          <w:b/>
+          <w:bCs/>
+          <w:i/>
+          <w:iCs/>
+          <w:color w:val="000000" w:themeColor="text1"/>
+          <w:highlight w:val="yellow"/>
+          <w:lang w:eastAsia="de-DE"/>
+        </w:rPr>
+        <w:lastRenderedPageBreak/>
+        <w:t>difference was given, but not justified by a statistical or meaningful motive, we attributed a “no”.</w:t>
       </w:r>
     </w:p>
     <w:p>
       <w:pPr>
         <w:spacing w:before="100" w:beforeAutospacing="1" w:after="100" w:afterAutospacing="1" w:line="480" w:lineRule="auto"/>
         <w:rPr>
+          <w:rFonts w:eastAsia="Times New Roman" w:cs="Calibri"/>
+          <w:b/>
+          <w:bCs/>
+          <w:i/>
+          <w:iCs/>
+          <w:color w:val="000000" w:themeColor="text1"/>
+          <w:kern w:val="0"/>
+          <w:highlight w:val="yellow"/>
+          <w:lang w:eastAsia="de-DE"/>
+          <w14:ligatures w14:val="none"/>
+        </w:rPr>
+      </w:pPr>
+      <w:r>
+        <w:rPr>
           <w:rFonts w:eastAsia="Times New Roman"/>
           <w:b/>
           <w:bCs/>
@@ -6021,6 +9836,195 @@
           <w:highlight w:val="yellow"/>
           <w:lang w:eastAsia="de-DE"/>
         </w:rPr>
+        <w:t xml:space="preserve">If there was a mismatch in the </w:t>
+      </w:r>
+      <w:r>
+        <w:rPr>
+          <w:rFonts w:eastAsia="Times New Roman"/>
+          <w:b/>
+          <w:bCs/>
+          <w:i/>
+          <w:iCs/>
+          <w:color w:val="000000" w:themeColor="text1"/>
+          <w:highlight w:val="yellow"/>
+          <w:lang w:eastAsia="de-DE"/>
+        </w:rPr>
+        <w:t>nature of the difference (meaningful versus statistical effect) i</w:t>
+      </w:r>
+      <w:r>
+        <w:rPr>
+          <w:rFonts w:eastAsia="Times New Roman"/>
+          <w:b/>
+          <w:bCs/>
+          <w:i/>
+          <w:iCs/>
+          <w:color w:val="000000" w:themeColor="text1"/>
+          <w:highlight w:val="yellow"/>
+          <w:lang w:eastAsia="de-DE"/>
+        </w:rPr>
+        <w:t xml:space="preserve">n the final publication </w:t>
+      </w:r>
+      <w:r>
+        <w:rPr>
+          <w:rFonts w:eastAsia="Times New Roman"/>
+          <w:b/>
+          <w:bCs/>
+          <w:i/>
+          <w:iCs/>
+          <w:color w:val="000000" w:themeColor="text1"/>
+          <w:highlight w:val="yellow"/>
+          <w:lang w:eastAsia="de-DE"/>
+        </w:rPr>
+        <w:t>versus</w:t>
+      </w:r>
+      <w:r>
+        <w:rPr>
+          <w:rFonts w:eastAsia="Times New Roman"/>
+          <w:b/>
+          <w:bCs/>
+          <w:i/>
+          <w:iCs/>
+          <w:color w:val="000000" w:themeColor="text1"/>
+          <w:highlight w:val="yellow"/>
+          <w:lang w:eastAsia="de-DE"/>
+        </w:rPr>
+        <w:t xml:space="preserve"> </w:t>
+      </w:r>
+      <w:r>
+        <w:rPr>
+          <w:rFonts w:eastAsia="Times New Roman"/>
+          <w:b/>
+          <w:bCs/>
+          <w:i/>
+          <w:iCs/>
+          <w:color w:val="000000" w:themeColor="text1"/>
+          <w:highlight w:val="yellow"/>
+          <w:lang w:eastAsia="de-DE"/>
+        </w:rPr>
+        <w:t>the</w:t>
+      </w:r>
+      <w:r>
+        <w:rPr>
+          <w:rFonts w:eastAsia="Times New Roman"/>
+          <w:b/>
+          <w:bCs/>
+          <w:i/>
+          <w:iCs/>
+          <w:color w:val="000000" w:themeColor="text1"/>
+          <w:highlight w:val="yellow"/>
+          <w:lang w:eastAsia="de-DE"/>
+        </w:rPr>
+        <w:t xml:space="preserve"> </w:t>
+      </w:r>
+      <w:r>
+        <w:rPr>
+          <w:rFonts w:eastAsia="Times New Roman"/>
+          <w:b/>
+          <w:bCs/>
+          <w:i/>
+          <w:iCs/>
+          <w:color w:val="000000" w:themeColor="text1"/>
+          <w:highlight w:val="yellow"/>
+          <w:lang w:eastAsia="de-DE"/>
+        </w:rPr>
+        <w:t>pre-trial documentation</w:t>
+      </w:r>
+      <w:r>
+        <w:rPr>
+          <w:rFonts w:eastAsia="Times New Roman"/>
+          <w:b/>
+          <w:bCs/>
+          <w:i/>
+          <w:iCs/>
+          <w:color w:val="000000" w:themeColor="text1"/>
+          <w:highlight w:val="yellow"/>
+          <w:lang w:eastAsia="de-DE"/>
+        </w:rPr>
+        <w:t xml:space="preserve">, </w:t>
+      </w:r>
+      <w:r>
+        <w:rPr>
+          <w:rFonts w:eastAsia="Times New Roman"/>
+          <w:b/>
+          <w:bCs/>
+          <w:i/>
+          <w:iCs/>
+          <w:color w:val="000000" w:themeColor="text1"/>
+          <w:highlight w:val="yellow"/>
+          <w:lang w:eastAsia="de-DE"/>
+        </w:rPr>
+        <w:t xml:space="preserve">we </w:t>
+      </w:r>
+      <w:r>
+        <w:rPr>
+          <w:rFonts w:eastAsia="Times New Roman"/>
+          <w:b/>
+          <w:bCs/>
+          <w:i/>
+          <w:iCs/>
+          <w:color w:val="000000" w:themeColor="text1"/>
+          <w:highlight w:val="yellow"/>
+          <w:lang w:eastAsia="de-DE"/>
+        </w:rPr>
+        <w:t>labelled them</w:t>
+      </w:r>
+      <w:r>
+        <w:rPr>
+          <w:rFonts w:eastAsia="Times New Roman"/>
+          <w:b/>
+          <w:bCs/>
+          <w:i/>
+          <w:iCs/>
+          <w:color w:val="000000" w:themeColor="text1"/>
+          <w:highlight w:val="yellow"/>
+          <w:lang w:eastAsia="de-DE"/>
+        </w:rPr>
+        <w:t xml:space="preserve"> “</w:t>
+      </w:r>
+      <w:r>
+        <w:rPr>
+          <w:rFonts w:eastAsia="Times New Roman" w:cs="Calibri"/>
+          <w:b/>
+          <w:bCs/>
+          <w:i/>
+          <w:iCs/>
+          <w:color w:val="000000" w:themeColor="text1"/>
+          <w:kern w:val="0"/>
+          <w:highlight w:val="yellow"/>
+          <w:lang w:eastAsia="de-DE"/>
+          <w14:ligatures w14:val="none"/>
+        </w:rPr>
+        <w:t>discordance between pre-trial documentation and final publication”</w:t>
+      </w:r>
+      <w:r>
+        <w:rPr>
+          <w:rFonts w:eastAsia="Times New Roman" w:cs="Calibri"/>
+          <w:b/>
+          <w:bCs/>
+          <w:i/>
+          <w:iCs/>
+          <w:color w:val="000000" w:themeColor="text1"/>
+          <w:kern w:val="0"/>
+          <w:highlight w:val="yellow"/>
+          <w:lang w:eastAsia="de-DE"/>
+          <w14:ligatures w14:val="none"/>
+        </w:rPr>
+        <w:t>.</w:t>
+      </w:r>
+    </w:p>
+    <w:p>
+      <w:pPr>
+        <w:spacing w:before="100" w:beforeAutospacing="1" w:after="100" w:afterAutospacing="1" w:line="480" w:lineRule="auto"/>
+        <w:rPr>
+          <w:rFonts w:eastAsia="Times New Roman"/>
+          <w:b/>
+          <w:bCs/>
+          <w:i/>
+          <w:iCs/>
+          <w:color w:val="000000" w:themeColor="text1"/>
+          <w:highlight w:val="yellow"/>
+          <w:lang w:eastAsia="de-DE"/>
+        </w:rPr>
       </w:pPr>
       <w:r>
         <w:rPr>
@@ -6033,7 +10037,7 @@
           <w:highlight w:val="yellow"/>
           <w:lang w:eastAsia="de-DE"/>
         </w:rPr>
-        <w:t xml:space="preserve">If there was a mismatch </w:t>
+        <w:t>We did not attribute any value for this outcome (“</w:t>
       </w:r>
       <w:r>
         <w:rPr>
@@ -6046,7 +10050,7 @@
           <w:highlight w:val="yellow"/>
           <w:lang w:eastAsia="de-DE"/>
         </w:rPr>
-        <w:t>in the delta definition</w:t>
+        <w:t>not available</w:t>
       </w:r>
       <w:r>
         <w:rPr>
@@ -6059,73 +10063,7 @@
           <w:highlight w:val="yellow"/>
           <w:lang w:eastAsia="de-DE"/>
         </w:rPr>
-        <w:t xml:space="preserve"> in the final publication and/or in the protocol, no point was given</w:t>
-      </w:r>
-      <w:r>
-        <w:rPr>
-          <w:rFonts w:eastAsia="Times New Roman"/>
-          <w:b/>
-          <w:bCs/>
-          <w:i/>
-          <w:iCs/>
-          <w:color w:val="000000" w:themeColor="text1"/>
-          <w:highlight w:val="yellow"/>
-          <w:lang w:eastAsia="de-DE"/>
-        </w:rPr>
-        <w:t xml:space="preserve">. </w:t>
-      </w:r>
-      <w:r>
-        <w:rPr>
-          <w:rFonts w:eastAsia="Times New Roman"/>
-          <w:b/>
-          <w:bCs/>
-          <w:i/>
-          <w:iCs/>
-          <w:color w:val="000000" w:themeColor="text1"/>
-          <w:highlight w:val="yellow"/>
-          <w:lang w:eastAsia="de-DE"/>
-        </w:rPr>
-        <w:t>Thus, s</w:t>
-      </w:r>
-      <w:r>
-        <w:rPr>
-          <w:rFonts w:eastAsia="Times New Roman"/>
-          <w:b/>
-          <w:bCs/>
-          <w:i/>
-          <w:iCs/>
-          <w:color w:val="000000" w:themeColor="text1"/>
-          <w:highlight w:val="yellow"/>
-          <w:lang w:eastAsia="de-DE"/>
-        </w:rPr>
-        <w:t xml:space="preserve">tudies defining their delta according to other </w:t>
-      </w:r>
-      <w:r>
-        <w:rPr>
-          <w:rFonts w:eastAsia="Times New Roman"/>
-          <w:b/>
-          <w:bCs/>
-          <w:i/>
-          <w:iCs/>
-          <w:color w:val="000000" w:themeColor="text1"/>
-          <w:highlight w:val="yellow"/>
-          <w:lang w:eastAsia="de-DE"/>
-        </w:rPr>
-        <w:lastRenderedPageBreak/>
-        <w:t xml:space="preserve">studies </w:t>
-      </w:r>
-      <w:r>
-        <w:rPr>
-          <w:rFonts w:eastAsia="Times New Roman"/>
-          <w:b/>
-          <w:bCs/>
-          <w:i/>
-          <w:iCs/>
-          <w:color w:val="000000" w:themeColor="text1"/>
-          <w:highlight w:val="yellow"/>
-          <w:lang w:eastAsia="de-DE"/>
-        </w:rPr>
-        <w:t>results but without targeting a relevant/ clinically meaningful effect difference were not given any point.</w:t>
+        <w:t xml:space="preserve">”) in the following situations: (1) condition 1 was not fulfilled, i.e., no primary endpoint(s) was specified; (2) no sample size calculation was reported in any resource; (3) sample size calculation was reported but no difference (or effect size or delta) was given. </w:t>
       </w:r>
     </w:p>
     <w:p>
@@ -6145,25 +10083,7 @@
           <w:highlight w:val="yellow"/>
           <w:lang w:eastAsia="de-DE"/>
         </w:rPr>
-        <w:t>D</w:t>
-      </w:r>
-      <w:r>
-        <w:rPr>
-          <w:i/>
-          <w:iCs/>
-          <w:highlight w:val="yellow"/>
-          <w:lang w:eastAsia="de-DE"/>
-        </w:rPr>
-        <w:t>iscussion of the clinical relevance of the result</w:t>
-      </w:r>
-      <w:r>
-        <w:rPr>
-          <w:i/>
-          <w:iCs/>
-          <w:highlight w:val="yellow"/>
-          <w:lang w:eastAsia="de-DE"/>
-        </w:rPr>
-        <w:t>s</w:t>
+        <w:t>Discussion of the clinical relevance of the results</w:t>
       </w:r>
     </w:p>
     <w:p>
@@ -6190,7 +10110,163 @@
           <w:highlight w:val="yellow"/>
           <w:lang w:eastAsia="de-DE"/>
         </w:rPr>
-        <w:t>This last criterium was considered fulfilled if either authors discussed the results of the primary outcome(s) in terms of clinical relevance, or if they discussed the observed effect size across different groups and compared it with the MID reported in literature/ the targeted meaningful difference used for sample size calculation. Both Discussion and Conclusion sections were examined to determine if results were discussed according to clinical relevance.</w:t>
+        <w:t>This last criterium was considered fulfilled if either authors discussed the results of the primary outcome(s) in terms of clinical relevance</w:t>
+      </w:r>
+      <w:r>
+        <w:rPr>
+          <w:rFonts w:eastAsia="Times New Roman"/>
+          <w:b/>
+          <w:bCs/>
+          <w:i/>
+          <w:iCs/>
+          <w:color w:val="000000" w:themeColor="text1"/>
+          <w:highlight w:val="yellow"/>
+          <w:lang w:eastAsia="de-DE"/>
+        </w:rPr>
+        <w:t xml:space="preserve"> (as defined before)</w:t>
+      </w:r>
+      <w:r>
+        <w:rPr>
+          <w:rFonts w:eastAsia="Times New Roman"/>
+          <w:b/>
+          <w:bCs/>
+          <w:i/>
+          <w:iCs/>
+          <w:color w:val="000000" w:themeColor="text1"/>
+          <w:highlight w:val="yellow"/>
+          <w:lang w:eastAsia="de-DE"/>
+        </w:rPr>
+        <w:t xml:space="preserve">, or if they discussed the observed effect size across different groups and compared it with </w:t>
+      </w:r>
+      <w:r>
+        <w:rPr>
+          <w:rFonts w:eastAsia="Times New Roman"/>
+          <w:b/>
+          <w:bCs/>
+          <w:i/>
+          <w:iCs/>
+          <w:color w:val="000000" w:themeColor="text1"/>
+          <w:highlight w:val="yellow"/>
+          <w:lang w:eastAsia="de-DE"/>
+        </w:rPr>
+        <w:t>a meaningful difference. That meaningful difference could be either a</w:t>
+      </w:r>
+      <w:r>
+        <w:rPr>
+          <w:rFonts w:eastAsia="Times New Roman"/>
+          <w:b/>
+          <w:bCs/>
+          <w:i/>
+          <w:iCs/>
+          <w:color w:val="000000" w:themeColor="text1"/>
+          <w:highlight w:val="yellow"/>
+          <w:lang w:eastAsia="de-DE"/>
+        </w:rPr>
+        <w:t xml:space="preserve"> MID </w:t>
+      </w:r>
+      <w:r>
+        <w:rPr>
+          <w:rFonts w:eastAsia="Times New Roman"/>
+          <w:b/>
+          <w:bCs/>
+          <w:i/>
+          <w:iCs/>
+          <w:color w:val="000000" w:themeColor="text1"/>
+          <w:highlight w:val="yellow"/>
+          <w:lang w:eastAsia="de-DE"/>
+        </w:rPr>
+        <w:t>from</w:t>
+      </w:r>
+      <w:r>
+        <w:rPr>
+          <w:rFonts w:eastAsia="Times New Roman"/>
+          <w:b/>
+          <w:bCs/>
+          <w:i/>
+          <w:iCs/>
+          <w:color w:val="000000" w:themeColor="text1"/>
+          <w:highlight w:val="yellow"/>
+          <w:lang w:eastAsia="de-DE"/>
+        </w:rPr>
+        <w:t xml:space="preserve"> literature</w:t>
+      </w:r>
+      <w:r>
+        <w:rPr>
+          <w:rFonts w:eastAsia="Times New Roman"/>
+          <w:b/>
+          <w:bCs/>
+          <w:i/>
+          <w:iCs/>
+          <w:color w:val="000000" w:themeColor="text1"/>
+          <w:highlight w:val="yellow"/>
+          <w:lang w:eastAsia="de-DE"/>
+        </w:rPr>
+        <w:t xml:space="preserve"> or</w:t>
+      </w:r>
+      <w:r>
+        <w:rPr>
+          <w:rFonts w:eastAsia="Times New Roman"/>
+          <w:b/>
+          <w:bCs/>
+          <w:i/>
+          <w:iCs/>
+          <w:color w:val="000000" w:themeColor="text1"/>
+          <w:highlight w:val="yellow"/>
+          <w:lang w:eastAsia="de-DE"/>
+        </w:rPr>
+        <w:t xml:space="preserve"> the targeted meaningful difference used </w:t>
+      </w:r>
+      <w:r>
+        <w:rPr>
+          <w:rFonts w:eastAsia="Times New Roman"/>
+          <w:b/>
+          <w:bCs/>
+          <w:i/>
+          <w:iCs/>
+          <w:color w:val="000000" w:themeColor="text1"/>
+          <w:highlight w:val="yellow"/>
+          <w:lang w:eastAsia="de-DE"/>
+        </w:rPr>
+        <w:t xml:space="preserve">by the investigators </w:t>
+      </w:r>
+      <w:r>
+        <w:rPr>
+          <w:rFonts w:eastAsia="Times New Roman"/>
+          <w:b/>
+          <w:bCs/>
+          <w:i/>
+          <w:iCs/>
+          <w:color w:val="000000" w:themeColor="text1"/>
+          <w:highlight w:val="yellow"/>
+          <w:lang w:eastAsia="de-DE"/>
+        </w:rPr>
+        <w:t>for sample size calculation</w:t>
+      </w:r>
+      <w:r>
+        <w:rPr>
+          <w:rFonts w:eastAsia="Times New Roman"/>
+          <w:b/>
+          <w:bCs/>
+          <w:i/>
+          <w:iCs/>
+          <w:color w:val="000000" w:themeColor="text1"/>
+          <w:highlight w:val="yellow"/>
+          <w:lang w:eastAsia="de-DE"/>
+        </w:rPr>
+        <w:t xml:space="preserve"> (only applies if criteria 3 was fulfilled)</w:t>
+      </w:r>
+      <w:r>
+        <w:rPr>
+          <w:rFonts w:eastAsia="Times New Roman"/>
+          <w:b/>
+          <w:bCs/>
+          <w:i/>
+          <w:iCs/>
+          <w:color w:val="000000" w:themeColor="text1"/>
+          <w:highlight w:val="yellow"/>
+          <w:lang w:eastAsia="de-DE"/>
+        </w:rPr>
+        <w:t>. Both Discussion and Conclusion sections were examined to determine if results were discussed according to clinical relevance.</w:t>
       </w:r>
       <w:r>
         <w:rPr>
@@ -6256,7 +10332,51 @@
           <w:rFonts w:cs="Calibri"/>
           <w:color w:val="000000" w:themeColor="text1"/>
         </w:rPr>
-        <w:t xml:space="preserve">Based on our pilot study, 4.6% (4/87) fulfilled the criteria to meaningfully inform practice. We based the sample size calculation on precision </w:t>
+        <w:t>Based on our pilot study, 4.6% (4/87) fulfilled the criteria to meaningfully inform practice. We based the sample size</w:t>
+      </w:r>
+      <w:r>
+        <w:rPr>
+          <w:rFonts w:cs="Calibri"/>
+          <w:color w:val="000000" w:themeColor="text1"/>
+        </w:rPr>
+        <w:t xml:space="preserve"> calculation</w:t>
+      </w:r>
+      <w:r>
+        <w:rPr>
+          <w:rFonts w:cs="Calibri"/>
+          <w:color w:val="000000" w:themeColor="text1"/>
+        </w:rPr>
+        <w:t xml:space="preserve"> </w:t>
+      </w:r>
+      <w:r>
+        <w:rPr>
+          <w:rFonts w:cs="Calibri"/>
+          <w:b/>
+          <w:bCs/>
+          <w:i/>
+          <w:iCs/>
+          <w:color w:val="000000" w:themeColor="text1"/>
+          <w:highlight w:val="yellow"/>
+        </w:rPr>
+        <w:t>for our main study, i.e., the survey of RCTs,</w:t>
+      </w:r>
+      <w:r>
+        <w:rPr>
+          <w:rFonts w:cs="Calibri"/>
+          <w:b/>
+          <w:bCs/>
+          <w:i/>
+          <w:iCs/>
+          <w:color w:val="000000" w:themeColor="text1"/>
+        </w:rPr>
+        <w:t xml:space="preserve"> </w:t>
+      </w:r>
+      <w:r>
+        <w:rPr>
+          <w:rFonts w:cs="Calibri"/>
+          <w:color w:val="000000" w:themeColor="text1"/>
+        </w:rPr>
+        <w:t xml:space="preserve">on precision </w:t>
       </w:r>
       <w:r>
         <w:rPr>
@@ -6298,7 +10418,7 @@
           <w:rFonts w:cs="Calibri"/>
           <w:color w:val="000000" w:themeColor="text1"/>
         </w:rPr>
-        <w:instrText xml:space="preserve"> ADDIN ZOTERO_ITEM CSL_CITATION {"citationID":"peLtSGEZ","properties":{"formattedCitation":"\\super 7\\nosupersub{}","plainCitation":"7","noteIndex":0},"citationItems":[{"id":186235,"uris":["http://zotero.org/users/6583603/items/BDDFPQFI"],"itemData":{"id":186235,"type":"software","publisher":"R package","title":"presize: Sample size and precision for clinical trials (R package)","URL":"https://ctu-bern.r-universe.dev/presize","author":[{"family":"Jaeschke","given":"Anja"},{"family":"Haller","given":"Beat"},{"family":"Egger","given":"Matthias"}],"issued":{"date-parts":[["2025"]]}}}],"schema":"https://github.com/citation-style-language/schema/raw/master/csl-citation.json"} </w:instrText>
+        <w:instrText xml:space="preserve"> ADDIN ZOTERO_ITEM CSL_CITATION {"citationID":"peLtSGEZ","properties":{"formattedCitation":"\\super 12\\nosupersub{}","plainCitation":"12","noteIndex":0},"citationItems":[{"id":186235,"uris":["http://zotero.org/users/6583603/items/BDDFPQFI"],"itemData":{"id":186235,"type":"software","publisher":"R package","title":"presize: Sample size and precision for clinical trials (R package)","URL":"https://ctu-bern.r-universe.dev/presize","author":[{"family":"Jaeschke","given":"Anja"},{"family":"Haller","given":"Beat"},{"family":"Egger","given":"Matthias"}],"issued":{"date-parts":[["2025"]]}}}],"schema":"https://github.com/citation-style-language/schema/raw/master/csl-citation.json"} </w:instrText>
       </w:r>
       <w:r>
         <w:rPr>
@@ -6314,7 +10434,7 @@
           <w:kern w:val="0"/>
           <w:vertAlign w:val="superscript"/>
         </w:rPr>
-        <w:t>7</w:t>
+        <w:t>12</w:t>
       </w:r>
       <w:r>
         <w:rPr>
@@ -6328,7 +10448,15 @@
           <w:rFonts w:cs="Calibri"/>
           <w:color w:val="000000" w:themeColor="text1"/>
         </w:rPr>
-        <w:t xml:space="preserve">. Considering that 5.0% of trials would meet the criteria, with a prespecified 95% Confidence interval (CI) of </w:t>
+        <w:t xml:space="preserve">. Considering that 5.0% of trials would meet the criteria, with a </w:t>
+      </w:r>
+      <w:r>
+        <w:rPr>
+          <w:rFonts w:cs="Calibri"/>
+          <w:color w:val="000000" w:themeColor="text1"/>
+        </w:rPr>
+        <w:lastRenderedPageBreak/>
+        <w:t xml:space="preserve">prespecified 95% Confidence interval (CI) of </w:t>
       </w:r>
       <w:r>
         <w:rPr>
@@ -6444,7 +10572,7 @@
           <w:rFonts w:cs="Calibri"/>
           <w:color w:val="000000" w:themeColor="text1"/>
         </w:rPr>
-        <w:instrText xml:space="preserve"> ADDIN ZOTERO_ITEM CSL_CITATION {"citationID":"ZRWgdMgh","properties":{"formattedCitation":"\\super 8\\nosupersub{}","plainCitation":"8","noteIndex":0},"citationItems":[{"id":186385,"uris":["http://zotero.org/users/6583603/items/NN6S8CRC"],"itemData":{"id":186385,"type":"software","note":"volume: 2026","publisher":"RStudio, PBC","publisher-place":"Boston, MA","title":"RStudio","URL":"https://www.rstudio.com/","author":[{"literal":"RStudio Team"}],"issued":{"date-parts":[["2026"]]}}}],"schema":"https://github.com/citation-style-language/schema/raw/master/csl-citation.json"} </w:instrText>
+        <w:instrText xml:space="preserve"> ADDIN ZOTERO_ITEM CSL_CITATION {"citationID":"ZRWgdMgh","properties":{"formattedCitation":"\\super 13\\nosupersub{}","plainCitation":"13","noteIndex":0},"citationItems":[{"id":186385,"uris":["http://zotero.org/users/6583603/items/NN6S8CRC"],"itemData":{"id":186385,"type":"software","note":"volume: 2026","publisher":"RStudio, PBC","publisher-place":"Boston, MA","title":"RStudio","URL":"https://www.rstudio.com/","author":[{"literal":"RStudio Team"}],"issued":{"date-parts":[["2026"]]}}}],"schema":"https://github.com/citation-style-language/schema/raw/master/csl-citation.json"} </w:instrText>
       </w:r>
       <w:r>
         <w:rPr>
@@ -6460,7 +10588,7 @@
           <w:kern w:val="0"/>
           <w:vertAlign w:val="superscript"/>
         </w:rPr>
-        <w:t>8</w:t>
+        <w:t>13</w:t>
       </w:r>
       <w:r>
         <w:rPr>
@@ -7613,7 +11741,7 @@
           <w:color w:val="000000" w:themeColor="text1"/>
         </w:rPr>
       </w:pPr>
-      <w:commentRangeStart w:id="2"/>
+      <w:commentRangeStart w:id="3"/>
       <w:r>
         <w:rPr>
           <w:rFonts w:cs="Calibri"/>
@@ -7637,7 +11765,7 @@
         </w:rPr>
         <w:t xml:space="preserve"> </w:t>
       </w:r>
-      <w:commentRangeEnd w:id="2"/>
+      <w:commentRangeEnd w:id="3"/>
       <w:r>
         <w:rPr>
           <w:rStyle w:val="CommentReference"/>
@@ -7650,7 +11778,7 @@
           <w:sz w:val="22"/>
           <w:szCs w:val="24"/>
         </w:rPr>
-        <w:commentReference w:id="2"/>
+        <w:commentReference w:id="3"/>
       </w:r>
     </w:p>
     <w:p>
@@ -7930,7 +12058,7 @@
           <w:rFonts w:cs="Calibri"/>
           <w:color w:val="000000" w:themeColor="text1"/>
         </w:rPr>
-        <w:instrText xml:space="preserve"> ADDIN ZOTERO_ITEM CSL_CITATION {"citationID":"2YkpQUXK","properties":{"formattedCitation":"\\super 9\\nosupersub{}","plainCitation":"9","noteIndex":0},"citationItems":[{"id":186226,"uris":["http://zotero.org/users/6583603/items/XN4ZUVAU"],"itemData":{"id":186226,"type":"article-journal","abstract":"OBJECTIVE: To estimate the minimal important difference (MID) of the Comprehensive Complication Index (CCI ® ) in patients undergoing abdominal surgery.\nBACKGROUND: The CCI ® is a validated metric that quantifies cumulative surgical morbidity. While the CCI ® is a sensitive endpoint to detect treatment effects, a statistically significant effect does not necessarily translate into clinical relevance. Relevant differences from the patients' perspective are best captured by the MID.\nMETHODS: Individual patient data were extracted from surgical studies reporting CCI ® at 30 days and using patient-reported outcome measures with established MIDs at baseline and 30 days. To determine the MID for the CCI ® , we used an anchor-based approach as recommended by methods guidelines. A patient-reported outcome measure was selected as an anchor only if the Spearman correlation coefficient between its change in score (baseline to 30 days postoperative) and the CCI ® was ≥|0.30|. We used linear regression to estimate the MID of the CCI ® across different anchors, and triangulation to determine a single MID.\nRESULTS: Data were extracted from 3 published randomized controlled trials and 1 prospective observational study (n = 1583 patients) in major abdominal surgery. In colorectal surgery cohorts, 2 subscores of the Short Form-36, 2 subscores of the Multidimensional Fatigue Inventory-20, the EuroQol-5-Dimension Index Score, and the EuroQol Visual Analog Scale showed a correlation with the CCI ® of ≥|0.30|. This resulted in MID estimates for the CCI ® ranging from 6.1 to 22.2. In hepato-pancreato-biliary surgery, 1 subscore of the Short Form-36, and 2 subscores of the Patient Reported Outcome Measure Information System-29 questionnaire qualified as anchors providing MID estimates ranging from 6.2 to 13.8.\nCONCLUSIONS: We propose a mean difference of 12 points in the CCI ® between treatment groups as a relevant difference in patients undergoing abdominal surgery. This MID provides an important foundation for sample size calculations and interpretation of randomized controlled trials and large real-world observational studies.","container-title":"Annals of Surgery","DOI":"10.1097/SLA.0000000000006877","ISSN":"1528-1140","issue":"5","journalAbbreviation":"Ann Surg","language":"eng","page":"670-677","PMID":"40793921","source":"PubMed","title":"Beyond P Values : Novel Minimal Important Difference of the Comprehensive Complication Index That Reflects a Meaningful Outcome for Patients Undergoing Major Abdominal Surgery","title-short":"Beyond P Values","volume":"282","author":[{"family":"Abbassi","given":"Fariba"},{"family":"Pfister","given":"Matthias"},{"family":"Braun","given":"Julia"},{"family":"Angenete","given":"Eva"},{"family":"Haglind","given":"Eva"},{"family":"Onerup","given":"Aron"},{"family":"Heijmans","given":"Margot H. M."},{"family":"Slooter","given":"Gerrit D."},{"family":"Molenaar","given":"Charlotte J. L."},{"family":"Fiore","given":"Julio F."},{"family":"Feldman","given":"Liane S."},{"family":"Pecorelli","given":"Nicolò"},{"family":"Guarneri","given":"Giovanni"},{"family":"Falconi","given":"Massimo"},{"family":"Drejian","given":"Sarkis K."},{"family":"Fretland","given":"Åsmund A."},{"family":"Edwin","given":"Bjorn"},{"family":"Ubels","given":"Sander"},{"family":"Hannink","given":"Gerjon"},{"family":"Puhan","given":"Milo A."},{"family":"Clavien","given":"Pierre-Alain"}],"issued":{"date-parts":[["2025",11,1]]}}}],"schema":"https://github.com/citation-style-language/schema/raw/master/csl-citation.json"} </w:instrText>
+        <w:instrText xml:space="preserve"> ADDIN ZOTERO_ITEM CSL_CITATION {"citationID":"2YkpQUXK","properties":{"formattedCitation":"\\super 14\\nosupersub{}","plainCitation":"14","noteIndex":0},"citationItems":[{"id":186226,"uris":["http://zotero.org/users/6583603/items/XN4ZUVAU"],"itemData":{"id":186226,"type":"article-journal","abstract":"OBJECTIVE: To estimate the minimal important difference (MID) of the Comprehensive Complication Index (CCI ® ) in patients undergoing abdominal surgery.\nBACKGROUND: The CCI ® is a validated metric that quantifies cumulative surgical morbidity. While the CCI ® is a sensitive endpoint to detect treatment effects, a statistically significant effect does not necessarily translate into clinical relevance. Relevant differences from the patients' perspective are best captured by the MID.\nMETHODS: Individual patient data were extracted from surgical studies reporting CCI ® at 30 days and using patient-reported outcome measures with established MIDs at baseline and 30 days. To determine the MID for the CCI ® , we used an anchor-based approach as recommended by methods guidelines. A patient-reported outcome measure was selected as an anchor only if the Spearman correlation coefficient between its change in score (baseline to 30 days postoperative) and the CCI ® was ≥|0.30|. We used linear regression to estimate the MID of the CCI ® across different anchors, and triangulation to determine a single MID.\nRESULTS: Data were extracted from 3 published randomized controlled trials and 1 prospective observational study (n = 1583 patients) in major abdominal surgery. In colorectal surgery cohorts, 2 subscores of the Short Form-36, 2 subscores of the Multidimensional Fatigue Inventory-20, the EuroQol-5-Dimension Index Score, and the EuroQol Visual Analog Scale showed a correlation with the CCI ® of ≥|0.30|. This resulted in MID estimates for the CCI ® ranging from 6.1 to 22.2. In hepato-pancreato-biliary surgery, 1 subscore of the Short Form-36, and 2 subscores of the Patient Reported Outcome Measure Information System-29 questionnaire qualified as anchors providing MID estimates ranging from 6.2 to 13.8.\nCONCLUSIONS: We propose a mean difference of 12 points in the CCI ® between treatment groups as a relevant difference in patients undergoing abdominal surgery. This MID provides an important foundation for sample size calculations and interpretation of randomized controlled trials and large real-world observational studies.","container-title":"Annals of Surgery","DOI":"10.1097/SLA.0000000000006877","ISSN":"1528-1140","issue":"5","journalAbbreviation":"Ann Surg","language":"eng","page":"670-677","PMID":"40793921","source":"PubMed","title":"Beyond P Values : Novel Minimal Important Difference of the Comprehensive Complication Index That Reflects a Meaningful Outcome for Patients Undergoing Major Abdominal Surgery","title-short":"Beyond P Values","volume":"282","author":[{"family":"Abbassi","given":"Fariba"},{"family":"Pfister","given":"Matthias"},{"family":"Braun","given":"Julia"},{"family":"Angenete","given":"Eva"},{"family":"Haglind","given":"Eva"},{"family":"Onerup","given":"Aron"},{"family":"Heijmans","given":"Margot H. M."},{"family":"Slooter","given":"Gerrit D."},{"family":"Molenaar","given":"Charlotte J. L."},{"family":"Fiore","given":"Julio F."},{"family":"Feldman","given":"Liane S."},{"family":"Pecorelli","given":"Nicolò"},{"family":"Guarneri","given":"Giovanni"},{"family":"Falconi","given":"Massimo"},{"family":"Drejian","given":"Sarkis K."},{"family":"Fretland","given":"Åsmund A."},{"family":"Edwin","given":"Bjorn"},{"family":"Ubels","given":"Sander"},{"family":"Hannink","given":"Gerjon"},{"family":"Puhan","given":"Milo A."},{"family":"Clavien","given":"Pierre-Alain"}],"issued":{"date-parts":[["2025",11,1]]}}}],"schema":"https://github.com/citation-style-language/schema/raw/master/csl-citation.json"} </w:instrText>
       </w:r>
       <w:r>
         <w:rPr>
@@ -7946,7 +12074,7 @@
           <w:kern w:val="0"/>
           <w:vertAlign w:val="superscript"/>
         </w:rPr>
-        <w:t>9</w:t>
+        <w:t>14</w:t>
       </w:r>
       <w:r>
         <w:rPr>
@@ -8028,7 +12156,7 @@
           <w:szCs w:val="22"/>
         </w:rPr>
       </w:pPr>
-      <w:commentRangeStart w:id="3"/>
+      <w:commentRangeStart w:id="4"/>
       <w:r>
         <w:rPr>
           <w:rFonts w:eastAsia="Times New Roman" w:cs="Arial"/>
@@ -8043,7 +12171,7 @@
         </w:rPr>
         <w:t>our composite is novel and thus not the standard yet. and it is complimentary to ROB which , however, does not address the clinical meaningfulness of a trial at all. so I would emphasize the novelty, that this additional assessment is applicable widely and beyond surgery and then argue why we standardized the assessment as much as possible. but do emphasize the novelty and that it is well possible that this can be refined and adapted in the futire (as it happened to risk of bias assessments over the last decades)</w:t>
       </w:r>
-      <w:commentRangeEnd w:id="3"/>
+      <w:commentRangeEnd w:id="4"/>
       <w:r>
         <w:rPr>
           <w:rStyle w:val="CommentReference"/>
@@ -8056,7 +12184,7 @@
           <w:sz w:val="22"/>
           <w:szCs w:val="22"/>
         </w:rPr>
-        <w:commentReference w:id="3"/>
+        <w:commentReference w:id="4"/>
       </w:r>
     </w:p>
     <w:p>
@@ -8181,7 +12309,7 @@
       <w:r>
         <w:t xml:space="preserve"> </w:t>
       </w:r>
-      <w:commentRangeStart w:id="4"/>
+      <w:commentRangeStart w:id="5"/>
       <w:r>
         <w:rPr>
           <w:highlight w:val="yellow"/>
@@ -8195,7 +12323,7 @@
         <w:lastRenderedPageBreak/>
         <w:t>may be biased but helped us to establish the study procedures but that the main study is a consectuve sample in a certain period without the requirement of using the CCI. just go straight to that point and don't bring in any other points</w:t>
       </w:r>
-      <w:commentRangeEnd w:id="4"/>
+      <w:commentRangeEnd w:id="5"/>
       <w:r>
         <w:rPr>
           <w:rStyle w:val="CommentReference"/>
@@ -8203,7 +12331,7 @@
           <w:szCs w:val="24"/>
           <w:highlight w:val="yellow"/>
         </w:rPr>
-        <w:commentReference w:id="4"/>
+        <w:commentReference w:id="5"/>
       </w:r>
       <w:r>
         <w:rPr>
@@ -8292,20 +12420,7 @@
           <w:highlight w:val="yellow"/>
           <w:lang w:eastAsia="de-DE"/>
         </w:rPr>
-        <w:t>our</w:t>
-      </w:r>
-      <w:r>
-        <w:rPr>
-          <w:rFonts w:eastAsia="Times New Roman" w:cs="Calibri"/>
-          <w:b/>
-          <w:bCs/>
-          <w:i/>
-          <w:iCs/>
-          <w:color w:val="000000" w:themeColor="text1"/>
-          <w:highlight w:val="yellow"/>
-          <w:lang w:eastAsia="de-DE"/>
-        </w:rPr>
-        <w:t xml:space="preserve"> approach was driven by a prespecified sample size</w:t>
+        <w:t>our approach was driven by a prespecified sample size</w:t>
       </w:r>
       <w:r>
         <w:rPr>
@@ -8469,7 +12584,7 @@
         <w:fldChar w:fldCharType="begin"/>
       </w:r>
       <w:r>
-        <w:instrText xml:space="preserve"> ADDIN ZOTERO_ITEM CSL_CITATION {"citationID":"8xZ0bLsN","properties":{"formattedCitation":"\\super 10\\nosupersub{}","plainCitation":"10","noteIndex":0},"citationItems":[{"id":187568,"uris":["http://zotero.org/users/6583603/items/9SZTY2HH"],"itemData":{"id":187568,"type":"article-journal","abstract":"This meta-epidemiological study aimed to assess methodological quality of a sample of contemporary non-randomised clinical studies of clinical interventions.","container-title":"BMC Medical Research Methodology","DOI":"10.1186/s12874-022-01797-1","ISSN":"1471-2288","issue":"1","journalAbbreviation":"BMC Med Res Methodol","language":"en","page":"313","source":"Springer Link","title":"Quality of observational studies of clinical interventions: a meta-epidemiological review","title-short":"Quality of observational studies of clinical interventions","volume":"22","author":[{"family":"Grosman","given":"Sergei"},{"family":"Scott","given":"Ian A."}],"issued":{"date-parts":[["2022",12,7]]}}}],"schema":"https://github.com/citation-style-language/schema/raw/master/csl-citation.json"} </w:instrText>
+        <w:instrText xml:space="preserve"> ADDIN ZOTERO_ITEM CSL_CITATION {"citationID":"8xZ0bLsN","properties":{"formattedCitation":"\\super 15\\nosupersub{}","plainCitation":"15","noteIndex":0},"citationItems":[{"id":187568,"uris":["http://zotero.org/users/6583603/items/9SZTY2HH"],"itemData":{"id":187568,"type":"article-journal","abstract":"This meta-epidemiological study aimed to assess methodological quality of a sample of contemporary non-randomised clinical studies of clinical interventions.","container-title":"BMC Medical Research Methodology","DOI":"10.1186/s12874-022-01797-1","ISSN":"1471-2288","issue":"1","journalAbbreviation":"BMC Med Res Methodol","language":"en","page":"313","source":"Springer Link","title":"Quality of observational studies of clinical interventions: a meta-epidemiological review","title-short":"Quality of observational studies of clinical interventions","volume":"22","author":[{"family":"Grosman","given":"Sergei"},{"family":"Scott","given":"Ian A."}],"issued":{"date-parts":[["2022",12,7]]}}}],"schema":"https://github.com/citation-style-language/schema/raw/master/csl-citation.json"} </w:instrText>
       </w:r>
       <w:r>
         <w:fldChar w:fldCharType="separate"/>
@@ -8480,7 +12595,7 @@
           <w:kern w:val="0"/>
           <w:vertAlign w:val="superscript"/>
         </w:rPr>
-        <w:t>10</w:t>
+        <w:t>15</w:t>
       </w:r>
       <w:r>
         <w:fldChar w:fldCharType="end"/>
@@ -8859,7 +12974,23 @@
           <w:color w:val="000000"/>
         </w:rPr>
         <w:tab/>
-        <w:t>Jaeschke A, Haller B, Egger M. presize: Sample size and precision for clinical trials (R package) Available from: https://ctu-bern.r-universe.dev/presize. 2025.</w:t>
+        <w:t xml:space="preserve">Guyatt GH, Osoba D, Wu AW, et al. Methods to Explain the Clinical Significance of Health Status Measures. </w:t>
+      </w:r>
+      <w:r>
+        <w:rPr>
+          <w:rFonts w:hAnsiTheme="minorHAnsi" w:cs="Arial"/>
+          <w:i/>
+          <w:iCs/>
+          <w:color w:val="000000"/>
+        </w:rPr>
+        <w:t>Mayo Clinic Proceedings</w:t>
+      </w:r>
+      <w:r>
+        <w:rPr>
+          <w:rFonts w:hAnsiTheme="minorHAnsi" w:cs="Arial"/>
+          <w:color w:val="000000"/>
+        </w:rPr>
+        <w:t>. 2002;77:371–383.</w:t>
       </w:r>
     </w:p>
     <w:p>
@@ -8883,7 +13014,23 @@
           <w:color w:val="000000"/>
         </w:rPr>
         <w:tab/>
-        <w:t>RStudio Team. RStudio. 2026 Available from: https://www.rstudio.com/. 2026.</w:t>
+        <w:t xml:space="preserve">Lydick E, Epstein RS. Interpretation of quality of life changes. </w:t>
+      </w:r>
+      <w:r>
+        <w:rPr>
+          <w:rFonts w:hAnsiTheme="minorHAnsi" w:cs="Arial"/>
+          <w:i/>
+          <w:iCs/>
+          <w:color w:val="000000"/>
+        </w:rPr>
+        <w:t>Qual Life Res</w:t>
+      </w:r>
+      <w:r>
+        <w:rPr>
+          <w:rFonts w:hAnsiTheme="minorHAnsi" w:cs="Arial"/>
+          <w:color w:val="000000"/>
+        </w:rPr>
+        <w:t>. 1993;2:221–226.</w:t>
       </w:r>
     </w:p>
     <w:p>
@@ -8907,7 +13054,7 @@
           <w:color w:val="000000"/>
         </w:rPr>
         <w:tab/>
-        <w:t xml:space="preserve">Abbassi F, Pfister M, Braun J, et al. Beyond P Values : Novel Minimal Important Difference of the Comprehensive Complication Index That Reflects a Meaningful Outcome for Patients Undergoing Major Abdominal Surgery. </w:t>
+        <w:t xml:space="preserve">Black N, Murphy M, Lamping D, et al. Consensus Development Methods: A Review of Best Practice in Creating Clinical Guidelines. </w:t>
       </w:r>
       <w:r>
         <w:rPr>
@@ -8916,14 +13063,14 @@
           <w:iCs/>
           <w:color w:val="000000"/>
         </w:rPr>
-        <w:t>Ann Surg</w:t>
+        <w:t>J Health Serv Res Policy</w:t>
       </w:r>
       <w:r>
         <w:rPr>
           <w:rFonts w:hAnsiTheme="minorHAnsi" w:cs="Arial"/>
           <w:color w:val="000000"/>
         </w:rPr>
-        <w:t>. 2025;282:670–677.</w:t>
+        <w:t>. 1999;4:236–248.</w:t>
       </w:r>
     </w:p>
     <w:p>
@@ -8947,7 +13094,7 @@
           <w:color w:val="000000"/>
         </w:rPr>
         <w:tab/>
-        <w:t xml:space="preserve">Grosman S, Scott IA. Quality of observational studies of clinical interventions: a meta-epidemiological review. </w:t>
+        <w:t xml:space="preserve">Levene T, Livingston G, Banerjee S, et al. Minimum clinically important difference of the Social Functioning in Dementia Scale (SF-DEM): cross-sectional study and Delphi survey. </w:t>
       </w:r>
       <w:r>
         <w:rPr>
@@ -8956,20 +13103,187 @@
           <w:iCs/>
           <w:color w:val="000000"/>
         </w:rPr>
-        <w:t>BMC Med Res Methodol</w:t>
+        <w:t>BMJ Open</w:t>
       </w:r>
       <w:r>
         <w:rPr>
           <w:rFonts w:hAnsiTheme="minorHAnsi" w:cs="Arial"/>
           <w:color w:val="000000"/>
         </w:rPr>
-        <w:t>. 2022;22:313.</w:t>
+        <w:t>. 2022;12:e058252.</w:t>
       </w:r>
     </w:p>
     <w:p>
       <w:pPr>
         <w:pStyle w:val="Bibliography"/>
-        <w:spacing w:line="480" w:lineRule="auto"/>
+        <w:rPr>
+          <w:rFonts w:hAnsiTheme="minorHAnsi" w:cs="Arial"/>
+          <w:color w:val="000000"/>
+        </w:rPr>
+      </w:pPr>
+      <w:r>
+        <w:rPr>
+          <w:rFonts w:hAnsiTheme="minorHAnsi" w:cs="Arial"/>
+          <w:color w:val="000000"/>
+        </w:rPr>
+        <w:t xml:space="preserve">11. </w:t>
+      </w:r>
+      <w:r>
+        <w:rPr>
+          <w:rFonts w:hAnsiTheme="minorHAnsi" w:cs="Arial"/>
+          <w:color w:val="000000"/>
+        </w:rPr>
+        <w:tab/>
+        <w:t xml:space="preserve">McKenna HP. The Delphi technique: a worthwhile research approach for nursing? </w:t>
+      </w:r>
+      <w:r>
+        <w:rPr>
+          <w:rFonts w:hAnsiTheme="minorHAnsi" w:cs="Arial"/>
+          <w:i/>
+          <w:iCs/>
+          <w:color w:val="000000"/>
+        </w:rPr>
+        <w:t>J Adv Nurs</w:t>
+      </w:r>
+      <w:r>
+        <w:rPr>
+          <w:rFonts w:hAnsiTheme="minorHAnsi" w:cs="Arial"/>
+          <w:color w:val="000000"/>
+        </w:rPr>
+        <w:t>. 1994;19:1221–1225.</w:t>
+      </w:r>
+    </w:p>
+    <w:p>
+      <w:pPr>
+        <w:pStyle w:val="Bibliography"/>
+        <w:rPr>
+          <w:rFonts w:hAnsiTheme="minorHAnsi" w:cs="Arial"/>
+          <w:color w:val="000000"/>
+        </w:rPr>
+      </w:pPr>
+      <w:r>
+        <w:rPr>
+          <w:rFonts w:hAnsiTheme="minorHAnsi" w:cs="Arial"/>
+          <w:color w:val="000000"/>
+        </w:rPr>
+        <w:t xml:space="preserve">12. </w:t>
+      </w:r>
+      <w:r>
+        <w:rPr>
+          <w:rFonts w:hAnsiTheme="minorHAnsi" w:cs="Arial"/>
+          <w:color w:val="000000"/>
+        </w:rPr>
+        <w:tab/>
+        <w:t>Jaeschke A, Haller B, Egger M. presize: Sample size and precision for clinical trials (R package) Available from: https://ctu-bern.r-universe.dev/presize. 2025.</w:t>
+      </w:r>
+    </w:p>
+    <w:p>
+      <w:pPr>
+        <w:pStyle w:val="Bibliography"/>
+        <w:rPr>
+          <w:rFonts w:hAnsiTheme="minorHAnsi" w:cs="Arial"/>
+          <w:color w:val="000000"/>
+        </w:rPr>
+      </w:pPr>
+      <w:r>
+        <w:rPr>
+          <w:rFonts w:hAnsiTheme="minorHAnsi" w:cs="Arial"/>
+          <w:color w:val="000000"/>
+        </w:rPr>
+        <w:t xml:space="preserve">13. </w:t>
+      </w:r>
+      <w:r>
+        <w:rPr>
+          <w:rFonts w:hAnsiTheme="minorHAnsi" w:cs="Arial"/>
+          <w:color w:val="000000"/>
+        </w:rPr>
+        <w:tab/>
+        <w:t>RStudio Team. RStudio. 2026 Available from: https://www.rstudio.com/. 2026.</w:t>
+      </w:r>
+    </w:p>
+    <w:p>
+      <w:pPr>
+        <w:pStyle w:val="Bibliography"/>
+        <w:rPr>
+          <w:rFonts w:hAnsiTheme="minorHAnsi" w:cs="Arial"/>
+          <w:color w:val="000000"/>
+        </w:rPr>
+      </w:pPr>
+      <w:r>
+        <w:rPr>
+          <w:rFonts w:hAnsiTheme="minorHAnsi" w:cs="Arial"/>
+          <w:color w:val="000000"/>
+        </w:rPr>
+        <w:t xml:space="preserve">14. </w:t>
+      </w:r>
+      <w:r>
+        <w:rPr>
+          <w:rFonts w:hAnsiTheme="minorHAnsi" w:cs="Arial"/>
+          <w:color w:val="000000"/>
+        </w:rPr>
+        <w:tab/>
+        <w:t xml:space="preserve">Abbassi F, Pfister M, Braun J, et al. Beyond P Values : Novel Minimal Important Difference of the Comprehensive Complication Index That Reflects a Meaningful Outcome for Patients Undergoing Major Abdominal Surgery. </w:t>
+      </w:r>
+      <w:r>
+        <w:rPr>
+          <w:rFonts w:hAnsiTheme="minorHAnsi" w:cs="Arial"/>
+          <w:i/>
+          <w:iCs/>
+          <w:color w:val="000000"/>
+        </w:rPr>
+        <w:t>Ann Surg</w:t>
+      </w:r>
+      <w:r>
+        <w:rPr>
+          <w:rFonts w:hAnsiTheme="minorHAnsi" w:cs="Arial"/>
+          <w:color w:val="000000"/>
+        </w:rPr>
+        <w:t>. 2025;282:670–677.</w:t>
+      </w:r>
+    </w:p>
+    <w:p>
+      <w:pPr>
+        <w:pStyle w:val="Bibliography"/>
+        <w:rPr>
+          <w:rFonts w:hAnsiTheme="minorHAnsi" w:cs="Arial"/>
+          <w:color w:val="000000"/>
+        </w:rPr>
+      </w:pPr>
+      <w:r>
+        <w:rPr>
+          <w:rFonts w:hAnsiTheme="minorHAnsi" w:cs="Arial"/>
+          <w:color w:val="000000"/>
+        </w:rPr>
+        <w:t xml:space="preserve">15. </w:t>
+      </w:r>
+      <w:r>
+        <w:rPr>
+          <w:rFonts w:hAnsiTheme="minorHAnsi" w:cs="Arial"/>
+          <w:color w:val="000000"/>
+        </w:rPr>
+        <w:tab/>
+        <w:t xml:space="preserve">Grosman S, Scott IA. Quality of observational studies of clinical interventions: a meta-epidemiological review. </w:t>
+      </w:r>
+      <w:r>
+        <w:rPr>
+          <w:rFonts w:hAnsiTheme="minorHAnsi" w:cs="Arial"/>
+          <w:i/>
+          <w:iCs/>
+          <w:color w:val="000000"/>
+        </w:rPr>
+        <w:t>BMC Med Res Methodol</w:t>
+      </w:r>
+      <w:r>
+        <w:rPr>
+          <w:rFonts w:hAnsiTheme="minorHAnsi" w:cs="Arial"/>
+          <w:color w:val="000000"/>
+        </w:rPr>
+        <w:t>. 2022;22:313.</w:t>
+      </w:r>
+    </w:p>
+    <w:p>
+      <w:pPr>
+        <w:pStyle w:val="Bibliography"/>
         <w:rPr>
           <w:rFonts w:asciiTheme="minorHAnsi" w:hAnsiTheme="minorHAnsi" w:cstheme="minorHAnsi"/>
           <w:color w:val="000000" w:themeColor="text1"/>
@@ -9032,7 +13346,7 @@
       </w:r>
     </w:p>
   </w:comment>
-  <w:comment w:id="2" w:author="Joana Rodrigues Ribeiro" w:date="2026-03-31T22:29:00Z" w:initials="JRR">
+  <w:comment w:id="2" w:author="Joana Rodrigues Ribeiro" w:date="2026-04-03T08:30:00Z" w:initials="JRR">
     <w:p>
       <w:r>
         <w:rPr>
@@ -9045,11 +13359,11 @@
           <w:sz w:val="20"/>
           <w:szCs w:val="20"/>
         </w:rPr>
-        <w:t>add 1 paragraph addressing reviewer's 1 comment + comment from the ex-BJS chief editor</w:t>
+        <w:t>reformulate</w:t>
       </w:r>
     </w:p>
   </w:comment>
-  <w:comment w:id="3" w:author="Joana Rodrigues Ribeiro" w:date="2026-03-31T22:28:00Z" w:initials="JRR">
+  <w:comment w:id="3" w:author="Joana Rodrigues Ribeiro" w:date="2026-03-31T22:29:00Z" w:initials="JRR">
     <w:p>
       <w:r>
         <w:rPr>
@@ -9062,11 +13376,28 @@
           <w:sz w:val="20"/>
           <w:szCs w:val="20"/>
         </w:rPr>
-        <w:t>rephrase this novelty point, area for improvbement, and standardization as a tool</w:t>
+        <w:t>add 1 paragraph addressing reviewer's 1 comment + comment from the ex-BJS chief editor</w:t>
       </w:r>
     </w:p>
   </w:comment>
-  <w:comment w:id="4" w:author="Joana Rodrigues Ribeiro" w:date="2026-03-31T22:17:00Z" w:initials="JRR">
+  <w:comment w:id="4" w:author="Joana Rodrigues Ribeiro" w:date="2026-03-31T22:28:00Z" w:initials="JRR">
+    <w:p>
+      <w:r>
+        <w:rPr>
+          <w:rStyle w:val="CommentReference"/>
+        </w:rPr>
+        <w:annotationRef/>
+      </w:r>
+      <w:r>
+        <w:rPr>
+          <w:sz w:val="20"/>
+          <w:szCs w:val="20"/>
+        </w:rPr>
+        <w:t>rephrase this novelty point, area for improvbement, and standardization as a tool</w:t>
+      </w:r>
+    </w:p>
+  </w:comment>
+  <w:comment w:id="5" w:author="Joana Rodrigues Ribeiro" w:date="2026-03-31T22:17:00Z" w:initials="JRR">
     <w:p>
       <w:r>
         <w:rPr>
@@ -9088,7 +13419,8 @@
 
 <file path=word/commentsExtended.xml><?xml version="1.0" encoding="utf-8"?>
 <w15:commentsEx xmlns:wpc="http://schemas.microsoft.com/office/word/2010/wordprocessingCanvas" xmlns:cx="http://schemas.microsoft.com/office/drawing/2014/chartex" xmlns:cx1="http://schemas.microsoft.com/office/drawing/2015/9/8/chartex" xmlns:cx2="http://schemas.microsoft.com/office/drawing/2015/10/21/chartex" xmlns:cx3="http://schemas.microsoft.com/office/drawing/2016/5/9/chartex" xmlns:cx4="http://schemas.microsoft.com/office/drawing/2016/5/10/chartex" xmlns:cx5="http://schemas.microsoft.com/office/drawing/2016/5/11/chartex" xmlns:cx6="http://schemas.microsoft.com/office/drawing/2016/5/12/chartex" xmlns:cx7="http://schemas.microsoft.com/office/drawing/2016/5/13/chartex" xmlns:cx8="http://schemas.microsoft.com/office/drawing/2016/5/14/chartex" xmlns:mc="http://schemas.openxmlformats.org/markup-compatibility/2006" xmlns:aink="http://schemas.microsoft.com/office/drawing/2016/ink" xmlns:am3d="http://schemas.microsoft.com/office/drawing/2017/model3d" xmlns:o="urn:schemas-microsoft-com:office:office" xmlns:oel="http://schemas.microsoft.com/office/2019/extlst" xmlns:r="http://schemas.openxmlformats.org/officeDocument/2006/relationships" xmlns:m="http://schemas.openxmlformats.org/officeDocument/2006/math" xmlns:v="urn:schemas-microsoft-com:vml" xmlns:wp14="http://schemas.microsoft.com/office/word/2010/wordprocessingDrawing" xmlns:wp="http://schemas.openxmlformats.org/drawingml/2006/wordprocessingDrawing" xmlns:w10="urn:schemas-microsoft-com:office:word" xmlns:w="http://schemas.openxmlformats.org/wordprocessingml/2006/main" xmlns:w14="http://schemas.microsoft.com/office/word/2010/wordml" xmlns:w15="http://schemas.microsoft.com/office/word/2012/wordml" xmlns:w16cex="http://schemas.microsoft.com/office/word/2018/wordml/cex" xmlns:w16cid="http://schemas.microsoft.com/office/word/2016/wordml/cid" xmlns:w16="http://schemas.microsoft.com/office/word/2018/wordml" xmlns:w16du="http://schemas.microsoft.com/office/word/2023/wordml/word16du" xmlns:w16sdtdh="http://schemas.microsoft.com/office/word/2020/wordml/sdtdatahash" xmlns:w16sdtfl="http://schemas.microsoft.com/office/word/2024/wordml/sdtformatlock" xmlns:w16se="http://schemas.microsoft.com/office/word/2015/wordml/symex" xmlns:wpg="http://schemas.microsoft.com/office/word/2010/wordprocessingGroup" xmlns:wpi="http://schemas.microsoft.com/office/word/2010/wordprocessingInk" xmlns:wne="http://schemas.microsoft.com/office/word/2006/wordml" xmlns:wps="http://schemas.microsoft.com/office/word/2010/wordprocessingShape" mc:Ignorable="w14 w15 w16se w16cid w16 w16cex w16sdtdh w16sdtfl w16du wp14">
-  <w15:commentEx w15:paraId="58AAEA10" w15:done="0"/>
+  <w15:commentEx w15:paraId="6CCBE7DA" w15:done="0"/>
+  <w15:commentEx w15:paraId="17DDA8DC" w15:done="0"/>
   <w15:commentEx w15:paraId="0EBDD61C" w15:done="0"/>
   <w15:commentEx w15:paraId="5C506333" w15:done="0"/>
   <w15:commentEx w15:paraId="6E2FD801" w15:done="0"/>
@@ -9098,6 +13430,7 @@
 <file path=word/commentsExtensible.xml><?xml version="1.0" encoding="utf-8"?>
 <w16cex:commentsExtensible xmlns:wpc="http://schemas.microsoft.com/office/word/2010/wordprocessingCanvas" xmlns:cx="http://schemas.microsoft.com/office/drawing/2014/chartex" xmlns:cx1="http://schemas.microsoft.com/office/drawing/2015/9/8/chartex" xmlns:cx2="http://schemas.microsoft.com/office/drawing/2015/10/21/chartex" xmlns:cx3="http://schemas.microsoft.com/office/drawing/2016/5/9/chartex" xmlns:cx4="http://schemas.microsoft.com/office/drawing/2016/5/10/chartex" xmlns:cx5="http://schemas.microsoft.com/office/drawing/2016/5/11/chartex" xmlns:cx6="http://schemas.microsoft.com/office/drawing/2016/5/12/chartex" xmlns:cx7="http://schemas.microsoft.com/office/drawing/2016/5/13/chartex" xmlns:cx8="http://schemas.microsoft.com/office/drawing/2016/5/14/chartex" xmlns:cr="http://schemas.microsoft.com/office/comments/2020/reactions" xmlns:mc="http://schemas.openxmlformats.org/markup-compatibility/2006" xmlns:aink="http://schemas.microsoft.com/office/drawing/2016/ink" xmlns:am3d="http://schemas.microsoft.com/office/drawing/2017/model3d" xmlns:o="urn:schemas-microsoft-com:office:office" xmlns:oel="http://schemas.microsoft.com/office/2019/extlst" xmlns:r="http://schemas.openxmlformats.org/officeDocument/2006/relationships" xmlns:m="http://schemas.openxmlformats.org/officeDocument/2006/math" xmlns:v="urn:schemas-microsoft-com:vml" xmlns:wp14="http://schemas.microsoft.com/office/word/2010/wordprocessingDrawing" xmlns:wp="http://schemas.openxmlformats.org/drawingml/2006/wordprocessingDrawing" xmlns:w10="urn:schemas-microsoft-com:office:word" xmlns:w="http://schemas.openxmlformats.org/wordprocessingml/2006/main" xmlns:w14="http://schemas.microsoft.com/office/word/2010/wordml" xmlns:w15="http://schemas.microsoft.com/office/word/2012/wordml" xmlns:w16cex="http://schemas.microsoft.com/office/word/2018/wordml/cex" xmlns:w16cid="http://schemas.microsoft.com/office/word/2016/wordml/cid" xmlns:w16="http://schemas.microsoft.com/office/word/2018/wordml" xmlns:w16du="http://schemas.microsoft.com/office/word/2023/wordml/word16du" xmlns:w16sdtdh="http://schemas.microsoft.com/office/word/2020/wordml/sdtdatahash" xmlns:w16sdtfl="http://schemas.microsoft.com/office/word/2024/wordml/sdtformatlock" xmlns:w16se="http://schemas.microsoft.com/office/word/2015/wordml/symex" xmlns:wpg="http://schemas.microsoft.com/office/word/2010/wordprocessingGroup" xmlns:wpi="http://schemas.microsoft.com/office/word/2010/wordprocessingInk" xmlns:wne="http://schemas.microsoft.com/office/word/2006/wordml" xmlns:wps="http://schemas.microsoft.com/office/word/2010/wordprocessingShape" mc:Ignorable="w14 w15 w16se w16cid w16 w16cex w16sdtdh w16sdtfl cr w16du wp14">
   <w16cex:commentExtensible w16cex:durableId="7F0CF1EE" w16cex:dateUtc="2026-03-31T20:08:00Z"/>
+  <w16cex:commentExtensible w16cex:durableId="40314583" w16cex:dateUtc="2026-04-03T06:30:00Z"/>
   <w16cex:commentExtensible w16cex:durableId="71EEEC9E" w16cex:dateUtc="2026-03-31T20:29:00Z"/>
   <w16cex:commentExtensible w16cex:durableId="3C3B8613" w16cex:dateUtc="2026-03-31T20:28:00Z"/>
   <w16cex:commentExtensible w16cex:durableId="2092C3F4" w16cex:dateUtc="2026-03-31T20:17:00Z"/>
@@ -9106,7 +13439,8 @@
 
 <file path=word/commentsIds.xml><?xml version="1.0" encoding="utf-8"?>
 <w16cid:commentsIds xmlns:wpc="http://schemas.microsoft.com/office/word/2010/wordprocessingCanvas" xmlns:cx="http://schemas.microsoft.com/office/drawing/2014/chartex" xmlns:cx1="http://schemas.microsoft.com/office/drawing/2015/9/8/chartex" xmlns:cx2="http://schemas.microsoft.com/office/drawing/2015/10/21/chartex" xmlns:cx3="http://schemas.microsoft.com/office/drawing/2016/5/9/chartex" xmlns:cx4="http://schemas.microsoft.com/office/drawing/2016/5/10/chartex" xmlns:cx5="http://schemas.microsoft.com/office/drawing/2016/5/11/chartex" xmlns:cx6="http://schemas.microsoft.com/office/drawing/2016/5/12/chartex" xmlns:cx7="http://schemas.microsoft.com/office/drawing/2016/5/13/chartex" xmlns:cx8="http://schemas.microsoft.com/office/drawing/2016/5/14/chartex" xmlns:mc="http://schemas.openxmlformats.org/markup-compatibility/2006" xmlns:aink="http://schemas.microsoft.com/office/drawing/2016/ink" xmlns:am3d="http://schemas.microsoft.com/office/drawing/2017/model3d" xmlns:o="urn:schemas-microsoft-com:office:office" xmlns:oel="http://schemas.microsoft.com/office/2019/extlst" xmlns:r="http://schemas.openxmlformats.org/officeDocument/2006/relationships" xmlns:m="http://schemas.openxmlformats.org/officeDocument/2006/math" xmlns:v="urn:schemas-microsoft-com:vml" xmlns:wp14="http://schemas.microsoft.com/office/word/2010/wordprocessingDrawing" xmlns:wp="http://schemas.openxmlformats.org/drawingml/2006/wordprocessingDrawing" xmlns:w10="urn:schemas-microsoft-com:office:word" xmlns:w="http://schemas.openxmlformats.org/wordprocessingml/2006/main" xmlns:w14="http://schemas.microsoft.com/office/word/2010/wordml" xmlns:w15="http://schemas.microsoft.com/office/word/2012/wordml" xmlns:w16cex="http://schemas.microsoft.com/office/word/2018/wordml/cex" xmlns:w16cid="http://schemas.microsoft.com/office/word/2016/wordml/cid" xmlns:w16="http://schemas.microsoft.com/office/word/2018/wordml" xmlns:w16du="http://schemas.microsoft.com/office/word/2023/wordml/word16du" xmlns:w16sdtdh="http://schemas.microsoft.com/office/word/2020/wordml/sdtdatahash" xmlns:w16sdtfl="http://schemas.microsoft.com/office/word/2024/wordml/sdtformatlock" xmlns:w16se="http://schemas.microsoft.com/office/word/2015/wordml/symex" xmlns:wpg="http://schemas.microsoft.com/office/word/2010/wordprocessingGroup" xmlns:wpi="http://schemas.microsoft.com/office/word/2010/wordprocessingInk" xmlns:wne="http://schemas.microsoft.com/office/word/2006/wordml" xmlns:wps="http://schemas.microsoft.com/office/word/2010/wordprocessingShape" mc:Ignorable="w14 w15 w16se w16cid w16 w16cex w16sdtdh w16sdtfl w16du wp14">
-  <w16cid:commentId w16cid:paraId="58AAEA10" w16cid:durableId="7F0CF1EE"/>
+  <w16cid:commentId w16cid:paraId="6CCBE7DA" w16cid:durableId="7F0CF1EE"/>
+  <w16cid:commentId w16cid:paraId="17DDA8DC" w16cid:durableId="40314583"/>
   <w16cid:commentId w16cid:paraId="0EBDD61C" w16cid:durableId="71EEEC9E"/>
   <w16cid:commentId w16cid:paraId="5C506333" w16cid:durableId="3C3B8613"/>
   <w16cid:commentId w16cid:paraId="6E2FD801" w16cid:durableId="2092C3F4"/>
